--- a/docs/artigo.docx
+++ b/docs/artigo.docx
@@ -1,19 +1,17 @@
 
 <file path=word/document.xml><?xml version="1.0" encoding="utf-8"?>
-<w:document xmlns:wpc="http://schemas.microsoft.com/office/word/2010/wordprocessingCanvas" xmlns:cx="http://schemas.microsoft.com/office/drawing/2014/chartex" xmlns:cx1="http://schemas.microsoft.com/office/drawing/2015/9/8/chartex" xmlns:cx2="http://schemas.microsoft.com/office/drawing/2015/10/21/chartex" xmlns:cx3="http://schemas.microsoft.com/office/drawing/2016/5/9/chartex" xmlns:cx4="http://schemas.microsoft.com/office/drawing/2016/5/10/chartex" xmlns:cx5="http://schemas.microsoft.com/office/drawing/2016/5/11/chartex" xmlns:cx6="http://schemas.microsoft.com/office/drawing/2016/5/12/chartex" xmlns:cx7="http://schemas.microsoft.com/office/drawing/2016/5/13/chartex" xmlns:cx8="http://schemas.microsoft.com/office/drawing/2016/5/14/chartex" xmlns:mc="http://schemas.openxmlformats.org/markup-compatibility/2006" xmlns:aink="http://schemas.microsoft.com/office/drawing/2016/ink" xmlns:am3d="http://schemas.microsoft.com/office/drawing/2017/model3d" xmlns:o="urn:schemas-microsoft-com:office:office" xmlns:oel="http://schemas.microsoft.com/office/2019/extlst" xmlns:r="http://schemas.openxmlformats.org/officeDocument/2006/relationships" xmlns:m="http://schemas.openxmlformats.org/officeDocument/2006/math" xmlns:v="urn:schemas-microsoft-com:vml" xmlns:wp14="http://schemas.microsoft.com/office/word/2010/wordprocessingDrawing" xmlns:wp="http://schemas.openxmlformats.org/drawingml/2006/wordprocessingDrawing" xmlns:w10="urn:schemas-microsoft-com:office:word" xmlns:w="http://schemas.openxmlformats.org/wordprocessingml/2006/main" xmlns:w14="http://schemas.microsoft.com/office/word/2010/wordml" xmlns:w15="http://schemas.microsoft.com/office/word/2012/wordml" xmlns:w16cex="http://schemas.microsoft.com/office/word/2018/wordml/cex" xmlns:w16cid="http://schemas.microsoft.com/office/word/2016/wordml/cid" xmlns:w16="http://schemas.microsoft.com/office/word/2018/wordml" xmlns:w16sdtdh="http://schemas.microsoft.com/office/word/2020/wordml/sdtdatahash" xmlns:w16se="http://schemas.microsoft.com/office/word/2015/wordml/symex" xmlns:wpg="http://schemas.microsoft.com/office/word/2010/wordprocessingGroup" xmlns:wpi="http://schemas.microsoft.com/office/word/2010/wordprocessingInk" xmlns:wne="http://schemas.microsoft.com/office/word/2006/wordml" xmlns:wps="http://schemas.microsoft.com/office/word/2010/wordprocessingShape" mc:Ignorable="w14 w15 w16se w16cid w16 w16cex w16sdtdh wp14">
+<w:document xmlns:wpc="http://schemas.microsoft.com/office/word/2010/wordprocessingCanvas" xmlns:cx="http://schemas.microsoft.com/office/drawing/2014/chartex" xmlns:cx1="http://schemas.microsoft.com/office/drawing/2015/9/8/chartex" xmlns:cx2="http://schemas.microsoft.com/office/drawing/2015/10/21/chartex" xmlns:cx3="http://schemas.microsoft.com/office/drawing/2016/5/9/chartex" xmlns:cx4="http://schemas.microsoft.com/office/drawing/2016/5/10/chartex" xmlns:cx5="http://schemas.microsoft.com/office/drawing/2016/5/11/chartex" xmlns:cx6="http://schemas.microsoft.com/office/drawing/2016/5/12/chartex" xmlns:cx7="http://schemas.microsoft.com/office/drawing/2016/5/13/chartex" xmlns:cx8="http://schemas.microsoft.com/office/drawing/2016/5/14/chartex" xmlns:mc="http://schemas.openxmlformats.org/markup-compatibility/2006" xmlns:aink="http://schemas.microsoft.com/office/drawing/2016/ink" xmlns:am3d="http://schemas.microsoft.com/office/drawing/2017/model3d" xmlns:o="urn:schemas-microsoft-com:office:office" xmlns:oel="http://schemas.microsoft.com/office/2019/extlst" xmlns:r="http://schemas.openxmlformats.org/officeDocument/2006/relationships" xmlns:m="http://schemas.openxmlformats.org/officeDocument/2006/math" xmlns:v="urn:schemas-microsoft-com:vml" xmlns:wp14="http://schemas.microsoft.com/office/word/2010/wordprocessingDrawing" xmlns:wp="http://schemas.openxmlformats.org/drawingml/2006/wordprocessingDrawing" xmlns:w10="urn:schemas-microsoft-com:office:word" xmlns:w="http://schemas.openxmlformats.org/wordprocessingml/2006/main" xmlns:w14="http://schemas.microsoft.com/office/word/2010/wordml" xmlns:w15="http://schemas.microsoft.com/office/word/2012/wordml" xmlns:w16cex="http://schemas.microsoft.com/office/word/2018/wordml/cex" xmlns:w16cid="http://schemas.microsoft.com/office/word/2016/wordml/cid" xmlns:w16="http://schemas.microsoft.com/office/word/2018/wordml" xmlns:w16du="http://schemas.microsoft.com/office/word/2023/wordml/word16du" xmlns:w16sdtdh="http://schemas.microsoft.com/office/word/2020/wordml/sdtdatahash" xmlns:w16sdtfl="http://schemas.microsoft.com/office/word/2024/wordml/sdtformatlock" xmlns:w16se="http://schemas.microsoft.com/office/word/2015/wordml/symex" xmlns:wpg="http://schemas.microsoft.com/office/word/2010/wordprocessingGroup" xmlns:wpi="http://schemas.microsoft.com/office/word/2010/wordprocessingInk" xmlns:wne="http://schemas.microsoft.com/office/word/2006/wordml" xmlns:wps="http://schemas.microsoft.com/office/word/2010/wordprocessingShape" mc:Ignorable="w14 w15 w16se w16cid w16 w16cex w16sdtdh w16sdtfl w16du wp14">
   <w:body>
     <w:p>
       <w:pPr>
         <w:pStyle w:val="Ttulo"/>
         <w:ind w:firstLine="0"/>
         <w:rPr>
-          <w:color w:val="auto"/>
           <w:lang w:val="pt-BR"/>
         </w:rPr>
       </w:pPr>
       <w:r>
         <w:rPr>
-          <w:color w:val="auto"/>
           <w:lang w:val="pt-BR"/>
         </w:rPr>
         <w:t>Predição de Risco de Crédito Utilizando Técnicas de Machine Learning</w:t>
@@ -22,19 +20,13 @@
     <w:p>
       <w:pPr>
         <w:pStyle w:val="Author"/>
-        <w:suppressLineNumbers w:val="0"/>
-        <w:bidi w:val="0"/>
-        <w:spacing w:before="240" w:beforeAutospacing="off" w:after="0" w:afterAutospacing="off" w:line="259" w:lineRule="auto"/>
-        <w:ind w:left="0" w:right="0"/>
-        <w:jc w:val="center"/>
-        <w:rPr>
-          <w:color w:val="auto"/>
+        <w:spacing w:line="259" w:lineRule="auto"/>
+        <w:rPr>
           <w:lang w:val="pt-BR"/>
         </w:rPr>
       </w:pPr>
       <w:r>
         <w:rPr>
-          <w:color w:val="auto"/>
           <w:lang w:val="pt-BR"/>
         </w:rPr>
         <w:t>Bruno Gonçalves Faria, Saulo Klein Nery, Sebastião Gonçalves Ferreira Neto</w:t>
@@ -58,9 +50,6 @@
         <w:t>1</w:t>
       </w:r>
       <w:r>
-        <w:rPr>
-          <w:lang w:val="en-US"/>
-        </w:rPr>
         <w:t xml:space="preserve"> </w:t>
       </w:r>
       <w:r>
@@ -68,7 +57,87 @@
           <w:rStyle w:val="AddressChar"/>
           <w:lang w:val="en-US"/>
         </w:rPr>
-        <w:t xml:space="preserve">Centro Federal de Educação Tecnológica Celso Suckow da Fonseca – CEFET/RJ – Campus Nova Friburgo, Nova Friburgo, RJ, Brasil </w:t>
+        <w:t xml:space="preserve">Centro Federal de </w:t>
+      </w:r>
+      <w:proofErr w:type="spellStart"/>
+      <w:r>
+        <w:rPr>
+          <w:rStyle w:val="AddressChar"/>
+          <w:lang w:val="en-US"/>
+        </w:rPr>
+        <w:t>Educação</w:t>
+      </w:r>
+      <w:proofErr w:type="spellEnd"/>
+      <w:r>
+        <w:rPr>
+          <w:rStyle w:val="AddressChar"/>
+          <w:lang w:val="en-US"/>
+        </w:rPr>
+        <w:t xml:space="preserve"> </w:t>
+      </w:r>
+      <w:proofErr w:type="spellStart"/>
+      <w:r>
+        <w:rPr>
+          <w:rStyle w:val="AddressChar"/>
+          <w:lang w:val="en-US"/>
+        </w:rPr>
+        <w:t>Tecnológica</w:t>
+      </w:r>
+      <w:proofErr w:type="spellEnd"/>
+      <w:r>
+        <w:rPr>
+          <w:rStyle w:val="AddressChar"/>
+          <w:lang w:val="en-US"/>
+        </w:rPr>
+        <w:t xml:space="preserve"> Celso Suckow da Fonseca – CEFET/RJ – Campus Nova </w:t>
+      </w:r>
+      <w:proofErr w:type="spellStart"/>
+      <w:r>
+        <w:rPr>
+          <w:rStyle w:val="AddressChar"/>
+          <w:lang w:val="en-US"/>
+        </w:rPr>
+        <w:t>Friburgo</w:t>
+      </w:r>
+      <w:proofErr w:type="spellEnd"/>
+      <w:r>
+        <w:rPr>
+          <w:rStyle w:val="AddressChar"/>
+          <w:lang w:val="en-US"/>
+        </w:rPr>
+        <w:t xml:space="preserve">, Nova </w:t>
+      </w:r>
+      <w:proofErr w:type="spellStart"/>
+      <w:r>
+        <w:rPr>
+          <w:rStyle w:val="AddressChar"/>
+          <w:lang w:val="en-US"/>
+        </w:rPr>
+        <w:t>Friburgo</w:t>
+      </w:r>
+      <w:proofErr w:type="spellEnd"/>
+      <w:r>
+        <w:rPr>
+          <w:rStyle w:val="AddressChar"/>
+          <w:lang w:val="en-US"/>
+        </w:rPr>
+        <w:t xml:space="preserve">, RJ, </w:t>
+      </w:r>
+      <w:proofErr w:type="spellStart"/>
+      <w:r>
+        <w:rPr>
+          <w:rStyle w:val="AddressChar"/>
+          <w:lang w:val="en-US"/>
+        </w:rPr>
+        <w:t>Brasil</w:t>
+      </w:r>
+      <w:proofErr w:type="spellEnd"/>
+      <w:r>
+        <w:rPr>
+          <w:rStyle w:val="AddressChar"/>
+          <w:lang w:val="en-US"/>
+        </w:rPr>
+        <w:t xml:space="preserve"> </w:t>
       </w:r>
     </w:p>
     <w:p>
@@ -111,12 +180,12 @@
           <w:lang w:val="pt-BR"/>
         </w:rPr>
         <w:sectPr>
-          <w:headerReference w:type="even" r:id="rId8"/>
-          <w:headerReference w:type="default" r:id="rId9"/>
-          <w:footerReference w:type="even" r:id="rId10"/>
-          <w:footerReference w:type="first" r:id="rId11"/>
+          <w:headerReference w:type="even" r:id="rId11"/>
+          <w:headerReference w:type="default" r:id="rId12"/>
+          <w:footerReference w:type="even" r:id="rId13"/>
+          <w:footerReference w:type="first" r:id="rId14"/>
           <w:type w:val="continuous"/>
-          <w:pgSz w:w="11907" w:h="16840" w:orient="portrait" w:code="9"/>
+          <w:pgSz w:w="11907" w:h="16840" w:code="9"/>
           <w:pgMar w:top="1985" w:right="1701" w:bottom="1418" w:left="1701" w:header="964" w:footer="964" w:gutter="0"/>
           <w:pgNumType w:start="101"/>
           <w:cols w:space="454"/>
@@ -127,44 +196,33 @@
       <w:pPr>
         <w:pStyle w:val="Abstract"/>
         <w:rPr>
-          <w:b w:val="1"/>
-          <w:bCs w:val="1"/>
+          <w:b/>
+          <w:bCs/>
           <w:color w:val="FF0000"/>
         </w:rPr>
       </w:pPr>
       <w:r>
         <w:rPr>
-          <w:b w:val="1"/>
-          <w:bCs w:val="1"/>
-        </w:rPr>
-        <w:t>Este trabalho tem como objetivo aplicar e avaliar diferentes técnicas de Aprendizado de Máquina na resolução de um problema de classificação de risco de crédito. A base de dados utilizada contém informações financeiras e demográficas de clientes, sendo o objetivo prever a aprovação de empréstimos por meio da variável alvo "LoanApproved".</w:t>
-      </w:r>
-    </w:p>
-    <w:p>
-      <w:pPr>
-        <w:pStyle w:val="Abstract"/>
-        <w:ind w:left="454"/>
-      </w:pPr>
-      <w:r>
-        <w:rPr>
-          <w:b w:val="1"/>
-          <w:bCs w:val="1"/>
-        </w:rPr>
-        <w:t xml:space="preserve">Inicialmente, foi realizada uma análise exploratória dos dados, incluindo estatísticas descritivas e análise de correlação entre as variáveis. Observou-se um desbalanceamento entre as classes, o que motivou a aplicação de uma técnica de balanceamento por </w:t>
-      </w:r>
-      <w:r>
-        <w:rPr>
-          <w:b w:val="1"/>
-          <w:bCs w:val="1"/>
-        </w:rPr>
-        <w:t>subamostragem</w:t>
-      </w:r>
-      <w:r>
-        <w:rPr>
-          <w:b w:val="1"/>
-          <w:bCs w:val="1"/>
-        </w:rPr>
-        <w:t xml:space="preserve"> da classe majoritária. Em seguida, foram realizadas etapas de pré-processamento, como tratamento de valores ausentes, transformação de variáveis categóricas e divisão dos dados em conjuntos de treinamento e teste.</w:t>
+          <w:b/>
+          <w:bCs/>
+        </w:rPr>
+        <w:t>Este trabalho tem como objetivo aplicar e avaliar diferentes técnicas de Aprendizado de Máquina na resolução de um problema de classificação de risco de crédito. A base de dados utilizada contém informações financeiras e demográficas de clientes, sendo o objetivo prever a aprovação de empréstimos por meio da variável alvo "</w:t>
+      </w:r>
+      <w:proofErr w:type="spellStart"/>
+      <w:r>
+        <w:rPr>
+          <w:b/>
+          <w:bCs/>
+        </w:rPr>
+        <w:t>LoanApproved</w:t>
+      </w:r>
+      <w:proofErr w:type="spellEnd"/>
+      <w:r>
+        <w:rPr>
+          <w:b/>
+          <w:bCs/>
+        </w:rPr>
+        <w:t>".</w:t>
       </w:r>
     </w:p>
     <w:p>
@@ -173,10 +231,26 @@
       </w:pPr>
       <w:r>
         <w:rPr>
-          <w:b w:val="1"/>
-          <w:bCs w:val="1"/>
-        </w:rPr>
-        <w:t>Foram aplicados diferentes algoritmos de classificação, incluindo K-Nearest Neighbors (KNN), Naive Bayes, Árvore de Decisão e Random Forest, com o objetivo de comparar seus desempenhos. A avaliação foi realizada por meio de métricas como acurácia e matriz de confusão.</w:t>
+          <w:b/>
+          <w:bCs/>
+        </w:rPr>
+        <w:t xml:space="preserve">Inicialmente, foi realizada uma análise exploratória dos dados, incluindo estatísticas descritivas e análise de correlação entre as variáveis. Observou-se um desbalanceamento entre as classes, o que motivou a aplicação de uma técnica de balanceamento por </w:t>
+      </w:r>
+      <w:proofErr w:type="spellStart"/>
+      <w:r>
+        <w:rPr>
+          <w:b/>
+          <w:bCs/>
+        </w:rPr>
+        <w:t>subamostragem</w:t>
+      </w:r>
+      <w:proofErr w:type="spellEnd"/>
+      <w:r>
+        <w:rPr>
+          <w:b/>
+          <w:bCs/>
+        </w:rPr>
+        <w:t xml:space="preserve"> da classe majoritária. Em seguida, foram realizadas etapas de pré-processamento, como tratamento de valores ausentes, transformação de variáveis categóricas e divisão dos dados em conjuntos de treinamento e teste.</w:t>
       </w:r>
     </w:p>
     <w:p>
@@ -185,8 +259,84 @@
       </w:pPr>
       <w:r>
         <w:rPr>
-          <w:b w:val="1"/>
-          <w:bCs w:val="1"/>
+          <w:b/>
+          <w:bCs/>
+        </w:rPr>
+        <w:t>Foram aplicados diferentes algoritmos de classificação, incluindo K-</w:t>
+      </w:r>
+      <w:proofErr w:type="spellStart"/>
+      <w:r>
+        <w:rPr>
+          <w:b/>
+          <w:bCs/>
+        </w:rPr>
+        <w:t>Nearest</w:t>
+      </w:r>
+      <w:proofErr w:type="spellEnd"/>
+      <w:r>
+        <w:rPr>
+          <w:b/>
+          <w:bCs/>
+        </w:rPr>
+        <w:t xml:space="preserve"> </w:t>
+      </w:r>
+      <w:proofErr w:type="spellStart"/>
+      <w:r>
+        <w:rPr>
+          <w:b/>
+          <w:bCs/>
+        </w:rPr>
+        <w:t>Neighbors</w:t>
+      </w:r>
+      <w:proofErr w:type="spellEnd"/>
+      <w:r>
+        <w:rPr>
+          <w:b/>
+          <w:bCs/>
+        </w:rPr>
+        <w:t xml:space="preserve"> (KNN), </w:t>
+      </w:r>
+      <w:proofErr w:type="spellStart"/>
+      <w:r>
+        <w:rPr>
+          <w:b/>
+          <w:bCs/>
+        </w:rPr>
+        <w:t>Naive</w:t>
+      </w:r>
+      <w:proofErr w:type="spellEnd"/>
+      <w:r>
+        <w:rPr>
+          <w:b/>
+          <w:bCs/>
+        </w:rPr>
+        <w:t xml:space="preserve"> </w:t>
+      </w:r>
+      <w:proofErr w:type="spellStart"/>
+      <w:r>
+        <w:rPr>
+          <w:b/>
+          <w:bCs/>
+        </w:rPr>
+        <w:t>Bayes</w:t>
+      </w:r>
+      <w:proofErr w:type="spellEnd"/>
+      <w:r>
+        <w:rPr>
+          <w:b/>
+          <w:bCs/>
+        </w:rPr>
+        <w:t>, Árvore de Decisão e Random Forest, com o objetivo de comparar seus desempenhos. A avaliação foi realizada por meio de métricas como acurácia e matriz de confusão.</w:t>
+      </w:r>
+    </w:p>
+    <w:p>
+      <w:pPr>
+        <w:pStyle w:val="Abstract"/>
+      </w:pPr>
+      <w:r>
+        <w:rPr>
+          <w:b/>
+          <w:bCs/>
         </w:rPr>
         <w:t>Os resultados obtidos permitiram identificar os modelos mais eficazes, destacando o bom desempenho de métodos baseados em árvores para o problema proposto.</w:t>
       </w:r>
@@ -214,13 +364,11 @@
     <w:p>
       <w:pPr>
         <w:rPr>
-          <w:color w:val="auto"/>
           <w:lang w:val="pt-BR"/>
         </w:rPr>
       </w:pPr>
       <w:r>
         <w:rPr>
-          <w:color w:val="auto"/>
           <w:lang w:val="pt-BR"/>
         </w:rPr>
         <w:t>O aprendizado de máquina tem se consolidado como uma área fundamental da ciência de dados, sendo amplamente utilizado para extrair conhecimento a partir de grandes volumes de dados e apoiar a tomada de decisão em diferentes contextos. Entre suas diversas aplicações, destaca-se a análise de risco de crédito, que busca prever a probabilidade de um cliente cumprir ou não suas obrigações financeiras.</w:t>
@@ -228,57 +376,52 @@
     </w:p>
     <w:p>
       <w:pPr>
-        <w:pStyle w:val="Normal"/>
-        <w:rPr>
-          <w:color w:val="auto"/>
+        <w:rPr>
           <w:lang w:val="pt-BR"/>
         </w:rPr>
       </w:pPr>
       <w:r>
         <w:rPr>
-          <w:color w:val="auto"/>
           <w:lang w:val="pt-BR"/>
         </w:rPr>
         <w:t xml:space="preserve">Neste contexto, este trabalho tem como objetivo aplicar técnicas de classificação supervisionada para prever a aprovação de empréstimos com base em características financeiras e demográficas dos clientes. A base de dados utilizada foi obtida na plataforma </w:t>
       </w:r>
-      <w:r>
-        <w:rPr>
-          <w:color w:val="auto"/>
+      <w:proofErr w:type="spellStart"/>
+      <w:r>
+        <w:rPr>
           <w:lang w:val="pt-BR"/>
         </w:rPr>
         <w:t>Kaggle</w:t>
       </w:r>
-      <w:r>
-        <w:rPr>
-          <w:color w:val="auto"/>
+      <w:proofErr w:type="spellEnd"/>
+      <w:r>
+        <w:rPr>
           <w:lang w:val="pt-BR"/>
         </w:rPr>
         <w:t xml:space="preserve">, sendo composta por atributos como idade, renda, valor do empréstimo, nível de escolaridade, tipo de emprego e localização. A variável alvo do problema é </w:t>
       </w:r>
       <w:r>
         <w:rPr>
-          <w:color w:val="auto"/>
           <w:lang w:val="pt-BR"/>
         </w:rPr>
         <w:t>"</w:t>
       </w:r>
-      <w:r>
-        <w:rPr>
-          <w:color w:val="auto"/>
+      <w:proofErr w:type="spellStart"/>
+      <w:r>
+        <w:rPr>
           <w:lang w:val="pt-BR"/>
         </w:rPr>
         <w:t>LoanApproved</w:t>
       </w:r>
-      <w:r>
-        <w:rPr>
-          <w:color w:val="auto"/>
+      <w:proofErr w:type="spellEnd"/>
+      <w:r>
+        <w:rPr>
           <w:lang w:val="pt-BR"/>
         </w:rPr>
         <w:t>"</w:t>
       </w:r>
       <w:r>
         <w:rPr>
-          <w:color w:val="auto"/>
           <w:lang w:val="pt-BR"/>
         </w:rPr>
         <w:t>, que indica se o empréstimo foi aprovado ou não, caracterizando um problema de classificação binária.</w:t>
@@ -286,31 +429,26 @@
     </w:p>
     <w:p>
       <w:pPr>
-        <w:pStyle w:val="Normal"/>
-        <w:rPr>
-          <w:color w:val="auto"/>
+        <w:rPr>
           <w:lang w:val="pt-BR"/>
         </w:rPr>
       </w:pPr>
       <w:r>
         <w:rPr>
-          <w:color w:val="auto"/>
-          <w:lang w:val="pt-BR"/>
-        </w:rPr>
+          <w:lang w:val="pt-BR"/>
+        </w:rPr>
+        <w:lastRenderedPageBreak/>
         <w:t>A análise de risco de crédito é de grande relevância para instituições financeiras, pois auxilia na redução de inadimplência e na concessão mais segura de crédito. Modelos preditivos capazes de identificar padrões nos dados permitem uma avaliação mais eficiente e automatizada dos clientes.</w:t>
       </w:r>
     </w:p>
     <w:p>
       <w:pPr>
-        <w:pStyle w:val="Normal"/>
-        <w:rPr>
-          <w:color w:val="auto"/>
+        <w:rPr>
           <w:lang w:val="pt-BR"/>
         </w:rPr>
       </w:pPr>
       <w:r>
         <w:rPr>
-          <w:color w:val="auto"/>
           <w:lang w:val="pt-BR"/>
         </w:rPr>
         <w:t>Dessa forma, este trabalho busca investigar o desempenho de diferentes algoritmos de aprendizado de máquina na resolução desse problema, comparando seus resultados e identificando as abordagens mais adequadas para o cenário proposto.</w:t>
@@ -339,30 +477,283 @@
     <w:p>
       <w:pPr>
         <w:rPr>
-          <w:color w:val="FF0000"/>
           <w:lang w:val="pt-BR"/>
         </w:rPr>
       </w:pPr>
       <w:r>
         <w:rPr>
-          <w:color w:val="FF0000"/>
-          <w:lang w:val="pt-BR"/>
-        </w:rPr>
-        <w:t>[</w:t>
-      </w:r>
-      <w:r>
-        <w:rPr>
-          <w:color w:val="FF0000"/>
-          <w:lang w:val="pt-BR"/>
-        </w:rPr>
-        <w:t>Buscar trabalhos que tenham tentado resolver o problema nesta base ou em bases parecidas no mesmo contexto. Descrever as técnicas usadas e os resultados obtidos nestes trabalhos</w:t>
-      </w:r>
-      <w:r>
-        <w:rPr>
-          <w:color w:val="FF0000"/>
-          <w:lang w:val="pt-BR"/>
-        </w:rPr>
-        <w:t>]</w:t>
+          <w:lang w:val="pt-BR"/>
+        </w:rPr>
+        <w:t xml:space="preserve">Pesquisas recentes exploram métodos de machine learning para prever risco de crédito, focando na inadimplência durante processos de liberação de empréstimos. Apesar da popularidade, modelos clássicos de score tendem a falhar ao ignorar fatores sutis ligados ao perfil do cliente e à economia. Eles costumam depender de poucas informações, o que dificulta enxergar padrões menos óbvios. Em resposta, novas abordagens surgiram, centradas em grandes volumes de dados, capazes de refinar decisões e diminuir perdas futuras - conforme destacado por </w:t>
+      </w:r>
+      <w:proofErr w:type="spellStart"/>
+      <w:r>
+        <w:rPr>
+          <w:lang w:val="pt-BR"/>
+        </w:rPr>
+        <w:t>Babaei</w:t>
+      </w:r>
+      <w:proofErr w:type="spellEnd"/>
+      <w:r>
+        <w:rPr>
+          <w:lang w:val="pt-BR"/>
+        </w:rPr>
+        <w:t xml:space="preserve"> et al., 2020; Gupta, 2021; </w:t>
+      </w:r>
+      <w:proofErr w:type="spellStart"/>
+      <w:r>
+        <w:rPr>
+          <w:lang w:val="pt-BR"/>
+        </w:rPr>
+        <w:t>Sizan</w:t>
+      </w:r>
+      <w:proofErr w:type="spellEnd"/>
+      <w:r>
+        <w:rPr>
+          <w:lang w:val="pt-BR"/>
+        </w:rPr>
+        <w:t xml:space="preserve"> et al., 2023.</w:t>
+      </w:r>
+    </w:p>
+    <w:p>
+      <w:pPr>
+        <w:rPr>
+          <w:lang w:val="pt-BR"/>
+        </w:rPr>
+      </w:pPr>
+      <w:r>
+        <w:rPr>
+          <w:lang w:val="pt-BR"/>
+        </w:rPr>
+        <w:t xml:space="preserve">Em estudos recentes, aparecem com frequência métodos como Regressão Logística, Random Forest, </w:t>
+      </w:r>
+      <w:proofErr w:type="spellStart"/>
+      <w:r>
+        <w:rPr>
+          <w:lang w:val="pt-BR"/>
+        </w:rPr>
+        <w:t>XGBoost</w:t>
+      </w:r>
+      <w:proofErr w:type="spellEnd"/>
+      <w:r>
+        <w:rPr>
+          <w:lang w:val="pt-BR"/>
+        </w:rPr>
+        <w:t xml:space="preserve"> e redes neurais em tarefas de classificação. Embora tradicionais, essas abordagens têm sido adaptadas para lidar com padrões complexos nos dados. Por meio de redes neurais recorrentes, </w:t>
+      </w:r>
+      <w:proofErr w:type="spellStart"/>
+      <w:r>
+        <w:rPr>
+          <w:lang w:val="pt-BR"/>
+        </w:rPr>
+        <w:t>Hsu</w:t>
+      </w:r>
+      <w:proofErr w:type="spellEnd"/>
+      <w:r>
+        <w:rPr>
+          <w:lang w:val="pt-BR"/>
+        </w:rPr>
+        <w:t xml:space="preserve"> et al. (2019) integraram informações fixas e variáveis ao longo do tempo para prever inadimplência, superando limitações em modelagem linear. Apesar disso, a capacidade de interpretação continua sendo um desafio relevante. Nesse cenário, </w:t>
+      </w:r>
+      <w:proofErr w:type="spellStart"/>
+      <w:r>
+        <w:rPr>
+          <w:lang w:val="pt-BR"/>
+        </w:rPr>
+        <w:t>Caffo</w:t>
+      </w:r>
+      <w:proofErr w:type="spellEnd"/>
+      <w:r>
+        <w:rPr>
+          <w:lang w:val="pt-BR"/>
+        </w:rPr>
+        <w:t xml:space="preserve"> et al. (2022) ressaltam o valor de sistemas que tornem suas decisões compreensíveis aos usuários finais. Diferentemente, </w:t>
+      </w:r>
+      <w:proofErr w:type="spellStart"/>
+      <w:r>
+        <w:rPr>
+          <w:lang w:val="pt-BR"/>
+        </w:rPr>
+        <w:t>Babaei</w:t>
+      </w:r>
+      <w:proofErr w:type="spellEnd"/>
+      <w:r>
+        <w:rPr>
+          <w:lang w:val="pt-BR"/>
+        </w:rPr>
+        <w:t xml:space="preserve"> et al. (2020) exploram formas de manter o poder preditivo sem </w:t>
+      </w:r>
+      <w:proofErr w:type="gramStart"/>
+      <w:r>
+        <w:rPr>
+          <w:lang w:val="pt-BR"/>
+        </w:rPr>
+        <w:t>abrir mão da</w:t>
+      </w:r>
+      <w:proofErr w:type="gramEnd"/>
+      <w:r>
+        <w:rPr>
+          <w:lang w:val="pt-BR"/>
+        </w:rPr>
+        <w:t xml:space="preserve"> clareza, utilizando ferramentas de machine learning com explicações acessíveis. Assim, avanços técnicos caminham junto à necessidade de confiança nas saídas dos modelos.</w:t>
+      </w:r>
+    </w:p>
+    <w:p>
+      <w:pPr>
+        <w:rPr>
+          <w:lang w:val="pt-BR"/>
+        </w:rPr>
+      </w:pPr>
+      <w:r>
+        <w:rPr>
+          <w:lang w:val="pt-BR"/>
+        </w:rPr>
+        <w:t xml:space="preserve">Pesquisas recentes reforçam a importância de integrar indicadores econômicos com aspectos ligados ao comportamento individual nos modelos de avaliação de risco. Embora o foco tradicional tenha sido limitado, agora se observa que elementos como regularidade nos pagamentos, proporção entre débito e rendimento, vínculo empregatício contínuo e cenário econômico geral influenciam significativamente a previsão de calotes - conforme destacam </w:t>
+      </w:r>
+      <w:proofErr w:type="spellStart"/>
+      <w:r>
+        <w:rPr>
+          <w:lang w:val="pt-BR"/>
+        </w:rPr>
+        <w:t>Jillson</w:t>
+      </w:r>
+      <w:proofErr w:type="spellEnd"/>
+      <w:r>
+        <w:rPr>
+          <w:lang w:val="pt-BR"/>
+        </w:rPr>
+        <w:t xml:space="preserve"> (2021), </w:t>
+      </w:r>
+      <w:proofErr w:type="spellStart"/>
+      <w:r>
+        <w:rPr>
+          <w:lang w:val="pt-BR"/>
+        </w:rPr>
+        <w:t>Piskunov</w:t>
+      </w:r>
+      <w:proofErr w:type="spellEnd"/>
+      <w:r>
+        <w:rPr>
+          <w:lang w:val="pt-BR"/>
+        </w:rPr>
+        <w:t xml:space="preserve"> e colegas (2023) e Kumari et al. (2022). Por outro lado, métodos atualizados passaram a explorar fontes pouco convencionais: padrões digitais ou registros fora do comum começam a ser aproveitados para enriquecer a análise preditiva, tal como mostrou James em 2021.</w:t>
+      </w:r>
+    </w:p>
+    <w:p>
+      <w:pPr>
+        <w:rPr>
+          <w:lang w:val="pt-BR"/>
+        </w:rPr>
+      </w:pPr>
+      <w:r>
+        <w:rPr>
+          <w:lang w:val="pt-BR"/>
+        </w:rPr>
+        <w:t xml:space="preserve">Analisando o estudo, percebe-se uso de métodos computacionais distintos: Regressão Logística, Random Forest </w:t>
+      </w:r>
+      <w:proofErr w:type="gramStart"/>
+      <w:r>
+        <w:rPr>
+          <w:lang w:val="pt-BR"/>
+        </w:rPr>
+        <w:t>e também</w:t>
+      </w:r>
+      <w:proofErr w:type="gramEnd"/>
+      <w:r>
+        <w:rPr>
+          <w:lang w:val="pt-BR"/>
+        </w:rPr>
+        <w:t xml:space="preserve"> </w:t>
+      </w:r>
+      <w:proofErr w:type="spellStart"/>
+      <w:r>
+        <w:rPr>
+          <w:lang w:val="pt-BR"/>
+        </w:rPr>
+        <w:t>XGBoost</w:t>
+      </w:r>
+      <w:proofErr w:type="spellEnd"/>
+      <w:r>
+        <w:rPr>
+          <w:lang w:val="pt-BR"/>
+        </w:rPr>
+        <w:t xml:space="preserve">, empregados em base com dados completos sobre quem pediu financiamento. Embora a taxa geral de acertos tenha ficado acima de 89% para cada abordagem, houve problemas ao reconhecer casos menos frequentes, ligados à liberação do crédito. Com 90,76%, a Regressão mostrou maior exatidão; seguida pelo Random Forest, com 90,33%; já o </w:t>
+      </w:r>
+      <w:proofErr w:type="spellStart"/>
+      <w:r>
+        <w:rPr>
+          <w:lang w:val="pt-BR"/>
+        </w:rPr>
+        <w:t>XGBoost</w:t>
+      </w:r>
+      <w:proofErr w:type="spellEnd"/>
+      <w:r>
+        <w:rPr>
+          <w:lang w:val="pt-BR"/>
+        </w:rPr>
+        <w:t xml:space="preserve"> atingiu 89,67%. Dentre todos, apenas ele conseguiu detectar parte dos aceitos, mesmo que de forma restrita (</w:t>
+      </w:r>
+      <w:proofErr w:type="spellStart"/>
+      <w:r>
+        <w:rPr>
+          <w:lang w:val="pt-BR"/>
+        </w:rPr>
+        <w:t>Chouksey</w:t>
+      </w:r>
+      <w:proofErr w:type="spellEnd"/>
+      <w:r>
+        <w:rPr>
+          <w:lang w:val="pt-BR"/>
+        </w:rPr>
+        <w:t xml:space="preserve"> et al., 2023).</w:t>
+      </w:r>
+    </w:p>
+    <w:p>
+      <w:pPr>
+        <w:rPr>
+          <w:lang w:val="pt-BR"/>
+        </w:rPr>
+      </w:pPr>
+      <w:r>
+        <w:rPr>
+          <w:lang w:val="pt-BR"/>
+        </w:rPr>
+        <w:t xml:space="preserve">A maioria dos estudos revisados mostra que métodos de machine learning pode melhorar significativamente a avaliação do risco de crédito, favorecendo julgamentos respaldados </w:t>
+      </w:r>
+      <w:r>
+        <w:rPr>
+          <w:lang w:val="pt-BR"/>
+        </w:rPr>
+        <w:lastRenderedPageBreak/>
+        <w:t>por evidências empíricas. Ainda assim, obstáculos persistem - entre eles, o desequilíbrio nas classes dos dados, dificuldades em explicar as saídas dos modelos e a necessidade de ajuste contínuo frente a mudanças no ambiente econômico - exigindo atenção maior em investigações posteriores (</w:t>
+      </w:r>
+      <w:proofErr w:type="spellStart"/>
+      <w:r>
+        <w:rPr>
+          <w:lang w:val="pt-BR"/>
+        </w:rPr>
+        <w:t>Urban</w:t>
+      </w:r>
+      <w:proofErr w:type="spellEnd"/>
+      <w:r>
+        <w:rPr>
+          <w:lang w:val="pt-BR"/>
+        </w:rPr>
+        <w:t xml:space="preserve"> et al., 2022; </w:t>
+      </w:r>
+      <w:proofErr w:type="spellStart"/>
+      <w:r>
+        <w:rPr>
+          <w:lang w:val="pt-BR"/>
+        </w:rPr>
+        <w:t>Caffo</w:t>
+      </w:r>
+      <w:proofErr w:type="spellEnd"/>
+      <w:r>
+        <w:rPr>
+          <w:lang w:val="pt-BR"/>
+        </w:rPr>
+        <w:t xml:space="preserve"> et al., 2022).</w:t>
       </w:r>
     </w:p>
     <w:p>
@@ -521,8 +912,26 @@
           <w:color w:val="FF0000"/>
           <w:lang w:val="pt-BR"/>
         </w:rPr>
-        <w:t>Explicar como foi feito o pré-processamento, quais dados foram alterados, quais variáveis foram desconsideradas, transformadas, etc</w:t>
-      </w:r>
+        <w:t xml:space="preserve">Explicar como foi feito o pré-processamento, quais dados foram alterados, quais variáveis foram desconsideradas, </w:t>
+      </w:r>
+      <w:proofErr w:type="gramStart"/>
+      <w:r>
+        <w:rPr>
+          <w:color w:val="FF0000"/>
+          <w:lang w:val="pt-BR"/>
+        </w:rPr>
+        <w:t xml:space="preserve">transformadas, </w:t>
+      </w:r>
+      <w:proofErr w:type="spellStart"/>
+      <w:r>
+        <w:rPr>
+          <w:color w:val="FF0000"/>
+          <w:lang w:val="pt-BR"/>
+        </w:rPr>
+        <w:t>etc</w:t>
+      </w:r>
+      <w:proofErr w:type="spellEnd"/>
+      <w:proofErr w:type="gramEnd"/>
       <w:r>
         <w:rPr>
           <w:color w:val="FF0000"/>
@@ -678,26 +1087,21 @@
     </w:p>
     <w:sdt>
       <w:sdtPr>
+        <w:rPr>
+          <w:b w:val="0"/>
+          <w:kern w:val="0"/>
+          <w:sz w:val="24"/>
+          <w:szCs w:val="24"/>
+          <w:lang w:val="pt-BR"/>
+        </w:rPr>
         <w:id w:val="1434867590"/>
         <w:docPartObj>
           <w:docPartGallery w:val="Bibliographies"/>
           <w:docPartUnique/>
         </w:docPartObj>
-        <w:rPr>
-          <w:b w:val="0"/>
-          <w:bCs w:val="0"/>
-          <w:kern w:val="0"/>
-          <w:sz w:val="24"/>
-          <w:szCs w:val="24"/>
-          <w:lang w:val="pt-BR"/>
-        </w:rPr>
       </w:sdtPr>
       <w:sdtEndPr>
         <w:rPr>
-          <w:b w:val="0"/>
-          <w:bCs w:val="0"/>
-          <w:sz w:val="24"/>
-          <w:szCs w:val="24"/>
           <w:lang w:val="en-US"/>
         </w:rPr>
       </w:sdtEndPr>
@@ -721,6 +1125,7 @@
             <w:id w:val="-573587230"/>
             <w:bibliography/>
           </w:sdtPr>
+          <w:sdtEndPr/>
           <w:sdtContent>
             <w:p>
               <w:pPr>
@@ -728,34 +1133,23 @@
                 <w:ind w:left="720" w:hanging="720"/>
                 <w:rPr>
                   <w:noProof/>
-                  <w:color w:val="FF0000"/>
-                  <w:szCs w:val="24"/>
                 </w:rPr>
               </w:pPr>
               <w:r>
-                <w:rPr>
-                  <w:color w:val="FF0000"/>
-                </w:rPr>
                 <w:fldChar w:fldCharType="begin"/>
               </w:r>
               <w:r>
                 <w:rPr>
-                  <w:color w:val="FF0000"/>
                   <w:lang w:val="pt-BR"/>
                 </w:rPr>
                 <w:instrText>BIBLIOGRAPHY</w:instrText>
               </w:r>
               <w:r>
-                <w:rPr>
-                  <w:color w:val="FF0000"/>
-                </w:rPr>
                 <w:fldChar w:fldCharType="separate"/>
               </w:r>
               <w:r>
                 <w:rPr>
                   <w:noProof/>
-                  <w:color w:val="FF0000"/>
-                  <w:lang w:val="pt-BR"/>
                 </w:rPr>
                 <w:t xml:space="preserve">Bruce, P., &amp; Bruce, A. (2017). </w:t>
               </w:r>
@@ -764,24 +1158,2387 @@
                   <w:i/>
                   <w:iCs/>
                   <w:noProof/>
-                  <w:color w:val="FF0000"/>
                 </w:rPr>
                 <w:t>Practical Statistics for Data Scientists: 50 Essential Concepts.</w:t>
               </w:r>
               <w:r>
                 <w:rPr>
                   <w:noProof/>
-                  <w:color w:val="FF0000"/>
                 </w:rPr>
                 <w:t xml:space="preserve"> Sebastopol: O'Reilly.</w:t>
               </w:r>
             </w:p>
             <w:p>
-              <w:r>
-                <w:rPr>
-                  <w:b/>
-                  <w:bCs/>
-                  <w:color w:val="FF0000"/>
+              <w:pPr>
+                <w:rPr>
+                  <w:lang w:val="pt-BR"/>
+                </w:rPr>
+              </w:pPr>
+              <w:proofErr w:type="spellStart"/>
+              <w:r>
+                <w:rPr>
+                  <w:lang w:val="pt-BR"/>
+                </w:rPr>
+                <w:t>Babaei</w:t>
+              </w:r>
+              <w:proofErr w:type="spellEnd"/>
+              <w:r>
+                <w:rPr>
+                  <w:lang w:val="pt-BR"/>
+                </w:rPr>
+                <w:t xml:space="preserve">, G.; </w:t>
+              </w:r>
+              <w:proofErr w:type="spellStart"/>
+              <w:r>
+                <w:rPr>
+                  <w:lang w:val="pt-BR"/>
+                </w:rPr>
+                <w:t>Pagnottoni</w:t>
+              </w:r>
+              <w:proofErr w:type="spellEnd"/>
+              <w:r>
+                <w:rPr>
+                  <w:lang w:val="pt-BR"/>
+                </w:rPr>
+                <w:t xml:space="preserve">, P.; Do, T. T. </w:t>
+              </w:r>
+              <w:proofErr w:type="spellStart"/>
+              <w:r>
+                <w:rPr>
+                  <w:b/>
+                  <w:bCs/>
+                  <w:lang w:val="pt-BR"/>
+                </w:rPr>
+                <w:t>Explainable</w:t>
+              </w:r>
+              <w:proofErr w:type="spellEnd"/>
+              <w:r>
+                <w:rPr>
+                  <w:b/>
+                  <w:bCs/>
+                  <w:lang w:val="pt-BR"/>
+                </w:rPr>
+                <w:t xml:space="preserve"> machine learning for </w:t>
+              </w:r>
+              <w:proofErr w:type="spellStart"/>
+              <w:r>
+                <w:rPr>
+                  <w:b/>
+                  <w:bCs/>
+                  <w:lang w:val="pt-BR"/>
+                </w:rPr>
+                <w:t>lending</w:t>
+              </w:r>
+              <w:proofErr w:type="spellEnd"/>
+              <w:r>
+                <w:rPr>
+                  <w:b/>
+                  <w:bCs/>
+                  <w:lang w:val="pt-BR"/>
+                </w:rPr>
+                <w:t xml:space="preserve"> default </w:t>
+              </w:r>
+              <w:proofErr w:type="spellStart"/>
+              <w:r>
+                <w:rPr>
+                  <w:b/>
+                  <w:bCs/>
+                  <w:lang w:val="pt-BR"/>
+                </w:rPr>
+                <w:t>classification</w:t>
+              </w:r>
+              <w:proofErr w:type="spellEnd"/>
+              <w:r>
+                <w:rPr>
+                  <w:lang w:val="pt-BR"/>
+                </w:rPr>
+                <w:t xml:space="preserve">. Chicago: </w:t>
+              </w:r>
+              <w:proofErr w:type="spellStart"/>
+              <w:r>
+                <w:rPr>
+                  <w:lang w:val="pt-BR"/>
+                </w:rPr>
+                <w:t>Sage</w:t>
+              </w:r>
+              <w:proofErr w:type="spellEnd"/>
+              <w:r>
+                <w:rPr>
+                  <w:lang w:val="pt-BR"/>
+                </w:rPr>
+                <w:t xml:space="preserve"> Press, 2020.</w:t>
+              </w:r>
+            </w:p>
+            <w:p>
+              <w:pPr>
+                <w:rPr>
+                  <w:lang w:val="pt-BR"/>
+                </w:rPr>
+              </w:pPr>
+              <w:proofErr w:type="spellStart"/>
+              <w:r>
+                <w:rPr>
+                  <w:lang w:val="pt-BR"/>
+                </w:rPr>
+                <w:t>Caffo</w:t>
+              </w:r>
+              <w:proofErr w:type="spellEnd"/>
+              <w:r>
+                <w:rPr>
+                  <w:lang w:val="pt-BR"/>
+                </w:rPr>
+                <w:t>, B. S.; D’</w:t>
+              </w:r>
+              <w:proofErr w:type="spellStart"/>
+              <w:r>
+                <w:rPr>
+                  <w:lang w:val="pt-BR"/>
+                </w:rPr>
+                <w:t>Asaro</w:t>
+              </w:r>
+              <w:proofErr w:type="spellEnd"/>
+              <w:r>
+                <w:rPr>
+                  <w:lang w:val="pt-BR"/>
+                </w:rPr>
+                <w:t xml:space="preserve">, F. A.; Garcez, A.; </w:t>
+              </w:r>
+              <w:proofErr w:type="spellStart"/>
+              <w:r>
+                <w:rPr>
+                  <w:lang w:val="pt-BR"/>
+                </w:rPr>
+                <w:t>Raffinetti</w:t>
+              </w:r>
+              <w:proofErr w:type="spellEnd"/>
+              <w:r>
+                <w:rPr>
+                  <w:lang w:val="pt-BR"/>
+                </w:rPr>
+                <w:t xml:space="preserve">, E. </w:t>
+              </w:r>
+              <w:proofErr w:type="spellStart"/>
+              <w:r>
+                <w:rPr>
+                  <w:b/>
+                  <w:bCs/>
+                  <w:lang w:val="pt-BR"/>
+                </w:rPr>
+                <w:t>Explainable</w:t>
+              </w:r>
+              <w:proofErr w:type="spellEnd"/>
+              <w:r>
+                <w:rPr>
+                  <w:b/>
+                  <w:bCs/>
+                  <w:lang w:val="pt-BR"/>
+                </w:rPr>
+                <w:t xml:space="preserve"> artificial </w:t>
+              </w:r>
+              <w:proofErr w:type="spellStart"/>
+              <w:r>
+                <w:rPr>
+                  <w:b/>
+                  <w:bCs/>
+                  <w:lang w:val="pt-BR"/>
+                </w:rPr>
+                <w:t>intelligence</w:t>
+              </w:r>
+              <w:proofErr w:type="spellEnd"/>
+              <w:r>
+                <w:rPr>
+                  <w:b/>
+                  <w:bCs/>
+                  <w:lang w:val="pt-BR"/>
+                </w:rPr>
+                <w:t xml:space="preserve"> models </w:t>
+              </w:r>
+              <w:proofErr w:type="spellStart"/>
+              <w:r>
+                <w:rPr>
+                  <w:b/>
+                  <w:bCs/>
+                  <w:lang w:val="pt-BR"/>
+                </w:rPr>
+                <w:t>and</w:t>
+              </w:r>
+              <w:proofErr w:type="spellEnd"/>
+              <w:r>
+                <w:rPr>
+                  <w:b/>
+                  <w:bCs/>
+                  <w:lang w:val="pt-BR"/>
+                </w:rPr>
+                <w:t xml:space="preserve"> </w:t>
+              </w:r>
+              <w:proofErr w:type="spellStart"/>
+              <w:r>
+                <w:rPr>
+                  <w:b/>
+                  <w:bCs/>
+                  <w:lang w:val="pt-BR"/>
+                </w:rPr>
+                <w:t>methods</w:t>
+              </w:r>
+              <w:proofErr w:type="spellEnd"/>
+              <w:r>
+                <w:rPr>
+                  <w:b/>
+                  <w:bCs/>
+                  <w:lang w:val="pt-BR"/>
+                </w:rPr>
+                <w:t xml:space="preserve"> in </w:t>
+              </w:r>
+              <w:proofErr w:type="spellStart"/>
+              <w:r>
+                <w:rPr>
+                  <w:b/>
+                  <w:bCs/>
+                  <w:lang w:val="pt-BR"/>
+                </w:rPr>
+                <w:t>finance</w:t>
+              </w:r>
+              <w:proofErr w:type="spellEnd"/>
+              <w:r>
+                <w:rPr>
+                  <w:b/>
+                  <w:bCs/>
+                  <w:lang w:val="pt-BR"/>
+                </w:rPr>
+                <w:t xml:space="preserve"> </w:t>
+              </w:r>
+              <w:proofErr w:type="spellStart"/>
+              <w:r>
+                <w:rPr>
+                  <w:b/>
+                  <w:bCs/>
+                  <w:lang w:val="pt-BR"/>
+                </w:rPr>
+                <w:t>and</w:t>
+              </w:r>
+              <w:proofErr w:type="spellEnd"/>
+              <w:r>
+                <w:rPr>
+                  <w:b/>
+                  <w:bCs/>
+                  <w:lang w:val="pt-BR"/>
+                </w:rPr>
+                <w:t xml:space="preserve"> healthcare</w:t>
+              </w:r>
+              <w:r>
+                <w:rPr>
+                  <w:lang w:val="pt-BR"/>
+                </w:rPr>
+                <w:t xml:space="preserve">. </w:t>
+              </w:r>
+              <w:proofErr w:type="spellStart"/>
+              <w:r>
+                <w:rPr>
+                  <w:i/>
+                  <w:iCs/>
+                  <w:lang w:val="pt-BR"/>
+                </w:rPr>
+                <w:t>Frontiers</w:t>
+              </w:r>
+              <w:proofErr w:type="spellEnd"/>
+              <w:r>
+                <w:rPr>
+                  <w:i/>
+                  <w:iCs/>
+                  <w:lang w:val="pt-BR"/>
+                </w:rPr>
+                <w:t xml:space="preserve"> in Artificial </w:t>
+              </w:r>
+              <w:proofErr w:type="spellStart"/>
+              <w:r>
+                <w:rPr>
+                  <w:i/>
+                  <w:iCs/>
+                  <w:lang w:val="pt-BR"/>
+                </w:rPr>
+                <w:t>Intelligence</w:t>
+              </w:r>
+              <w:proofErr w:type="spellEnd"/>
+              <w:r>
+                <w:rPr>
+                  <w:lang w:val="pt-BR"/>
+                </w:rPr>
+                <w:t>, v. 5, 2022.</w:t>
+              </w:r>
+            </w:p>
+            <w:p>
+              <w:pPr>
+                <w:rPr>
+                  <w:lang w:val="pt-BR"/>
+                </w:rPr>
+              </w:pPr>
+              <w:proofErr w:type="spellStart"/>
+              <w:r>
+                <w:rPr>
+                  <w:lang w:val="pt-BR"/>
+                </w:rPr>
+                <w:t>Chouksey</w:t>
+              </w:r>
+              <w:proofErr w:type="spellEnd"/>
+              <w:r>
+                <w:rPr>
+                  <w:lang w:val="pt-BR"/>
+                </w:rPr>
+                <w:t xml:space="preserve">, A.; </w:t>
+              </w:r>
+              <w:proofErr w:type="spellStart"/>
+              <w:r>
+                <w:rPr>
+                  <w:lang w:val="pt-BR"/>
+                </w:rPr>
+                <w:t>Shovon</w:t>
+              </w:r>
+              <w:proofErr w:type="spellEnd"/>
+              <w:r>
+                <w:rPr>
+                  <w:lang w:val="pt-BR"/>
+                </w:rPr>
+                <w:t xml:space="preserve">, M. S. S.; </w:t>
+              </w:r>
+              <w:proofErr w:type="spellStart"/>
+              <w:r>
+                <w:rPr>
+                  <w:lang w:val="pt-BR"/>
+                </w:rPr>
+                <w:t>Tannier</w:t>
+              </w:r>
+              <w:proofErr w:type="spellEnd"/>
+              <w:r>
+                <w:rPr>
+                  <w:lang w:val="pt-BR"/>
+                </w:rPr>
+                <w:t xml:space="preserve">, N. R.; </w:t>
+              </w:r>
+              <w:proofErr w:type="spellStart"/>
+              <w:r>
+                <w:rPr>
+                  <w:lang w:val="pt-BR"/>
+                </w:rPr>
+                <w:t>Bhowmik</w:t>
+              </w:r>
+              <w:proofErr w:type="spellEnd"/>
+              <w:r>
+                <w:rPr>
+                  <w:lang w:val="pt-BR"/>
+                </w:rPr>
+                <w:t xml:space="preserve">, P. K.; </w:t>
+              </w:r>
+              <w:proofErr w:type="spellStart"/>
+              <w:r>
+                <w:rPr>
+                  <w:lang w:val="pt-BR"/>
+                </w:rPr>
+                <w:t>Hossain</w:t>
+              </w:r>
+              <w:proofErr w:type="spellEnd"/>
+              <w:r>
+                <w:rPr>
+                  <w:lang w:val="pt-BR"/>
+                </w:rPr>
+                <w:t xml:space="preserve">, M.; Rahman, M. S.; Rahman, M. K.; </w:t>
+              </w:r>
+              <w:proofErr w:type="spellStart"/>
+              <w:r>
+                <w:rPr>
+                  <w:lang w:val="pt-BR"/>
+                </w:rPr>
+                <w:t>Hossain</w:t>
+              </w:r>
+              <w:proofErr w:type="spellEnd"/>
+              <w:r>
+                <w:rPr>
+                  <w:lang w:val="pt-BR"/>
+                </w:rPr>
+                <w:t xml:space="preserve">, M. S. </w:t>
+              </w:r>
+              <w:r>
+                <w:rPr>
+                  <w:b/>
+                  <w:bCs/>
+                  <w:lang w:val="pt-BR"/>
+                </w:rPr>
+                <w:t>Machine learning-</w:t>
+              </w:r>
+              <w:proofErr w:type="spellStart"/>
+              <w:r>
+                <w:rPr>
+                  <w:b/>
+                  <w:bCs/>
+                  <w:lang w:val="pt-BR"/>
+                </w:rPr>
+                <w:t>based</w:t>
+              </w:r>
+              <w:proofErr w:type="spellEnd"/>
+              <w:r>
+                <w:rPr>
+                  <w:b/>
+                  <w:bCs/>
+                  <w:lang w:val="pt-BR"/>
+                </w:rPr>
+                <w:t xml:space="preserve"> </w:t>
+              </w:r>
+              <w:proofErr w:type="spellStart"/>
+              <w:r>
+                <w:rPr>
+                  <w:b/>
+                  <w:bCs/>
+                  <w:lang w:val="pt-BR"/>
+                </w:rPr>
+                <w:t>risk</w:t>
+              </w:r>
+              <w:proofErr w:type="spellEnd"/>
+              <w:r>
+                <w:rPr>
+                  <w:b/>
+                  <w:bCs/>
+                  <w:lang w:val="pt-BR"/>
+                </w:rPr>
+                <w:t xml:space="preserve"> </w:t>
+              </w:r>
+              <w:proofErr w:type="spellStart"/>
+              <w:r>
+                <w:rPr>
+                  <w:b/>
+                  <w:bCs/>
+                  <w:lang w:val="pt-BR"/>
+                </w:rPr>
+                <w:t>prediction</w:t>
+              </w:r>
+              <w:proofErr w:type="spellEnd"/>
+              <w:r>
+                <w:rPr>
+                  <w:b/>
+                  <w:bCs/>
+                  <w:lang w:val="pt-BR"/>
+                </w:rPr>
+                <w:t xml:space="preserve"> model for </w:t>
+              </w:r>
+              <w:proofErr w:type="spellStart"/>
+              <w:r>
+                <w:rPr>
+                  <w:b/>
+                  <w:bCs/>
+                  <w:lang w:val="pt-BR"/>
+                </w:rPr>
+                <w:t>loan</w:t>
+              </w:r>
+              <w:proofErr w:type="spellEnd"/>
+              <w:r>
+                <w:rPr>
+                  <w:b/>
+                  <w:bCs/>
+                  <w:lang w:val="pt-BR"/>
+                </w:rPr>
+                <w:t xml:space="preserve"> </w:t>
+              </w:r>
+              <w:proofErr w:type="spellStart"/>
+              <w:r>
+                <w:rPr>
+                  <w:b/>
+                  <w:bCs/>
+                  <w:lang w:val="pt-BR"/>
+                </w:rPr>
+                <w:t>applications</w:t>
+              </w:r>
+              <w:proofErr w:type="spellEnd"/>
+              <w:r>
+                <w:rPr>
+                  <w:b/>
+                  <w:bCs/>
+                  <w:lang w:val="pt-BR"/>
+                </w:rPr>
+                <w:t xml:space="preserve">: </w:t>
+              </w:r>
+              <w:proofErr w:type="spellStart"/>
+              <w:r>
+                <w:rPr>
+                  <w:b/>
+                  <w:bCs/>
+                  <w:lang w:val="pt-BR"/>
+                </w:rPr>
+                <w:t>enhancing</w:t>
+              </w:r>
+              <w:proofErr w:type="spellEnd"/>
+              <w:r>
+                <w:rPr>
+                  <w:b/>
+                  <w:bCs/>
+                  <w:lang w:val="pt-BR"/>
+                </w:rPr>
+                <w:t xml:space="preserve"> </w:t>
+              </w:r>
+              <w:proofErr w:type="spellStart"/>
+              <w:r>
+                <w:rPr>
+                  <w:b/>
+                  <w:bCs/>
+                  <w:lang w:val="pt-BR"/>
+                </w:rPr>
+                <w:t>decision</w:t>
+              </w:r>
+              <w:proofErr w:type="spellEnd"/>
+              <w:r>
+                <w:rPr>
+                  <w:b/>
+                  <w:bCs/>
+                  <w:lang w:val="pt-BR"/>
+                </w:rPr>
+                <w:t xml:space="preserve">-making </w:t>
+              </w:r>
+              <w:proofErr w:type="spellStart"/>
+              <w:r>
+                <w:rPr>
+                  <w:b/>
+                  <w:bCs/>
+                  <w:lang w:val="pt-BR"/>
+                </w:rPr>
+                <w:t>and</w:t>
+              </w:r>
+              <w:proofErr w:type="spellEnd"/>
+              <w:r>
+                <w:rPr>
+                  <w:b/>
+                  <w:bCs/>
+                  <w:lang w:val="pt-BR"/>
+                </w:rPr>
+                <w:t xml:space="preserve"> default </w:t>
+              </w:r>
+              <w:proofErr w:type="spellStart"/>
+              <w:r>
+                <w:rPr>
+                  <w:b/>
+                  <w:bCs/>
+                  <w:lang w:val="pt-BR"/>
+                </w:rPr>
+                <w:t>prevention</w:t>
+              </w:r>
+              <w:proofErr w:type="spellEnd"/>
+              <w:r>
+                <w:rPr>
+                  <w:lang w:val="pt-BR"/>
+                </w:rPr>
+                <w:t xml:space="preserve">. </w:t>
+              </w:r>
+              <w:proofErr w:type="spellStart"/>
+              <w:r>
+                <w:rPr>
+                  <w:i/>
+                  <w:iCs/>
+                  <w:lang w:val="pt-BR"/>
+                </w:rPr>
+                <w:t>Journal</w:t>
+              </w:r>
+              <w:proofErr w:type="spellEnd"/>
+              <w:r>
+                <w:rPr>
+                  <w:i/>
+                  <w:iCs/>
+                  <w:lang w:val="pt-BR"/>
+                </w:rPr>
+                <w:t xml:space="preserve"> </w:t>
+              </w:r>
+              <w:proofErr w:type="spellStart"/>
+              <w:r>
+                <w:rPr>
+                  <w:i/>
+                  <w:iCs/>
+                  <w:lang w:val="pt-BR"/>
+                </w:rPr>
+                <w:t>of</w:t>
+              </w:r>
+              <w:proofErr w:type="spellEnd"/>
+              <w:r>
+                <w:rPr>
+                  <w:i/>
+                  <w:iCs/>
+                  <w:lang w:val="pt-BR"/>
+                </w:rPr>
+                <w:t xml:space="preserve"> Business </w:t>
+              </w:r>
+              <w:proofErr w:type="spellStart"/>
+              <w:r>
+                <w:rPr>
+                  <w:i/>
+                  <w:iCs/>
+                  <w:lang w:val="pt-BR"/>
+                </w:rPr>
+                <w:t>and</w:t>
+              </w:r>
+              <w:proofErr w:type="spellEnd"/>
+              <w:r>
+                <w:rPr>
+                  <w:i/>
+                  <w:iCs/>
+                  <w:lang w:val="pt-BR"/>
+                </w:rPr>
+                <w:t xml:space="preserve"> Management </w:t>
+              </w:r>
+              <w:proofErr w:type="spellStart"/>
+              <w:r>
+                <w:rPr>
+                  <w:i/>
+                  <w:iCs/>
+                  <w:lang w:val="pt-BR"/>
+                </w:rPr>
+                <w:t>Studies</w:t>
+              </w:r>
+              <w:proofErr w:type="spellEnd"/>
+              <w:r>
+                <w:rPr>
+                  <w:lang w:val="pt-BR"/>
+                </w:rPr>
+                <w:t>, v. 5, n. 6, p. 160–176, 2023.</w:t>
+              </w:r>
+            </w:p>
+            <w:p>
+              <w:pPr>
+                <w:rPr>
+                  <w:lang w:val="pt-BR"/>
+                </w:rPr>
+              </w:pPr>
+              <w:r>
+                <w:rPr>
+                  <w:lang w:val="pt-BR"/>
+                </w:rPr>
+                <w:t xml:space="preserve">Gupta, S. </w:t>
+              </w:r>
+              <w:proofErr w:type="spellStart"/>
+              <w:r>
+                <w:rPr>
+                  <w:b/>
+                  <w:bCs/>
+                  <w:lang w:val="pt-BR"/>
+                </w:rPr>
+                <w:t>Impact</w:t>
+              </w:r>
+              <w:proofErr w:type="spellEnd"/>
+              <w:r>
+                <w:rPr>
+                  <w:b/>
+                  <w:bCs/>
+                  <w:lang w:val="pt-BR"/>
+                </w:rPr>
+                <w:t xml:space="preserve"> </w:t>
+              </w:r>
+              <w:proofErr w:type="spellStart"/>
+              <w:r>
+                <w:rPr>
+                  <w:b/>
+                  <w:bCs/>
+                  <w:lang w:val="pt-BR"/>
+                </w:rPr>
+                <w:t>of</w:t>
+              </w:r>
+              <w:proofErr w:type="spellEnd"/>
+              <w:r>
+                <w:rPr>
+                  <w:b/>
+                  <w:bCs/>
+                  <w:lang w:val="pt-BR"/>
+                </w:rPr>
+                <w:t xml:space="preserve"> artificial </w:t>
+              </w:r>
+              <w:proofErr w:type="spellStart"/>
+              <w:r>
+                <w:rPr>
+                  <w:b/>
+                  <w:bCs/>
+                  <w:lang w:val="pt-BR"/>
+                </w:rPr>
+                <w:t>intelligence</w:t>
+              </w:r>
+              <w:proofErr w:type="spellEnd"/>
+              <w:r>
+                <w:rPr>
+                  <w:b/>
+                  <w:bCs/>
+                  <w:lang w:val="pt-BR"/>
+                </w:rPr>
+                <w:t xml:space="preserve"> </w:t>
+              </w:r>
+              <w:proofErr w:type="spellStart"/>
+              <w:r>
+                <w:rPr>
+                  <w:b/>
+                  <w:bCs/>
+                  <w:lang w:val="pt-BR"/>
+                </w:rPr>
+                <w:t>on</w:t>
+              </w:r>
+              <w:proofErr w:type="spellEnd"/>
+              <w:r>
+                <w:rPr>
+                  <w:b/>
+                  <w:bCs/>
+                  <w:lang w:val="pt-BR"/>
+                </w:rPr>
+                <w:t xml:space="preserve"> financial </w:t>
+              </w:r>
+              <w:proofErr w:type="spellStart"/>
+              <w:r>
+                <w:rPr>
+                  <w:b/>
+                  <w:bCs/>
+                  <w:lang w:val="pt-BR"/>
+                </w:rPr>
+                <w:t>decision</w:t>
+              </w:r>
+              <w:proofErr w:type="spellEnd"/>
+              <w:r>
+                <w:rPr>
+                  <w:b/>
+                  <w:bCs/>
+                  <w:lang w:val="pt-BR"/>
+                </w:rPr>
+                <w:t xml:space="preserve"> making: a </w:t>
+              </w:r>
+              <w:proofErr w:type="spellStart"/>
+              <w:r>
+                <w:rPr>
+                  <w:b/>
+                  <w:bCs/>
+                  <w:lang w:val="pt-BR"/>
+                </w:rPr>
+                <w:t>qualitative</w:t>
+              </w:r>
+              <w:proofErr w:type="spellEnd"/>
+              <w:r>
+                <w:rPr>
+                  <w:b/>
+                  <w:bCs/>
+                  <w:lang w:val="pt-BR"/>
+                </w:rPr>
+                <w:t xml:space="preserve"> </w:t>
+              </w:r>
+              <w:proofErr w:type="spellStart"/>
+              <w:r>
+                <w:rPr>
+                  <w:b/>
+                  <w:bCs/>
+                  <w:lang w:val="pt-BR"/>
+                </w:rPr>
+                <w:t>study</w:t>
+              </w:r>
+              <w:proofErr w:type="spellEnd"/>
+              <w:r>
+                <w:rPr>
+                  <w:lang w:val="pt-BR"/>
+                </w:rPr>
+                <w:t xml:space="preserve">. </w:t>
+              </w:r>
+              <w:proofErr w:type="spellStart"/>
+              <w:r>
+                <w:rPr>
+                  <w:i/>
+                  <w:iCs/>
+                  <w:lang w:val="pt-BR"/>
+                </w:rPr>
+                <w:t>Journal</w:t>
+              </w:r>
+              <w:proofErr w:type="spellEnd"/>
+              <w:r>
+                <w:rPr>
+                  <w:i/>
+                  <w:iCs/>
+                  <w:lang w:val="pt-BR"/>
+                </w:rPr>
+                <w:t xml:space="preserve"> </w:t>
+              </w:r>
+              <w:proofErr w:type="spellStart"/>
+              <w:r>
+                <w:rPr>
+                  <w:i/>
+                  <w:iCs/>
+                  <w:lang w:val="pt-BR"/>
+                </w:rPr>
+                <w:t>of</w:t>
+              </w:r>
+              <w:proofErr w:type="spellEnd"/>
+              <w:r>
+                <w:rPr>
+                  <w:i/>
+                  <w:iCs/>
+                  <w:lang w:val="pt-BR"/>
+                </w:rPr>
+                <w:t xml:space="preserve"> Cardiovascular </w:t>
+              </w:r>
+              <w:proofErr w:type="spellStart"/>
+              <w:r>
+                <w:rPr>
+                  <w:i/>
+                  <w:iCs/>
+                  <w:lang w:val="pt-BR"/>
+                </w:rPr>
+                <w:t>Disease</w:t>
+              </w:r>
+              <w:proofErr w:type="spellEnd"/>
+              <w:r>
+                <w:rPr>
+                  <w:i/>
+                  <w:iCs/>
+                  <w:lang w:val="pt-BR"/>
+                </w:rPr>
+                <w:t xml:space="preserve"> </w:t>
+              </w:r>
+              <w:proofErr w:type="spellStart"/>
+              <w:r>
+                <w:rPr>
+                  <w:i/>
+                  <w:iCs/>
+                  <w:lang w:val="pt-BR"/>
+                </w:rPr>
+                <w:t>Research</w:t>
+              </w:r>
+              <w:proofErr w:type="spellEnd"/>
+              <w:r>
+                <w:rPr>
+                  <w:lang w:val="pt-BR"/>
+                </w:rPr>
+                <w:t>, v. 12, n. 6, p. 2130–2137, 2021.</w:t>
+              </w:r>
+            </w:p>
+            <w:p>
+              <w:pPr>
+                <w:rPr>
+                  <w:lang w:val="pt-BR"/>
+                </w:rPr>
+              </w:pPr>
+              <w:proofErr w:type="spellStart"/>
+              <w:r>
+                <w:rPr>
+                  <w:lang w:val="pt-BR"/>
+                </w:rPr>
+                <w:t>Hsu</w:t>
+              </w:r>
+              <w:proofErr w:type="spellEnd"/>
+              <w:r>
+                <w:rPr>
+                  <w:lang w:val="pt-BR"/>
+                </w:rPr>
+                <w:t xml:space="preserve">, T. C.; Liou, S. T.; Wang, Y. P.; Huang, Y. S. </w:t>
+              </w:r>
+              <w:r>
+                <w:rPr>
+                  <w:b/>
+                  <w:bCs/>
+                  <w:lang w:val="pt-BR"/>
+                </w:rPr>
+                <w:t xml:space="preserve">Enhanced </w:t>
+              </w:r>
+              <w:proofErr w:type="spellStart"/>
+              <w:r>
+                <w:rPr>
+                  <w:b/>
+                  <w:bCs/>
+                  <w:lang w:val="pt-BR"/>
+                </w:rPr>
+                <w:t>recurrent</w:t>
+              </w:r>
+              <w:proofErr w:type="spellEnd"/>
+              <w:r>
+                <w:rPr>
+                  <w:b/>
+                  <w:bCs/>
+                  <w:lang w:val="pt-BR"/>
+                </w:rPr>
+                <w:t xml:space="preserve"> neural network for </w:t>
+              </w:r>
+              <w:proofErr w:type="spellStart"/>
+              <w:r>
+                <w:rPr>
+                  <w:b/>
+                  <w:bCs/>
+                  <w:lang w:val="pt-BR"/>
+                </w:rPr>
+                <w:t>combining</w:t>
+              </w:r>
+              <w:proofErr w:type="spellEnd"/>
+              <w:r>
+                <w:rPr>
+                  <w:b/>
+                  <w:bCs/>
+                  <w:lang w:val="pt-BR"/>
+                </w:rPr>
+                <w:t xml:space="preserve"> </w:t>
+              </w:r>
+              <w:proofErr w:type="spellStart"/>
+              <w:r>
+                <w:rPr>
+                  <w:b/>
+                  <w:bCs/>
+                  <w:lang w:val="pt-BR"/>
+                </w:rPr>
+                <w:t>static</w:t>
+              </w:r>
+              <w:proofErr w:type="spellEnd"/>
+              <w:r>
+                <w:rPr>
+                  <w:b/>
+                  <w:bCs/>
+                  <w:lang w:val="pt-BR"/>
+                </w:rPr>
+                <w:t xml:space="preserve"> </w:t>
+              </w:r>
+              <w:proofErr w:type="spellStart"/>
+              <w:r>
+                <w:rPr>
+                  <w:b/>
+                  <w:bCs/>
+                  <w:lang w:val="pt-BR"/>
+                </w:rPr>
+                <w:t>and</w:t>
+              </w:r>
+              <w:proofErr w:type="spellEnd"/>
+              <w:r>
+                <w:rPr>
+                  <w:b/>
+                  <w:bCs/>
+                  <w:lang w:val="pt-BR"/>
+                </w:rPr>
+                <w:t xml:space="preserve"> </w:t>
+              </w:r>
+              <w:proofErr w:type="spellStart"/>
+              <w:r>
+                <w:rPr>
+                  <w:b/>
+                  <w:bCs/>
+                  <w:lang w:val="pt-BR"/>
+                </w:rPr>
+                <w:t>dynamic</w:t>
+              </w:r>
+              <w:proofErr w:type="spellEnd"/>
+              <w:r>
+                <w:rPr>
+                  <w:b/>
+                  <w:bCs/>
+                  <w:lang w:val="pt-BR"/>
+                </w:rPr>
+                <w:t xml:space="preserve"> features for </w:t>
+              </w:r>
+              <w:proofErr w:type="spellStart"/>
+              <w:r>
+                <w:rPr>
+                  <w:b/>
+                  <w:bCs/>
+                  <w:lang w:val="pt-BR"/>
+                </w:rPr>
+                <w:t>credit</w:t>
+              </w:r>
+              <w:proofErr w:type="spellEnd"/>
+              <w:r>
+                <w:rPr>
+                  <w:b/>
+                  <w:bCs/>
+                  <w:lang w:val="pt-BR"/>
+                </w:rPr>
+                <w:t xml:space="preserve"> card default </w:t>
+              </w:r>
+              <w:proofErr w:type="spellStart"/>
+              <w:r>
+                <w:rPr>
+                  <w:b/>
+                  <w:bCs/>
+                  <w:lang w:val="pt-BR"/>
+                </w:rPr>
+                <w:t>prediction</w:t>
+              </w:r>
+              <w:proofErr w:type="spellEnd"/>
+              <w:r>
+                <w:rPr>
+                  <w:lang w:val="pt-BR"/>
+                </w:rPr>
+                <w:t xml:space="preserve">. In: </w:t>
+              </w:r>
+              <w:r>
+                <w:rPr>
+                  <w:i/>
+                  <w:iCs/>
+                  <w:lang w:val="pt-BR"/>
+                </w:rPr>
+                <w:t xml:space="preserve">ICASSP 2019 – IEEE </w:t>
+              </w:r>
+              <w:proofErr w:type="spellStart"/>
+              <w:r>
+                <w:rPr>
+                  <w:i/>
+                  <w:iCs/>
+                  <w:lang w:val="pt-BR"/>
+                </w:rPr>
+                <w:t>International</w:t>
+              </w:r>
+              <w:proofErr w:type="spellEnd"/>
+              <w:r>
+                <w:rPr>
+                  <w:i/>
+                  <w:iCs/>
+                  <w:lang w:val="pt-BR"/>
+                </w:rPr>
+                <w:t xml:space="preserve"> </w:t>
+              </w:r>
+              <w:proofErr w:type="spellStart"/>
+              <w:r>
+                <w:rPr>
+                  <w:i/>
+                  <w:iCs/>
+                  <w:lang w:val="pt-BR"/>
+                </w:rPr>
+                <w:t>Conference</w:t>
+              </w:r>
+              <w:proofErr w:type="spellEnd"/>
+              <w:r>
+                <w:rPr>
+                  <w:i/>
+                  <w:iCs/>
+                  <w:lang w:val="pt-BR"/>
+                </w:rPr>
+                <w:t xml:space="preserve"> </w:t>
+              </w:r>
+              <w:proofErr w:type="spellStart"/>
+              <w:r>
+                <w:rPr>
+                  <w:i/>
+                  <w:iCs/>
+                  <w:lang w:val="pt-BR"/>
+                </w:rPr>
+                <w:t>on</w:t>
+              </w:r>
+              <w:proofErr w:type="spellEnd"/>
+              <w:r>
+                <w:rPr>
+                  <w:i/>
+                  <w:iCs/>
+                  <w:lang w:val="pt-BR"/>
+                </w:rPr>
+                <w:t xml:space="preserve"> </w:t>
+              </w:r>
+              <w:proofErr w:type="spellStart"/>
+              <w:r>
+                <w:rPr>
+                  <w:i/>
+                  <w:iCs/>
+                  <w:lang w:val="pt-BR"/>
+                </w:rPr>
+                <w:t>Acoustics</w:t>
+              </w:r>
+              <w:proofErr w:type="spellEnd"/>
+              <w:r>
+                <w:rPr>
+                  <w:i/>
+                  <w:iCs/>
+                  <w:lang w:val="pt-BR"/>
+                </w:rPr>
+                <w:t xml:space="preserve">, Speech </w:t>
+              </w:r>
+              <w:proofErr w:type="spellStart"/>
+              <w:r>
+                <w:rPr>
+                  <w:i/>
+                  <w:iCs/>
+                  <w:lang w:val="pt-BR"/>
+                </w:rPr>
+                <w:t>and</w:t>
+              </w:r>
+              <w:proofErr w:type="spellEnd"/>
+              <w:r>
+                <w:rPr>
+                  <w:i/>
+                  <w:iCs/>
+                  <w:lang w:val="pt-BR"/>
+                </w:rPr>
+                <w:t xml:space="preserve"> </w:t>
+              </w:r>
+              <w:proofErr w:type="spellStart"/>
+              <w:r>
+                <w:rPr>
+                  <w:i/>
+                  <w:iCs/>
+                  <w:lang w:val="pt-BR"/>
+                </w:rPr>
+                <w:t>Signal</w:t>
+              </w:r>
+              <w:proofErr w:type="spellEnd"/>
+              <w:r>
+                <w:rPr>
+                  <w:i/>
+                  <w:iCs/>
+                  <w:lang w:val="pt-BR"/>
+                </w:rPr>
+                <w:t xml:space="preserve"> </w:t>
+              </w:r>
+              <w:proofErr w:type="spellStart"/>
+              <w:r>
+                <w:rPr>
+                  <w:i/>
+                  <w:iCs/>
+                  <w:lang w:val="pt-BR"/>
+                </w:rPr>
+                <w:t>Processing</w:t>
+              </w:r>
+              <w:proofErr w:type="spellEnd"/>
+              <w:r>
+                <w:rPr>
+                  <w:lang w:val="pt-BR"/>
+                </w:rPr>
+                <w:t xml:space="preserve">. </w:t>
+              </w:r>
+              <w:proofErr w:type="spellStart"/>
+              <w:r>
+                <w:rPr>
+                  <w:lang w:val="pt-BR"/>
+                </w:rPr>
+                <w:t>Proceedings</w:t>
+              </w:r>
+              <w:proofErr w:type="spellEnd"/>
+              <w:r>
+                <w:rPr>
+                  <w:lang w:val="pt-BR"/>
+                </w:rPr>
+                <w:t xml:space="preserve"> [...]. IEEE, 2019. p. 1572–1576.</w:t>
+              </w:r>
+            </w:p>
+            <w:p>
+              <w:pPr>
+                <w:rPr>
+                  <w:lang w:val="pt-BR"/>
+                </w:rPr>
+              </w:pPr>
+              <w:r>
+                <w:rPr>
+                  <w:lang w:val="pt-BR"/>
+                </w:rPr>
+                <w:lastRenderedPageBreak/>
+                <w:t xml:space="preserve">James, C. </w:t>
+              </w:r>
+              <w:r>
+                <w:rPr>
+                  <w:b/>
+                  <w:bCs/>
+                  <w:lang w:val="pt-BR"/>
+                </w:rPr>
+                <w:t>AI-</w:t>
+              </w:r>
+              <w:proofErr w:type="spellStart"/>
+              <w:r>
+                <w:rPr>
+                  <w:b/>
+                  <w:bCs/>
+                  <w:lang w:val="pt-BR"/>
+                </w:rPr>
+                <w:t>powered</w:t>
+              </w:r>
+              <w:proofErr w:type="spellEnd"/>
+              <w:r>
+                <w:rPr>
+                  <w:b/>
+                  <w:bCs/>
+                  <w:lang w:val="pt-BR"/>
+                </w:rPr>
+                <w:t xml:space="preserve"> tools for </w:t>
+              </w:r>
+              <w:proofErr w:type="spellStart"/>
+              <w:r>
+                <w:rPr>
+                  <w:b/>
+                  <w:bCs/>
+                  <w:lang w:val="pt-BR"/>
+                </w:rPr>
+                <w:t>automated</w:t>
+              </w:r>
+              <w:proofErr w:type="spellEnd"/>
+              <w:r>
+                <w:rPr>
+                  <w:b/>
+                  <w:bCs/>
+                  <w:lang w:val="pt-BR"/>
+                </w:rPr>
+                <w:t xml:space="preserve"> financial </w:t>
+              </w:r>
+              <w:proofErr w:type="spellStart"/>
+              <w:r>
+                <w:rPr>
+                  <w:b/>
+                  <w:bCs/>
+                  <w:lang w:val="pt-BR"/>
+                </w:rPr>
+                <w:t>decision</w:t>
+              </w:r>
+              <w:proofErr w:type="spellEnd"/>
+              <w:r>
+                <w:rPr>
+                  <w:b/>
+                  <w:bCs/>
+                  <w:lang w:val="pt-BR"/>
+                </w:rPr>
+                <w:t>-making</w:t>
+              </w:r>
+              <w:r>
+                <w:rPr>
+                  <w:lang w:val="pt-BR"/>
+                </w:rPr>
+                <w:t>. New York: Harvard Press, 2021.</w:t>
+              </w:r>
+            </w:p>
+            <w:p>
+              <w:pPr>
+                <w:rPr>
+                  <w:lang w:val="pt-BR"/>
+                </w:rPr>
+              </w:pPr>
+              <w:proofErr w:type="spellStart"/>
+              <w:r>
+                <w:rPr>
+                  <w:lang w:val="pt-BR"/>
+                </w:rPr>
+                <w:t>Jillson</w:t>
+              </w:r>
+              <w:proofErr w:type="spellEnd"/>
+              <w:r>
+                <w:rPr>
+                  <w:lang w:val="pt-BR"/>
+                </w:rPr>
+                <w:t xml:space="preserve">, E. </w:t>
+              </w:r>
+              <w:proofErr w:type="spellStart"/>
+              <w:r>
+                <w:rPr>
+                  <w:b/>
+                  <w:bCs/>
+                  <w:lang w:val="pt-BR"/>
+                </w:rPr>
+                <w:t>Aiming</w:t>
+              </w:r>
+              <w:proofErr w:type="spellEnd"/>
+              <w:r>
+                <w:rPr>
+                  <w:b/>
+                  <w:bCs/>
+                  <w:lang w:val="pt-BR"/>
+                </w:rPr>
+                <w:t xml:space="preserve"> for </w:t>
+              </w:r>
+              <w:proofErr w:type="spellStart"/>
+              <w:r>
+                <w:rPr>
+                  <w:b/>
+                  <w:bCs/>
+                  <w:lang w:val="pt-BR"/>
+                </w:rPr>
+                <w:t>truth</w:t>
+              </w:r>
+              <w:proofErr w:type="spellEnd"/>
+              <w:r>
+                <w:rPr>
+                  <w:b/>
+                  <w:bCs/>
+                  <w:lang w:val="pt-BR"/>
+                </w:rPr>
+                <w:t xml:space="preserve">, </w:t>
+              </w:r>
+              <w:proofErr w:type="spellStart"/>
+              <w:r>
+                <w:rPr>
+                  <w:b/>
+                  <w:bCs/>
+                  <w:lang w:val="pt-BR"/>
+                </w:rPr>
+                <w:t>fairness</w:t>
+              </w:r>
+              <w:proofErr w:type="spellEnd"/>
+              <w:r>
+                <w:rPr>
+                  <w:b/>
+                  <w:bCs/>
+                  <w:lang w:val="pt-BR"/>
+                </w:rPr>
+                <w:t xml:space="preserve">, </w:t>
+              </w:r>
+              <w:proofErr w:type="spellStart"/>
+              <w:r>
+                <w:rPr>
+                  <w:b/>
+                  <w:bCs/>
+                  <w:lang w:val="pt-BR"/>
+                </w:rPr>
+                <w:t>and</w:t>
+              </w:r>
+              <w:proofErr w:type="spellEnd"/>
+              <w:r>
+                <w:rPr>
+                  <w:b/>
+                  <w:bCs/>
+                  <w:lang w:val="pt-BR"/>
+                </w:rPr>
+                <w:t xml:space="preserve"> </w:t>
+              </w:r>
+              <w:proofErr w:type="spellStart"/>
+              <w:r>
+                <w:rPr>
+                  <w:b/>
+                  <w:bCs/>
+                  <w:lang w:val="pt-BR"/>
+                </w:rPr>
+                <w:t>equity</w:t>
+              </w:r>
+              <w:proofErr w:type="spellEnd"/>
+              <w:r>
+                <w:rPr>
+                  <w:b/>
+                  <w:bCs/>
+                  <w:lang w:val="pt-BR"/>
+                </w:rPr>
+                <w:t xml:space="preserve"> in </w:t>
+              </w:r>
+              <w:proofErr w:type="spellStart"/>
+              <w:r>
+                <w:rPr>
+                  <w:b/>
+                  <w:bCs/>
+                  <w:lang w:val="pt-BR"/>
+                </w:rPr>
+                <w:t>your</w:t>
+              </w:r>
+              <w:proofErr w:type="spellEnd"/>
+              <w:r>
+                <w:rPr>
+                  <w:b/>
+                  <w:bCs/>
+                  <w:lang w:val="pt-BR"/>
+                </w:rPr>
+                <w:t xml:space="preserve"> </w:t>
+              </w:r>
+              <w:proofErr w:type="spellStart"/>
+              <w:r>
+                <w:rPr>
+                  <w:b/>
+                  <w:bCs/>
+                  <w:lang w:val="pt-BR"/>
+                </w:rPr>
+                <w:t>company’s</w:t>
+              </w:r>
+              <w:proofErr w:type="spellEnd"/>
+              <w:r>
+                <w:rPr>
+                  <w:b/>
+                  <w:bCs/>
+                  <w:lang w:val="pt-BR"/>
+                </w:rPr>
+                <w:t xml:space="preserve"> use </w:t>
+              </w:r>
+              <w:proofErr w:type="spellStart"/>
+              <w:r>
+                <w:rPr>
+                  <w:b/>
+                  <w:bCs/>
+                  <w:lang w:val="pt-BR"/>
+                </w:rPr>
+                <w:t>of</w:t>
+              </w:r>
+              <w:proofErr w:type="spellEnd"/>
+              <w:r>
+                <w:rPr>
+                  <w:b/>
+                  <w:bCs/>
+                  <w:lang w:val="pt-BR"/>
+                </w:rPr>
+                <w:t xml:space="preserve"> AI</w:t>
+              </w:r>
+              <w:r>
+                <w:rPr>
+                  <w:lang w:val="pt-BR"/>
+                </w:rPr>
+                <w:t>. Federal Trade Commission, 2021.</w:t>
+              </w:r>
+            </w:p>
+            <w:p>
+              <w:pPr>
+                <w:rPr>
+                  <w:lang w:val="pt-BR"/>
+                </w:rPr>
+              </w:pPr>
+              <w:r>
+                <w:rPr>
+                  <w:lang w:val="pt-BR"/>
+                </w:rPr>
+                <w:t xml:space="preserve">Kumari, M. R. et al. </w:t>
+              </w:r>
+              <w:r>
+                <w:rPr>
+                  <w:b/>
+                  <w:bCs/>
+                  <w:lang w:val="pt-BR"/>
+                </w:rPr>
+                <w:t xml:space="preserve">Machine learning model for </w:t>
+              </w:r>
+              <w:proofErr w:type="spellStart"/>
+              <w:r>
+                <w:rPr>
+                  <w:b/>
+                  <w:bCs/>
+                  <w:lang w:val="pt-BR"/>
+                </w:rPr>
+                <w:t>heart</w:t>
+              </w:r>
+              <w:proofErr w:type="spellEnd"/>
+              <w:r>
+                <w:rPr>
+                  <w:b/>
+                  <w:bCs/>
+                  <w:lang w:val="pt-BR"/>
+                </w:rPr>
+                <w:t xml:space="preserve"> </w:t>
+              </w:r>
+              <w:proofErr w:type="spellStart"/>
+              <w:r>
+                <w:rPr>
+                  <w:b/>
+                  <w:bCs/>
+                  <w:lang w:val="pt-BR"/>
+                </w:rPr>
+                <w:t>disease</w:t>
+              </w:r>
+              <w:proofErr w:type="spellEnd"/>
+              <w:r>
+                <w:rPr>
+                  <w:b/>
+                  <w:bCs/>
+                  <w:lang w:val="pt-BR"/>
+                </w:rPr>
+                <w:t xml:space="preserve"> </w:t>
+              </w:r>
+              <w:proofErr w:type="spellStart"/>
+              <w:r>
+                <w:rPr>
+                  <w:b/>
+                  <w:bCs/>
+                  <w:lang w:val="pt-BR"/>
+                </w:rPr>
+                <w:t>prediction</w:t>
+              </w:r>
+              <w:proofErr w:type="spellEnd"/>
+              <w:r>
+                <w:rPr>
+                  <w:b/>
+                  <w:bCs/>
+                  <w:lang w:val="pt-BR"/>
+                </w:rPr>
+                <w:t xml:space="preserve"> </w:t>
+              </w:r>
+              <w:proofErr w:type="spellStart"/>
+              <w:r>
+                <w:rPr>
+                  <w:b/>
+                  <w:bCs/>
+                  <w:lang w:val="pt-BR"/>
+                </w:rPr>
+                <w:t>using</w:t>
+              </w:r>
+              <w:proofErr w:type="spellEnd"/>
+              <w:r>
+                <w:rPr>
+                  <w:b/>
+                  <w:bCs/>
+                  <w:lang w:val="pt-BR"/>
+                </w:rPr>
+                <w:t xml:space="preserve"> </w:t>
+              </w:r>
+              <w:proofErr w:type="spellStart"/>
+              <w:r>
+                <w:rPr>
+                  <w:b/>
+                  <w:bCs/>
+                  <w:lang w:val="pt-BR"/>
+                </w:rPr>
+                <w:t>Tkinter</w:t>
+              </w:r>
+              <w:proofErr w:type="spellEnd"/>
+              <w:r>
+                <w:rPr>
+                  <w:b/>
+                  <w:bCs/>
+                  <w:lang w:val="pt-BR"/>
+                </w:rPr>
+                <w:t xml:space="preserve"> for </w:t>
+              </w:r>
+              <w:proofErr w:type="spellStart"/>
+              <w:r>
+                <w:rPr>
+                  <w:b/>
+                  <w:bCs/>
+                  <w:lang w:val="pt-BR"/>
+                </w:rPr>
+                <w:t>graphic</w:t>
+              </w:r>
+              <w:proofErr w:type="spellEnd"/>
+              <w:r>
+                <w:rPr>
+                  <w:b/>
+                  <w:bCs/>
+                  <w:lang w:val="pt-BR"/>
+                </w:rPr>
+                <w:t xml:space="preserve"> </w:t>
+              </w:r>
+              <w:proofErr w:type="spellStart"/>
+              <w:r>
+                <w:rPr>
+                  <w:b/>
+                  <w:bCs/>
+                  <w:lang w:val="pt-BR"/>
+                </w:rPr>
+                <w:t>user</w:t>
+              </w:r>
+              <w:proofErr w:type="spellEnd"/>
+              <w:r>
+                <w:rPr>
+                  <w:b/>
+                  <w:bCs/>
+                  <w:lang w:val="pt-BR"/>
+                </w:rPr>
+                <w:t xml:space="preserve"> interface</w:t>
+              </w:r>
+              <w:r>
+                <w:rPr>
+                  <w:lang w:val="pt-BR"/>
+                </w:rPr>
+                <w:t>. [</w:t>
+              </w:r>
+              <w:proofErr w:type="spellStart"/>
+              <w:r>
+                <w:rPr>
+                  <w:lang w:val="pt-BR"/>
+                </w:rPr>
+                <w:t>S.l</w:t>
+              </w:r>
+              <w:proofErr w:type="spellEnd"/>
+              <w:r>
+                <w:rPr>
+                  <w:lang w:val="pt-BR"/>
+                </w:rPr>
+                <w:t>.: s.n.], 2022.</w:t>
+              </w:r>
+            </w:p>
+            <w:p>
+              <w:pPr>
+                <w:rPr>
+                  <w:lang w:val="pt-BR"/>
+                </w:rPr>
+              </w:pPr>
+              <w:proofErr w:type="spellStart"/>
+              <w:r>
+                <w:rPr>
+                  <w:lang w:val="pt-BR"/>
+                </w:rPr>
+                <w:t>Piskunov</w:t>
+              </w:r>
+              <w:proofErr w:type="spellEnd"/>
+              <w:r>
+                <w:rPr>
+                  <w:lang w:val="pt-BR"/>
+                </w:rPr>
+                <w:t xml:space="preserve">, R.; </w:t>
+              </w:r>
+              <w:proofErr w:type="spellStart"/>
+              <w:r>
+                <w:rPr>
+                  <w:lang w:val="pt-BR"/>
+                </w:rPr>
+                <w:t>Moskalenko</w:t>
+              </w:r>
+              <w:proofErr w:type="spellEnd"/>
+              <w:r>
+                <w:rPr>
+                  <w:lang w:val="pt-BR"/>
+                </w:rPr>
+                <w:t xml:space="preserve">, O.; Krill, V. </w:t>
+              </w:r>
+              <w:proofErr w:type="spellStart"/>
+              <w:r>
+                <w:rPr>
+                  <w:b/>
+                  <w:bCs/>
+                  <w:lang w:val="pt-BR"/>
+                </w:rPr>
+                <w:t>Analytical</w:t>
+              </w:r>
+              <w:proofErr w:type="spellEnd"/>
+              <w:r>
+                <w:rPr>
+                  <w:b/>
+                  <w:bCs/>
+                  <w:lang w:val="pt-BR"/>
+                </w:rPr>
+                <w:t xml:space="preserve"> </w:t>
+              </w:r>
+              <w:proofErr w:type="spellStart"/>
+              <w:r>
+                <w:rPr>
+                  <w:b/>
+                  <w:bCs/>
+                  <w:lang w:val="pt-BR"/>
+                </w:rPr>
+                <w:t>support</w:t>
+              </w:r>
+              <w:proofErr w:type="spellEnd"/>
+              <w:r>
+                <w:rPr>
+                  <w:b/>
+                  <w:bCs/>
+                  <w:lang w:val="pt-BR"/>
+                </w:rPr>
+                <w:t xml:space="preserve"> for bank </w:t>
+              </w:r>
+              <w:proofErr w:type="spellStart"/>
+              <w:r>
+                <w:rPr>
+                  <w:b/>
+                  <w:bCs/>
+                  <w:lang w:val="pt-BR"/>
+                </w:rPr>
+                <w:t>loan</w:t>
+              </w:r>
+              <w:proofErr w:type="spellEnd"/>
+              <w:r>
+                <w:rPr>
+                  <w:b/>
+                  <w:bCs/>
+                  <w:lang w:val="pt-BR"/>
+                </w:rPr>
+                <w:t xml:space="preserve"> </w:t>
+              </w:r>
+              <w:proofErr w:type="spellStart"/>
+              <w:r>
+                <w:rPr>
+                  <w:b/>
+                  <w:bCs/>
+                  <w:lang w:val="pt-BR"/>
+                </w:rPr>
+                <w:t>transactions</w:t>
+              </w:r>
+              <w:proofErr w:type="spellEnd"/>
+              <w:r>
+                <w:rPr>
+                  <w:lang w:val="pt-BR"/>
+                </w:rPr>
+                <w:t xml:space="preserve">. </w:t>
+              </w:r>
+              <w:r>
+                <w:rPr>
+                  <w:i/>
+                  <w:iCs/>
+                  <w:lang w:val="pt-BR"/>
+                </w:rPr>
+                <w:t xml:space="preserve">Financial </w:t>
+              </w:r>
+              <w:proofErr w:type="spellStart"/>
+              <w:r>
+                <w:rPr>
+                  <w:i/>
+                  <w:iCs/>
+                  <w:lang w:val="pt-BR"/>
+                </w:rPr>
+                <w:t>and</w:t>
+              </w:r>
+              <w:proofErr w:type="spellEnd"/>
+              <w:r>
+                <w:rPr>
+                  <w:i/>
+                  <w:iCs/>
+                  <w:lang w:val="pt-BR"/>
+                </w:rPr>
+                <w:t xml:space="preserve"> </w:t>
+              </w:r>
+              <w:proofErr w:type="spellStart"/>
+              <w:r>
+                <w:rPr>
+                  <w:i/>
+                  <w:iCs/>
+                  <w:lang w:val="pt-BR"/>
+                </w:rPr>
+                <w:t>Credit</w:t>
+              </w:r>
+              <w:proofErr w:type="spellEnd"/>
+              <w:r>
+                <w:rPr>
+                  <w:i/>
+                  <w:iCs/>
+                  <w:lang w:val="pt-BR"/>
+                </w:rPr>
+                <w:t xml:space="preserve"> Systems: Prospects for </w:t>
+              </w:r>
+              <w:proofErr w:type="spellStart"/>
+              <w:r>
+                <w:rPr>
+                  <w:i/>
+                  <w:iCs/>
+                  <w:lang w:val="pt-BR"/>
+                </w:rPr>
+                <w:t>Development</w:t>
+              </w:r>
+              <w:proofErr w:type="spellEnd"/>
+              <w:r>
+                <w:rPr>
+                  <w:lang w:val="pt-BR"/>
+                </w:rPr>
+                <w:t>, v. 2, n. 9, p. 18–24, 2023.</w:t>
+              </w:r>
+            </w:p>
+            <w:p>
+              <w:pPr>
+                <w:rPr>
+                  <w:lang w:val="pt-BR"/>
+                </w:rPr>
+              </w:pPr>
+              <w:proofErr w:type="spellStart"/>
+              <w:r>
+                <w:rPr>
+                  <w:lang w:val="pt-BR"/>
+                </w:rPr>
+                <w:t>Sizan</w:t>
+              </w:r>
+              <w:proofErr w:type="spellEnd"/>
+              <w:r>
+                <w:rPr>
+                  <w:lang w:val="pt-BR"/>
+                </w:rPr>
+                <w:t xml:space="preserve">, M. M. H.; Das, B. C.; </w:t>
+              </w:r>
+              <w:proofErr w:type="spellStart"/>
+              <w:r>
+                <w:rPr>
+                  <w:lang w:val="pt-BR"/>
+                </w:rPr>
+                <w:t>Shawon</w:t>
+              </w:r>
+              <w:proofErr w:type="spellEnd"/>
+              <w:r>
+                <w:rPr>
+                  <w:lang w:val="pt-BR"/>
+                </w:rPr>
+                <w:t xml:space="preserve">, R. E. R.; </w:t>
+              </w:r>
+              <w:proofErr w:type="spellStart"/>
+              <w:r>
+                <w:rPr>
+                  <w:lang w:val="pt-BR"/>
+                </w:rPr>
+                <w:t>Rana</w:t>
+              </w:r>
+              <w:proofErr w:type="spellEnd"/>
+              <w:r>
+                <w:rPr>
+                  <w:lang w:val="pt-BR"/>
+                </w:rPr>
+                <w:t xml:space="preserve">, M. S.; Al </w:t>
+              </w:r>
+              <w:proofErr w:type="spellStart"/>
+              <w:r>
+                <w:rPr>
+                  <w:lang w:val="pt-BR"/>
+                </w:rPr>
+                <w:t>Montaser</w:t>
+              </w:r>
+              <w:proofErr w:type="spellEnd"/>
+              <w:r>
+                <w:rPr>
+                  <w:lang w:val="pt-BR"/>
+                </w:rPr>
+                <w:t xml:space="preserve">, M. A.; </w:t>
+              </w:r>
+              <w:proofErr w:type="spellStart"/>
+              <w:r>
+                <w:rPr>
+                  <w:lang w:val="pt-BR"/>
+                </w:rPr>
+                <w:t>Chouksey</w:t>
+              </w:r>
+              <w:proofErr w:type="spellEnd"/>
+              <w:r>
+                <w:rPr>
+                  <w:lang w:val="pt-BR"/>
+                </w:rPr>
+                <w:t xml:space="preserve">, A.; </w:t>
+              </w:r>
+              <w:proofErr w:type="spellStart"/>
+              <w:r>
+                <w:rPr>
+                  <w:lang w:val="pt-BR"/>
+                </w:rPr>
+                <w:t>Pant</w:t>
+              </w:r>
+              <w:proofErr w:type="spellEnd"/>
+              <w:r>
+                <w:rPr>
+                  <w:lang w:val="pt-BR"/>
+                </w:rPr>
+                <w:t xml:space="preserve">, L. </w:t>
+              </w:r>
+              <w:r>
+                <w:rPr>
+                  <w:b/>
+                  <w:bCs/>
+                  <w:lang w:val="pt-BR"/>
+                </w:rPr>
+                <w:t>AI-</w:t>
+              </w:r>
+              <w:proofErr w:type="spellStart"/>
+              <w:r>
+                <w:rPr>
+                  <w:b/>
+                  <w:bCs/>
+                  <w:lang w:val="pt-BR"/>
+                </w:rPr>
+                <w:t>enhanced</w:t>
+              </w:r>
+              <w:proofErr w:type="spellEnd"/>
+              <w:r>
+                <w:rPr>
+                  <w:b/>
+                  <w:bCs/>
+                  <w:lang w:val="pt-BR"/>
+                </w:rPr>
+                <w:t xml:space="preserve"> stock </w:t>
+              </w:r>
+              <w:proofErr w:type="spellStart"/>
+              <w:r>
+                <w:rPr>
+                  <w:b/>
+                  <w:bCs/>
+                  <w:lang w:val="pt-BR"/>
+                </w:rPr>
+                <w:t>market</w:t>
+              </w:r>
+              <w:proofErr w:type="spellEnd"/>
+              <w:r>
+                <w:rPr>
+                  <w:b/>
+                  <w:bCs/>
+                  <w:lang w:val="pt-BR"/>
+                </w:rPr>
+                <w:t xml:space="preserve"> </w:t>
+              </w:r>
+              <w:proofErr w:type="spellStart"/>
+              <w:r>
+                <w:rPr>
+                  <w:b/>
+                  <w:bCs/>
+                  <w:lang w:val="pt-BR"/>
+                </w:rPr>
+                <w:t>prediction</w:t>
+              </w:r>
+              <w:proofErr w:type="spellEnd"/>
+              <w:r>
+                <w:rPr>
+                  <w:b/>
+                  <w:bCs/>
+                  <w:lang w:val="pt-BR"/>
+                </w:rPr>
+                <w:t xml:space="preserve">: </w:t>
+              </w:r>
+              <w:proofErr w:type="spellStart"/>
+              <w:r>
+                <w:rPr>
+                  <w:b/>
+                  <w:bCs/>
+                  <w:lang w:val="pt-BR"/>
+                </w:rPr>
+                <w:t>evaluating</w:t>
+              </w:r>
+              <w:proofErr w:type="spellEnd"/>
+              <w:r>
+                <w:rPr>
+                  <w:b/>
+                  <w:bCs/>
+                  <w:lang w:val="pt-BR"/>
+                </w:rPr>
+                <w:t xml:space="preserve"> machine learning models for financial </w:t>
+              </w:r>
+              <w:proofErr w:type="spellStart"/>
+              <w:r>
+                <w:rPr>
+                  <w:b/>
+                  <w:bCs/>
+                  <w:lang w:val="pt-BR"/>
+                </w:rPr>
+                <w:t>forecasting</w:t>
+              </w:r>
+              <w:proofErr w:type="spellEnd"/>
+              <w:r>
+                <w:rPr>
+                  <w:b/>
+                  <w:bCs/>
+                  <w:lang w:val="pt-BR"/>
+                </w:rPr>
+                <w:t xml:space="preserve"> in </w:t>
+              </w:r>
+              <w:proofErr w:type="spellStart"/>
+              <w:r>
+                <w:rPr>
+                  <w:b/>
+                  <w:bCs/>
+                  <w:lang w:val="pt-BR"/>
+                </w:rPr>
+                <w:t>the</w:t>
+              </w:r>
+              <w:proofErr w:type="spellEnd"/>
+              <w:r>
+                <w:rPr>
+                  <w:b/>
+                  <w:bCs/>
+                  <w:lang w:val="pt-BR"/>
+                </w:rPr>
+                <w:t xml:space="preserve"> USA</w:t>
+              </w:r>
+              <w:r>
+                <w:rPr>
+                  <w:lang w:val="pt-BR"/>
+                </w:rPr>
+                <w:t xml:space="preserve">. </w:t>
+              </w:r>
+              <w:proofErr w:type="spellStart"/>
+              <w:r>
+                <w:rPr>
+                  <w:i/>
+                  <w:iCs/>
+                  <w:lang w:val="pt-BR"/>
+                </w:rPr>
+                <w:t>Journal</w:t>
+              </w:r>
+              <w:proofErr w:type="spellEnd"/>
+              <w:r>
+                <w:rPr>
+                  <w:i/>
+                  <w:iCs/>
+                  <w:lang w:val="pt-BR"/>
+                </w:rPr>
+                <w:t xml:space="preserve"> </w:t>
+              </w:r>
+              <w:proofErr w:type="spellStart"/>
+              <w:r>
+                <w:rPr>
+                  <w:i/>
+                  <w:iCs/>
+                  <w:lang w:val="pt-BR"/>
+                </w:rPr>
+                <w:t>of</w:t>
+              </w:r>
+              <w:proofErr w:type="spellEnd"/>
+              <w:r>
+                <w:rPr>
+                  <w:i/>
+                  <w:iCs/>
+                  <w:lang w:val="pt-BR"/>
+                </w:rPr>
+                <w:t xml:space="preserve"> Business </w:t>
+              </w:r>
+              <w:proofErr w:type="spellStart"/>
+              <w:r>
+                <w:rPr>
+                  <w:i/>
+                  <w:iCs/>
+                  <w:lang w:val="pt-BR"/>
+                </w:rPr>
+                <w:t>and</w:t>
+              </w:r>
+              <w:proofErr w:type="spellEnd"/>
+              <w:r>
+                <w:rPr>
+                  <w:i/>
+                  <w:iCs/>
+                  <w:lang w:val="pt-BR"/>
+                </w:rPr>
+                <w:t xml:space="preserve"> Management </w:t>
+              </w:r>
+              <w:proofErr w:type="spellStart"/>
+              <w:r>
+                <w:rPr>
+                  <w:i/>
+                  <w:iCs/>
+                  <w:lang w:val="pt-BR"/>
+                </w:rPr>
+                <w:t>Studies</w:t>
+              </w:r>
+              <w:proofErr w:type="spellEnd"/>
+              <w:r>
+                <w:rPr>
+                  <w:lang w:val="pt-BR"/>
+                </w:rPr>
+                <w:t>, v. 5, n. 4, p. 152–166, 2023.</w:t>
+              </w:r>
+            </w:p>
+            <w:p>
+              <w:pPr>
+                <w:rPr>
+                  <w:lang w:val="pt-BR"/>
+                </w:rPr>
+              </w:pPr>
+              <w:proofErr w:type="spellStart"/>
+              <w:r>
+                <w:rPr>
+                  <w:lang w:val="pt-BR"/>
+                </w:rPr>
+                <w:t>Urban</w:t>
+              </w:r>
+              <w:proofErr w:type="spellEnd"/>
+              <w:r>
+                <w:rPr>
+                  <w:lang w:val="pt-BR"/>
+                </w:rPr>
+                <w:t xml:space="preserve">, S.; </w:t>
+              </w:r>
+              <w:proofErr w:type="spellStart"/>
+              <w:r>
+                <w:rPr>
+                  <w:lang w:val="pt-BR"/>
+                </w:rPr>
+                <w:t>Moosbrugger</w:t>
+              </w:r>
+              <w:proofErr w:type="spellEnd"/>
+              <w:r>
+                <w:rPr>
+                  <w:lang w:val="pt-BR"/>
+                </w:rPr>
+                <w:t xml:space="preserve">, N.; </w:t>
+              </w:r>
+              <w:proofErr w:type="spellStart"/>
+              <w:r>
+                <w:rPr>
+                  <w:lang w:val="pt-BR"/>
+                </w:rPr>
+                <w:t>Hellwig</w:t>
+              </w:r>
+              <w:proofErr w:type="spellEnd"/>
+              <w:r>
+                <w:rPr>
+                  <w:lang w:val="pt-BR"/>
+                </w:rPr>
+                <w:t xml:space="preserve">, M.; </w:t>
+              </w:r>
+              <w:proofErr w:type="spellStart"/>
+              <w:r>
+                <w:rPr>
+                  <w:lang w:val="pt-BR"/>
+                </w:rPr>
+                <w:t>Dobler</w:t>
+              </w:r>
+              <w:proofErr w:type="spellEnd"/>
+              <w:r>
+                <w:rPr>
+                  <w:lang w:val="pt-BR"/>
+                </w:rPr>
+                <w:t xml:space="preserve">, M. </w:t>
+              </w:r>
+              <w:proofErr w:type="spellStart"/>
+              <w:r>
+                <w:rPr>
+                  <w:b/>
+                  <w:bCs/>
+                  <w:lang w:val="pt-BR"/>
+                </w:rPr>
+                <w:t>Sustainable</w:t>
+              </w:r>
+              <w:proofErr w:type="spellEnd"/>
+              <w:r>
+                <w:rPr>
+                  <w:b/>
+                  <w:bCs/>
+                  <w:lang w:val="pt-BR"/>
+                </w:rPr>
+                <w:t xml:space="preserve"> </w:t>
+              </w:r>
+              <w:proofErr w:type="spellStart"/>
+              <w:r>
+                <w:rPr>
+                  <w:b/>
+                  <w:bCs/>
+                  <w:lang w:val="pt-BR"/>
+                </w:rPr>
+                <w:t>smart</w:t>
+              </w:r>
+              <w:proofErr w:type="spellEnd"/>
+              <w:r>
+                <w:rPr>
+                  <w:b/>
+                  <w:bCs/>
+                  <w:lang w:val="pt-BR"/>
+                </w:rPr>
+                <w:t xml:space="preserve"> </w:t>
+              </w:r>
+              <w:proofErr w:type="spellStart"/>
+              <w:r>
+                <w:rPr>
+                  <w:b/>
+                  <w:bCs/>
+                  <w:lang w:val="pt-BR"/>
+                </w:rPr>
+                <w:t>services</w:t>
+              </w:r>
+              <w:proofErr w:type="spellEnd"/>
+              <w:r>
+                <w:rPr>
+                  <w:b/>
+                  <w:bCs/>
+                  <w:lang w:val="pt-BR"/>
+                </w:rPr>
+                <w:t xml:space="preserve"> for financial </w:t>
+              </w:r>
+              <w:proofErr w:type="spellStart"/>
+              <w:r>
+                <w:rPr>
+                  <w:b/>
+                  <w:bCs/>
+                  <w:lang w:val="pt-BR"/>
+                </w:rPr>
+                <w:t>institutions</w:t>
+              </w:r>
+              <w:proofErr w:type="spellEnd"/>
+              <w:r>
+                <w:rPr>
+                  <w:b/>
+                  <w:bCs/>
+                  <w:lang w:val="pt-BR"/>
+                </w:rPr>
+                <w:t xml:space="preserve">: a framework </w:t>
+              </w:r>
+              <w:proofErr w:type="spellStart"/>
+              <w:r>
+                <w:rPr>
+                  <w:b/>
+                  <w:bCs/>
+                  <w:lang w:val="pt-BR"/>
+                </w:rPr>
+                <w:t>to</w:t>
+              </w:r>
+              <w:proofErr w:type="spellEnd"/>
+              <w:r>
+                <w:rPr>
+                  <w:b/>
+                  <w:bCs/>
+                  <w:lang w:val="pt-BR"/>
+                </w:rPr>
+                <w:t xml:space="preserve"> </w:t>
+              </w:r>
+              <w:proofErr w:type="spellStart"/>
+              <w:r>
+                <w:rPr>
+                  <w:b/>
+                  <w:bCs/>
+                  <w:lang w:val="pt-BR"/>
+                </w:rPr>
+                <w:t>support</w:t>
+              </w:r>
+              <w:proofErr w:type="spellEnd"/>
+              <w:r>
+                <w:rPr>
+                  <w:b/>
+                  <w:bCs/>
+                  <w:lang w:val="pt-BR"/>
+                </w:rPr>
+                <w:t xml:space="preserve"> banks in ESG </w:t>
+              </w:r>
+              <w:proofErr w:type="spellStart"/>
+              <w:r>
+                <w:rPr>
+                  <w:b/>
+                  <w:bCs/>
+                  <w:lang w:val="pt-BR"/>
+                </w:rPr>
+                <w:t>integration</w:t>
+              </w:r>
+              <w:proofErr w:type="spellEnd"/>
+              <w:r>
+                <w:rPr>
+                  <w:b/>
+                  <w:bCs/>
+                  <w:lang w:val="pt-BR"/>
+                </w:rPr>
+                <w:t xml:space="preserve"> in </w:t>
+              </w:r>
+              <w:proofErr w:type="spellStart"/>
+              <w:r>
+                <w:rPr>
+                  <w:b/>
+                  <w:bCs/>
+                  <w:lang w:val="pt-BR"/>
+                </w:rPr>
+                <w:t>the</w:t>
+              </w:r>
+              <w:proofErr w:type="spellEnd"/>
+              <w:r>
+                <w:rPr>
+                  <w:b/>
+                  <w:bCs/>
+                  <w:lang w:val="pt-BR"/>
+                </w:rPr>
+                <w:t xml:space="preserve"> </w:t>
+              </w:r>
+              <w:proofErr w:type="spellStart"/>
+              <w:r>
+                <w:rPr>
+                  <w:b/>
+                  <w:bCs/>
+                  <w:lang w:val="pt-BR"/>
+                </w:rPr>
+                <w:t>risk</w:t>
+              </w:r>
+              <w:proofErr w:type="spellEnd"/>
+              <w:r>
+                <w:rPr>
+                  <w:b/>
+                  <w:bCs/>
+                  <w:lang w:val="pt-BR"/>
+                </w:rPr>
+                <w:t xml:space="preserve"> </w:t>
+              </w:r>
+              <w:proofErr w:type="spellStart"/>
+              <w:r>
+                <w:rPr>
+                  <w:b/>
+                  <w:bCs/>
+                  <w:lang w:val="pt-BR"/>
+                </w:rPr>
+                <w:t>analysis</w:t>
+              </w:r>
+              <w:proofErr w:type="spellEnd"/>
+              <w:r>
+                <w:rPr>
+                  <w:b/>
+                  <w:bCs/>
+                  <w:lang w:val="pt-BR"/>
+                </w:rPr>
+                <w:t xml:space="preserve"> </w:t>
+              </w:r>
+              <w:proofErr w:type="spellStart"/>
+              <w:r>
+                <w:rPr>
+                  <w:b/>
+                  <w:bCs/>
+                  <w:lang w:val="pt-BR"/>
+                </w:rPr>
+                <w:t>process</w:t>
+              </w:r>
+              <w:proofErr w:type="spellEnd"/>
+              <w:r>
+                <w:rPr>
+                  <w:b/>
+                  <w:bCs/>
+                  <w:lang w:val="pt-BR"/>
+                </w:rPr>
+                <w:t xml:space="preserve"> </w:t>
+              </w:r>
+              <w:proofErr w:type="spellStart"/>
+              <w:r>
+                <w:rPr>
+                  <w:b/>
+                  <w:bCs/>
+                  <w:lang w:val="pt-BR"/>
+                </w:rPr>
+                <w:t>of</w:t>
+              </w:r>
+              <w:proofErr w:type="spellEnd"/>
+              <w:r>
+                <w:rPr>
+                  <w:b/>
+                  <w:bCs/>
+                  <w:lang w:val="pt-BR"/>
+                </w:rPr>
+                <w:t xml:space="preserve"> </w:t>
+              </w:r>
+              <w:proofErr w:type="spellStart"/>
+              <w:r>
+                <w:rPr>
+                  <w:b/>
+                  <w:bCs/>
+                  <w:lang w:val="pt-BR"/>
+                </w:rPr>
+                <w:t>loans</w:t>
+              </w:r>
+              <w:proofErr w:type="spellEnd"/>
+              <w:r>
+                <w:rPr>
+                  <w:lang w:val="pt-BR"/>
+                </w:rPr>
+                <w:t xml:space="preserve">. In: </w:t>
+              </w:r>
+              <w:proofErr w:type="spellStart"/>
+              <w:r>
+                <w:rPr>
+                  <w:i/>
+                  <w:iCs/>
+                  <w:lang w:val="pt-BR"/>
+                </w:rPr>
+                <w:t>Smart</w:t>
+              </w:r>
+              <w:proofErr w:type="spellEnd"/>
+              <w:r>
+                <w:rPr>
+                  <w:i/>
+                  <w:iCs/>
+                  <w:lang w:val="pt-BR"/>
+                </w:rPr>
+                <w:t xml:space="preserve"> Services Summit</w:t>
+              </w:r>
+              <w:r>
+                <w:rPr>
+                  <w:lang w:val="pt-BR"/>
+                </w:rPr>
+                <w:t xml:space="preserve">. </w:t>
+              </w:r>
+              <w:proofErr w:type="spellStart"/>
+              <w:r>
+                <w:rPr>
+                  <w:lang w:val="pt-BR"/>
+                </w:rPr>
+                <w:t>Cham</w:t>
+              </w:r>
+              <w:proofErr w:type="spellEnd"/>
+              <w:r>
+                <w:rPr>
+                  <w:lang w:val="pt-BR"/>
+                </w:rPr>
+                <w:t xml:space="preserve">: Springer </w:t>
+              </w:r>
+              <w:proofErr w:type="spellStart"/>
+              <w:r>
+                <w:rPr>
+                  <w:lang w:val="pt-BR"/>
+                </w:rPr>
+                <w:t>Nature</w:t>
+              </w:r>
+              <w:proofErr w:type="spellEnd"/>
+              <w:r>
+                <w:rPr>
+                  <w:lang w:val="pt-BR"/>
+                </w:rPr>
+                <w:t xml:space="preserve"> </w:t>
+              </w:r>
+              <w:proofErr w:type="spellStart"/>
+              <w:r>
+                <w:rPr>
+                  <w:lang w:val="pt-BR"/>
+                </w:rPr>
+                <w:t>Switzerland</w:t>
+              </w:r>
+              <w:proofErr w:type="spellEnd"/>
+              <w:r>
+                <w:rPr>
+                  <w:lang w:val="pt-BR"/>
+                </w:rPr>
+                <w:t>, 2022. p. 143–151.</w:t>
+              </w:r>
+            </w:p>
+            <w:p>
+              <w:pPr>
+                <w:pStyle w:val="Bibliografia"/>
+                <w:ind w:left="720" w:hanging="720"/>
+              </w:pPr>
+              <w:r>
+                <w:rPr>
+                  <w:b/>
+                  <w:bCs/>
                 </w:rPr>
                 <w:fldChar w:fldCharType="end"/>
               </w:r>
@@ -791,15 +3548,15 @@
       </w:sdtContent>
     </w:sdt>
     <w:sectPr>
-      <w:headerReference w:type="even" r:id="rId12"/>
-      <w:headerReference w:type="default" r:id="rId13"/>
-      <w:footerReference w:type="even" r:id="rId14"/>
-      <w:footerReference w:type="first" r:id="rId15"/>
+      <w:headerReference w:type="even" r:id="rId15"/>
+      <w:headerReference w:type="default" r:id="rId16"/>
+      <w:footerReference w:type="even" r:id="rId17"/>
+      <w:footerReference w:type="first" r:id="rId18"/>
       <w:type w:val="continuous"/>
-      <w:pgSz w:w="11907" w:h="16840" w:orient="portrait" w:code="9"/>
+      <w:pgSz w:w="11907" w:h="16840" w:code="9"/>
       <w:pgMar w:top="1985" w:right="1701" w:bottom="1418" w:left="1701" w:header="964" w:footer="964" w:gutter="0"/>
       <w:pgNumType w:start="101"/>
-      <w:cols w:equalWidth="0" w:space="454">
+      <w:cols w:space="454" w:equalWidth="0">
         <w:col w:w="8505"/>
       </w:cols>
     </w:sectPr>
@@ -808,7 +3565,7 @@
 </file>
 
 <file path=word/endnotes.xml><?xml version="1.0" encoding="utf-8"?>
-<w:endnotes xmlns:wpc="http://schemas.microsoft.com/office/word/2010/wordprocessingCanvas" xmlns:cx="http://schemas.microsoft.com/office/drawing/2014/chartex" xmlns:cx1="http://schemas.microsoft.com/office/drawing/2015/9/8/chartex" xmlns:cx2="http://schemas.microsoft.com/office/drawing/2015/10/21/chartex" xmlns:cx3="http://schemas.microsoft.com/office/drawing/2016/5/9/chartex" xmlns:cx4="http://schemas.microsoft.com/office/drawing/2016/5/10/chartex" xmlns:cx5="http://schemas.microsoft.com/office/drawing/2016/5/11/chartex" xmlns:cx6="http://schemas.microsoft.com/office/drawing/2016/5/12/chartex" xmlns:cx7="http://schemas.microsoft.com/office/drawing/2016/5/13/chartex" xmlns:cx8="http://schemas.microsoft.com/office/drawing/2016/5/14/chartex" xmlns:mc="http://schemas.openxmlformats.org/markup-compatibility/2006" xmlns:aink="http://schemas.microsoft.com/office/drawing/2016/ink" xmlns:am3d="http://schemas.microsoft.com/office/drawing/2017/model3d" xmlns:o="urn:schemas-microsoft-com:office:office" xmlns:oel="http://schemas.microsoft.com/office/2019/extlst" xmlns:r="http://schemas.openxmlformats.org/officeDocument/2006/relationships" xmlns:m="http://schemas.openxmlformats.org/officeDocument/2006/math" xmlns:v="urn:schemas-microsoft-com:vml" xmlns:wp14="http://schemas.microsoft.com/office/word/2010/wordprocessingDrawing" xmlns:wp="http://schemas.openxmlformats.org/drawingml/2006/wordprocessingDrawing" xmlns:w10="urn:schemas-microsoft-com:office:word" xmlns:w="http://schemas.openxmlformats.org/wordprocessingml/2006/main" xmlns:w14="http://schemas.microsoft.com/office/word/2010/wordml" xmlns:w15="http://schemas.microsoft.com/office/word/2012/wordml" xmlns:w16cex="http://schemas.microsoft.com/office/word/2018/wordml/cex" xmlns:w16cid="http://schemas.microsoft.com/office/word/2016/wordml/cid" xmlns:w16="http://schemas.microsoft.com/office/word/2018/wordml" xmlns:w16sdtdh="http://schemas.microsoft.com/office/word/2020/wordml/sdtdatahash" xmlns:w16se="http://schemas.microsoft.com/office/word/2015/wordml/symex" xmlns:wpg="http://schemas.microsoft.com/office/word/2010/wordprocessingGroup" xmlns:wpi="http://schemas.microsoft.com/office/word/2010/wordprocessingInk" xmlns:wne="http://schemas.microsoft.com/office/word/2006/wordml" xmlns:wps="http://schemas.microsoft.com/office/word/2010/wordprocessingShape" mc:Ignorable="w14 w15 w16se w16cid w16 w16cex w16sdtdh wp14">
+<w:endnotes xmlns:wpc="http://schemas.microsoft.com/office/word/2010/wordprocessingCanvas" xmlns:cx="http://schemas.microsoft.com/office/drawing/2014/chartex" xmlns:cx1="http://schemas.microsoft.com/office/drawing/2015/9/8/chartex" xmlns:cx2="http://schemas.microsoft.com/office/drawing/2015/10/21/chartex" xmlns:cx3="http://schemas.microsoft.com/office/drawing/2016/5/9/chartex" xmlns:cx4="http://schemas.microsoft.com/office/drawing/2016/5/10/chartex" xmlns:cx5="http://schemas.microsoft.com/office/drawing/2016/5/11/chartex" xmlns:cx6="http://schemas.microsoft.com/office/drawing/2016/5/12/chartex" xmlns:cx7="http://schemas.microsoft.com/office/drawing/2016/5/13/chartex" xmlns:cx8="http://schemas.microsoft.com/office/drawing/2016/5/14/chartex" xmlns:mc="http://schemas.openxmlformats.org/markup-compatibility/2006" xmlns:aink="http://schemas.microsoft.com/office/drawing/2016/ink" xmlns:am3d="http://schemas.microsoft.com/office/drawing/2017/model3d" xmlns:o="urn:schemas-microsoft-com:office:office" xmlns:oel="http://schemas.microsoft.com/office/2019/extlst" xmlns:r="http://schemas.openxmlformats.org/officeDocument/2006/relationships" xmlns:m="http://schemas.openxmlformats.org/officeDocument/2006/math" xmlns:v="urn:schemas-microsoft-com:vml" xmlns:wp14="http://schemas.microsoft.com/office/word/2010/wordprocessingDrawing" xmlns:wp="http://schemas.openxmlformats.org/drawingml/2006/wordprocessingDrawing" xmlns:w10="urn:schemas-microsoft-com:office:word" xmlns:w="http://schemas.openxmlformats.org/wordprocessingml/2006/main" xmlns:w14="http://schemas.microsoft.com/office/word/2010/wordml" xmlns:w15="http://schemas.microsoft.com/office/word/2012/wordml" xmlns:w16cex="http://schemas.microsoft.com/office/word/2018/wordml/cex" xmlns:w16cid="http://schemas.microsoft.com/office/word/2016/wordml/cid" xmlns:w16="http://schemas.microsoft.com/office/word/2018/wordml" xmlns:w16du="http://schemas.microsoft.com/office/word/2023/wordml/word16du" xmlns:w16sdtdh="http://schemas.microsoft.com/office/word/2020/wordml/sdtdatahash" xmlns:w16sdtfl="http://schemas.microsoft.com/office/word/2024/wordml/sdtformatlock" xmlns:w16se="http://schemas.microsoft.com/office/word/2015/wordml/symex" xmlns:wpg="http://schemas.microsoft.com/office/word/2010/wordprocessingGroup" xmlns:wpi="http://schemas.microsoft.com/office/word/2010/wordprocessingInk" xmlns:wne="http://schemas.microsoft.com/office/word/2006/wordml" xmlns:wps="http://schemas.microsoft.com/office/word/2010/wordprocessingShape" mc:Ignorable="w14 w15 w16se w16cid w16 w16cex w16sdtdh w16sdtfl w16du wp14">
   <w:endnote w:type="separator" w:id="-1">
     <w:p>
       <w:r>
@@ -827,7 +3584,7 @@
 </file>
 
 <file path=word/footer1.xml><?xml version="1.0" encoding="utf-8"?>
-<w:ftr xmlns:wpc="http://schemas.microsoft.com/office/word/2010/wordprocessingCanvas" xmlns:cx="http://schemas.microsoft.com/office/drawing/2014/chartex" xmlns:cx1="http://schemas.microsoft.com/office/drawing/2015/9/8/chartex" xmlns:cx2="http://schemas.microsoft.com/office/drawing/2015/10/21/chartex" xmlns:cx3="http://schemas.microsoft.com/office/drawing/2016/5/9/chartex" xmlns:cx4="http://schemas.microsoft.com/office/drawing/2016/5/10/chartex" xmlns:cx5="http://schemas.microsoft.com/office/drawing/2016/5/11/chartex" xmlns:cx6="http://schemas.microsoft.com/office/drawing/2016/5/12/chartex" xmlns:cx7="http://schemas.microsoft.com/office/drawing/2016/5/13/chartex" xmlns:cx8="http://schemas.microsoft.com/office/drawing/2016/5/14/chartex" xmlns:mc="http://schemas.openxmlformats.org/markup-compatibility/2006" xmlns:aink="http://schemas.microsoft.com/office/drawing/2016/ink" xmlns:am3d="http://schemas.microsoft.com/office/drawing/2017/model3d" xmlns:o="urn:schemas-microsoft-com:office:office" xmlns:oel="http://schemas.microsoft.com/office/2019/extlst" xmlns:r="http://schemas.openxmlformats.org/officeDocument/2006/relationships" xmlns:m="http://schemas.openxmlformats.org/officeDocument/2006/math" xmlns:v="urn:schemas-microsoft-com:vml" xmlns:wp14="http://schemas.microsoft.com/office/word/2010/wordprocessingDrawing" xmlns:wp="http://schemas.openxmlformats.org/drawingml/2006/wordprocessingDrawing" xmlns:w10="urn:schemas-microsoft-com:office:word" xmlns:w="http://schemas.openxmlformats.org/wordprocessingml/2006/main" xmlns:w14="http://schemas.microsoft.com/office/word/2010/wordml" xmlns:w15="http://schemas.microsoft.com/office/word/2012/wordml" xmlns:w16cex="http://schemas.microsoft.com/office/word/2018/wordml/cex" xmlns:w16cid="http://schemas.microsoft.com/office/word/2016/wordml/cid" xmlns:w16="http://schemas.microsoft.com/office/word/2018/wordml" xmlns:w16sdtdh="http://schemas.microsoft.com/office/word/2020/wordml/sdtdatahash" xmlns:w16se="http://schemas.microsoft.com/office/word/2015/wordml/symex" xmlns:wpg="http://schemas.microsoft.com/office/word/2010/wordprocessingGroup" xmlns:wpi="http://schemas.microsoft.com/office/word/2010/wordprocessingInk" xmlns:wne="http://schemas.microsoft.com/office/word/2006/wordml" xmlns:wps="http://schemas.microsoft.com/office/word/2010/wordprocessingShape" mc:Ignorable="w14 w15 w16se w16cid w16 w16cex w16sdtdh wp14">
+<w:ftr xmlns:wpc="http://schemas.microsoft.com/office/word/2010/wordprocessingCanvas" xmlns:cx="http://schemas.microsoft.com/office/drawing/2014/chartex" xmlns:cx1="http://schemas.microsoft.com/office/drawing/2015/9/8/chartex" xmlns:cx2="http://schemas.microsoft.com/office/drawing/2015/10/21/chartex" xmlns:cx3="http://schemas.microsoft.com/office/drawing/2016/5/9/chartex" xmlns:cx4="http://schemas.microsoft.com/office/drawing/2016/5/10/chartex" xmlns:cx5="http://schemas.microsoft.com/office/drawing/2016/5/11/chartex" xmlns:cx6="http://schemas.microsoft.com/office/drawing/2016/5/12/chartex" xmlns:cx7="http://schemas.microsoft.com/office/drawing/2016/5/13/chartex" xmlns:cx8="http://schemas.microsoft.com/office/drawing/2016/5/14/chartex" xmlns:mc="http://schemas.openxmlformats.org/markup-compatibility/2006" xmlns:aink="http://schemas.microsoft.com/office/drawing/2016/ink" xmlns:am3d="http://schemas.microsoft.com/office/drawing/2017/model3d" xmlns:o="urn:schemas-microsoft-com:office:office" xmlns:oel="http://schemas.microsoft.com/office/2019/extlst" xmlns:r="http://schemas.openxmlformats.org/officeDocument/2006/relationships" xmlns:m="http://schemas.openxmlformats.org/officeDocument/2006/math" xmlns:v="urn:schemas-microsoft-com:vml" xmlns:wp14="http://schemas.microsoft.com/office/word/2010/wordprocessingDrawing" xmlns:wp="http://schemas.openxmlformats.org/drawingml/2006/wordprocessingDrawing" xmlns:w10="urn:schemas-microsoft-com:office:word" xmlns:w="http://schemas.openxmlformats.org/wordprocessingml/2006/main" xmlns:w14="http://schemas.microsoft.com/office/word/2010/wordml" xmlns:w15="http://schemas.microsoft.com/office/word/2012/wordml" xmlns:w16cex="http://schemas.microsoft.com/office/word/2018/wordml/cex" xmlns:w16cid="http://schemas.microsoft.com/office/word/2016/wordml/cid" xmlns:w16="http://schemas.microsoft.com/office/word/2018/wordml" xmlns:w16du="http://schemas.microsoft.com/office/word/2023/wordml/word16du" xmlns:w16sdtdh="http://schemas.microsoft.com/office/word/2020/wordml/sdtdatahash" xmlns:w16sdtfl="http://schemas.microsoft.com/office/word/2024/wordml/sdtformatlock" xmlns:w16se="http://schemas.microsoft.com/office/word/2015/wordml/symex" xmlns:wpg="http://schemas.microsoft.com/office/word/2010/wordprocessingGroup" xmlns:wpi="http://schemas.microsoft.com/office/word/2010/wordprocessingInk" xmlns:wne="http://schemas.microsoft.com/office/word/2006/wordml" xmlns:wps="http://schemas.microsoft.com/office/word/2010/wordprocessingShape" mc:Ignorable="w14 w15 w16se w16cid w16 w16cex w16sdtdh w16sdtfl w16du wp14">
   <w:p>
     <w:pPr>
       <w:jc w:val="left"/>
@@ -840,7 +3597,7 @@
 </file>
 
 <file path=word/footer2.xml><?xml version="1.0" encoding="utf-8"?>
-<w:ftr xmlns:wpc="http://schemas.microsoft.com/office/word/2010/wordprocessingCanvas" xmlns:cx="http://schemas.microsoft.com/office/drawing/2014/chartex" xmlns:cx1="http://schemas.microsoft.com/office/drawing/2015/9/8/chartex" xmlns:cx2="http://schemas.microsoft.com/office/drawing/2015/10/21/chartex" xmlns:cx3="http://schemas.microsoft.com/office/drawing/2016/5/9/chartex" xmlns:cx4="http://schemas.microsoft.com/office/drawing/2016/5/10/chartex" xmlns:cx5="http://schemas.microsoft.com/office/drawing/2016/5/11/chartex" xmlns:cx6="http://schemas.microsoft.com/office/drawing/2016/5/12/chartex" xmlns:cx7="http://schemas.microsoft.com/office/drawing/2016/5/13/chartex" xmlns:cx8="http://schemas.microsoft.com/office/drawing/2016/5/14/chartex" xmlns:mc="http://schemas.openxmlformats.org/markup-compatibility/2006" xmlns:aink="http://schemas.microsoft.com/office/drawing/2016/ink" xmlns:am3d="http://schemas.microsoft.com/office/drawing/2017/model3d" xmlns:o="urn:schemas-microsoft-com:office:office" xmlns:oel="http://schemas.microsoft.com/office/2019/extlst" xmlns:r="http://schemas.openxmlformats.org/officeDocument/2006/relationships" xmlns:m="http://schemas.openxmlformats.org/officeDocument/2006/math" xmlns:v="urn:schemas-microsoft-com:vml" xmlns:wp14="http://schemas.microsoft.com/office/word/2010/wordprocessingDrawing" xmlns:wp="http://schemas.openxmlformats.org/drawingml/2006/wordprocessingDrawing" xmlns:w10="urn:schemas-microsoft-com:office:word" xmlns:w="http://schemas.openxmlformats.org/wordprocessingml/2006/main" xmlns:w14="http://schemas.microsoft.com/office/word/2010/wordml" xmlns:w15="http://schemas.microsoft.com/office/word/2012/wordml" xmlns:w16cex="http://schemas.microsoft.com/office/word/2018/wordml/cex" xmlns:w16cid="http://schemas.microsoft.com/office/word/2016/wordml/cid" xmlns:w16="http://schemas.microsoft.com/office/word/2018/wordml" xmlns:w16sdtdh="http://schemas.microsoft.com/office/word/2020/wordml/sdtdatahash" xmlns:w16se="http://schemas.microsoft.com/office/word/2015/wordml/symex" xmlns:wpg="http://schemas.microsoft.com/office/word/2010/wordprocessingGroup" xmlns:wpi="http://schemas.microsoft.com/office/word/2010/wordprocessingInk" xmlns:wne="http://schemas.microsoft.com/office/word/2006/wordml" xmlns:wps="http://schemas.microsoft.com/office/word/2010/wordprocessingShape" mc:Ignorable="w14 w15 w16se w16cid w16 w16cex w16sdtdh wp14">
+<w:ftr xmlns:wpc="http://schemas.microsoft.com/office/word/2010/wordprocessingCanvas" xmlns:cx="http://schemas.microsoft.com/office/drawing/2014/chartex" xmlns:cx1="http://schemas.microsoft.com/office/drawing/2015/9/8/chartex" xmlns:cx2="http://schemas.microsoft.com/office/drawing/2015/10/21/chartex" xmlns:cx3="http://schemas.microsoft.com/office/drawing/2016/5/9/chartex" xmlns:cx4="http://schemas.microsoft.com/office/drawing/2016/5/10/chartex" xmlns:cx5="http://schemas.microsoft.com/office/drawing/2016/5/11/chartex" xmlns:cx6="http://schemas.microsoft.com/office/drawing/2016/5/12/chartex" xmlns:cx7="http://schemas.microsoft.com/office/drawing/2016/5/13/chartex" xmlns:cx8="http://schemas.microsoft.com/office/drawing/2016/5/14/chartex" xmlns:mc="http://schemas.openxmlformats.org/markup-compatibility/2006" xmlns:aink="http://schemas.microsoft.com/office/drawing/2016/ink" xmlns:am3d="http://schemas.microsoft.com/office/drawing/2017/model3d" xmlns:o="urn:schemas-microsoft-com:office:office" xmlns:oel="http://schemas.microsoft.com/office/2019/extlst" xmlns:r="http://schemas.openxmlformats.org/officeDocument/2006/relationships" xmlns:m="http://schemas.openxmlformats.org/officeDocument/2006/math" xmlns:v="urn:schemas-microsoft-com:vml" xmlns:wp14="http://schemas.microsoft.com/office/word/2010/wordprocessingDrawing" xmlns:wp="http://schemas.openxmlformats.org/drawingml/2006/wordprocessingDrawing" xmlns:w10="urn:schemas-microsoft-com:office:word" xmlns:w="http://schemas.openxmlformats.org/wordprocessingml/2006/main" xmlns:w14="http://schemas.microsoft.com/office/word/2010/wordml" xmlns:w15="http://schemas.microsoft.com/office/word/2012/wordml" xmlns:w16cex="http://schemas.microsoft.com/office/word/2018/wordml/cex" xmlns:w16cid="http://schemas.microsoft.com/office/word/2016/wordml/cid" xmlns:w16="http://schemas.microsoft.com/office/word/2018/wordml" xmlns:w16du="http://schemas.microsoft.com/office/word/2023/wordml/word16du" xmlns:w16sdtdh="http://schemas.microsoft.com/office/word/2020/wordml/sdtdatahash" xmlns:w16sdtfl="http://schemas.microsoft.com/office/word/2024/wordml/sdtformatlock" xmlns:w16se="http://schemas.microsoft.com/office/word/2015/wordml/symex" xmlns:wpg="http://schemas.microsoft.com/office/word/2010/wordprocessingGroup" xmlns:wpi="http://schemas.microsoft.com/office/word/2010/wordprocessingInk" xmlns:wne="http://schemas.microsoft.com/office/word/2006/wordml" xmlns:wps="http://schemas.microsoft.com/office/word/2010/wordprocessingShape" mc:Ignorable="w14 w15 w16se w16cid w16 w16cex w16sdtdh w16sdtfl w16du wp14">
   <w:p>
     <w:r>
       <w:t>Proceedings of the XII SIBGRAPI (October 1999) 101-104</w:t>
@@ -850,7 +3607,7 @@
 </file>
 
 <file path=word/footer3.xml><?xml version="1.0" encoding="utf-8"?>
-<w:ftr xmlns:wpc="http://schemas.microsoft.com/office/word/2010/wordprocessingCanvas" xmlns:cx="http://schemas.microsoft.com/office/drawing/2014/chartex" xmlns:cx1="http://schemas.microsoft.com/office/drawing/2015/9/8/chartex" xmlns:cx2="http://schemas.microsoft.com/office/drawing/2015/10/21/chartex" xmlns:cx3="http://schemas.microsoft.com/office/drawing/2016/5/9/chartex" xmlns:cx4="http://schemas.microsoft.com/office/drawing/2016/5/10/chartex" xmlns:cx5="http://schemas.microsoft.com/office/drawing/2016/5/11/chartex" xmlns:cx6="http://schemas.microsoft.com/office/drawing/2016/5/12/chartex" xmlns:cx7="http://schemas.microsoft.com/office/drawing/2016/5/13/chartex" xmlns:cx8="http://schemas.microsoft.com/office/drawing/2016/5/14/chartex" xmlns:mc="http://schemas.openxmlformats.org/markup-compatibility/2006" xmlns:aink="http://schemas.microsoft.com/office/drawing/2016/ink" xmlns:am3d="http://schemas.microsoft.com/office/drawing/2017/model3d" xmlns:o="urn:schemas-microsoft-com:office:office" xmlns:oel="http://schemas.microsoft.com/office/2019/extlst" xmlns:r="http://schemas.openxmlformats.org/officeDocument/2006/relationships" xmlns:m="http://schemas.openxmlformats.org/officeDocument/2006/math" xmlns:v="urn:schemas-microsoft-com:vml" xmlns:wp14="http://schemas.microsoft.com/office/word/2010/wordprocessingDrawing" xmlns:wp="http://schemas.openxmlformats.org/drawingml/2006/wordprocessingDrawing" xmlns:w10="urn:schemas-microsoft-com:office:word" xmlns:w="http://schemas.openxmlformats.org/wordprocessingml/2006/main" xmlns:w14="http://schemas.microsoft.com/office/word/2010/wordml" xmlns:w15="http://schemas.microsoft.com/office/word/2012/wordml" xmlns:w16cex="http://schemas.microsoft.com/office/word/2018/wordml/cex" xmlns:w16cid="http://schemas.microsoft.com/office/word/2016/wordml/cid" xmlns:w16="http://schemas.microsoft.com/office/word/2018/wordml" xmlns:w16sdtdh="http://schemas.microsoft.com/office/word/2020/wordml/sdtdatahash" xmlns:w16se="http://schemas.microsoft.com/office/word/2015/wordml/symex" xmlns:wpg="http://schemas.microsoft.com/office/word/2010/wordprocessingGroup" xmlns:wpi="http://schemas.microsoft.com/office/word/2010/wordprocessingInk" xmlns:wne="http://schemas.microsoft.com/office/word/2006/wordml" xmlns:wps="http://schemas.microsoft.com/office/word/2010/wordprocessingShape" mc:Ignorable="w14 w15 w16se w16cid w16 w16cex w16sdtdh wp14">
+<w:ftr xmlns:wpc="http://schemas.microsoft.com/office/word/2010/wordprocessingCanvas" xmlns:cx="http://schemas.microsoft.com/office/drawing/2014/chartex" xmlns:cx1="http://schemas.microsoft.com/office/drawing/2015/9/8/chartex" xmlns:cx2="http://schemas.microsoft.com/office/drawing/2015/10/21/chartex" xmlns:cx3="http://schemas.microsoft.com/office/drawing/2016/5/9/chartex" xmlns:cx4="http://schemas.microsoft.com/office/drawing/2016/5/10/chartex" xmlns:cx5="http://schemas.microsoft.com/office/drawing/2016/5/11/chartex" xmlns:cx6="http://schemas.microsoft.com/office/drawing/2016/5/12/chartex" xmlns:cx7="http://schemas.microsoft.com/office/drawing/2016/5/13/chartex" xmlns:cx8="http://schemas.microsoft.com/office/drawing/2016/5/14/chartex" xmlns:mc="http://schemas.openxmlformats.org/markup-compatibility/2006" xmlns:aink="http://schemas.microsoft.com/office/drawing/2016/ink" xmlns:am3d="http://schemas.microsoft.com/office/drawing/2017/model3d" xmlns:o="urn:schemas-microsoft-com:office:office" xmlns:oel="http://schemas.microsoft.com/office/2019/extlst" xmlns:r="http://schemas.openxmlformats.org/officeDocument/2006/relationships" xmlns:m="http://schemas.openxmlformats.org/officeDocument/2006/math" xmlns:v="urn:schemas-microsoft-com:vml" xmlns:wp14="http://schemas.microsoft.com/office/word/2010/wordprocessingDrawing" xmlns:wp="http://schemas.openxmlformats.org/drawingml/2006/wordprocessingDrawing" xmlns:w10="urn:schemas-microsoft-com:office:word" xmlns:w="http://schemas.openxmlformats.org/wordprocessingml/2006/main" xmlns:w14="http://schemas.microsoft.com/office/word/2010/wordml" xmlns:w15="http://schemas.microsoft.com/office/word/2012/wordml" xmlns:w16cex="http://schemas.microsoft.com/office/word/2018/wordml/cex" xmlns:w16cid="http://schemas.microsoft.com/office/word/2016/wordml/cid" xmlns:w16="http://schemas.microsoft.com/office/word/2018/wordml" xmlns:w16du="http://schemas.microsoft.com/office/word/2023/wordml/word16du" xmlns:w16sdtdh="http://schemas.microsoft.com/office/word/2020/wordml/sdtdatahash" xmlns:w16sdtfl="http://schemas.microsoft.com/office/word/2024/wordml/sdtformatlock" xmlns:w16se="http://schemas.microsoft.com/office/word/2015/wordml/symex" xmlns:wpg="http://schemas.microsoft.com/office/word/2010/wordprocessingGroup" xmlns:wpi="http://schemas.microsoft.com/office/word/2010/wordprocessingInk" xmlns:wne="http://schemas.microsoft.com/office/word/2006/wordml" xmlns:wps="http://schemas.microsoft.com/office/word/2010/wordprocessingShape" mc:Ignorable="w14 w15 w16se w16cid w16 w16cex w16sdtdh w16sdtfl w16du wp14">
   <w:p>
     <w:pPr>
       <w:jc w:val="left"/>
@@ -863,7 +3620,7 @@
 </file>
 
 <file path=word/footer4.xml><?xml version="1.0" encoding="utf-8"?>
-<w:ftr xmlns:wpc="http://schemas.microsoft.com/office/word/2010/wordprocessingCanvas" xmlns:cx="http://schemas.microsoft.com/office/drawing/2014/chartex" xmlns:cx1="http://schemas.microsoft.com/office/drawing/2015/9/8/chartex" xmlns:cx2="http://schemas.microsoft.com/office/drawing/2015/10/21/chartex" xmlns:cx3="http://schemas.microsoft.com/office/drawing/2016/5/9/chartex" xmlns:cx4="http://schemas.microsoft.com/office/drawing/2016/5/10/chartex" xmlns:cx5="http://schemas.microsoft.com/office/drawing/2016/5/11/chartex" xmlns:cx6="http://schemas.microsoft.com/office/drawing/2016/5/12/chartex" xmlns:cx7="http://schemas.microsoft.com/office/drawing/2016/5/13/chartex" xmlns:cx8="http://schemas.microsoft.com/office/drawing/2016/5/14/chartex" xmlns:mc="http://schemas.openxmlformats.org/markup-compatibility/2006" xmlns:aink="http://schemas.microsoft.com/office/drawing/2016/ink" xmlns:am3d="http://schemas.microsoft.com/office/drawing/2017/model3d" xmlns:o="urn:schemas-microsoft-com:office:office" xmlns:oel="http://schemas.microsoft.com/office/2019/extlst" xmlns:r="http://schemas.openxmlformats.org/officeDocument/2006/relationships" xmlns:m="http://schemas.openxmlformats.org/officeDocument/2006/math" xmlns:v="urn:schemas-microsoft-com:vml" xmlns:wp14="http://schemas.microsoft.com/office/word/2010/wordprocessingDrawing" xmlns:wp="http://schemas.openxmlformats.org/drawingml/2006/wordprocessingDrawing" xmlns:w10="urn:schemas-microsoft-com:office:word" xmlns:w="http://schemas.openxmlformats.org/wordprocessingml/2006/main" xmlns:w14="http://schemas.microsoft.com/office/word/2010/wordml" xmlns:w15="http://schemas.microsoft.com/office/word/2012/wordml" xmlns:w16cex="http://schemas.microsoft.com/office/word/2018/wordml/cex" xmlns:w16cid="http://schemas.microsoft.com/office/word/2016/wordml/cid" xmlns:w16="http://schemas.microsoft.com/office/word/2018/wordml" xmlns:w16sdtdh="http://schemas.microsoft.com/office/word/2020/wordml/sdtdatahash" xmlns:w16se="http://schemas.microsoft.com/office/word/2015/wordml/symex" xmlns:wpg="http://schemas.microsoft.com/office/word/2010/wordprocessingGroup" xmlns:wpi="http://schemas.microsoft.com/office/word/2010/wordprocessingInk" xmlns:wne="http://schemas.microsoft.com/office/word/2006/wordml" xmlns:wps="http://schemas.microsoft.com/office/word/2010/wordprocessingShape" mc:Ignorable="w14 w15 w16se w16cid w16 w16cex w16sdtdh wp14">
+<w:ftr xmlns:wpc="http://schemas.microsoft.com/office/word/2010/wordprocessingCanvas" xmlns:cx="http://schemas.microsoft.com/office/drawing/2014/chartex" xmlns:cx1="http://schemas.microsoft.com/office/drawing/2015/9/8/chartex" xmlns:cx2="http://schemas.microsoft.com/office/drawing/2015/10/21/chartex" xmlns:cx3="http://schemas.microsoft.com/office/drawing/2016/5/9/chartex" xmlns:cx4="http://schemas.microsoft.com/office/drawing/2016/5/10/chartex" xmlns:cx5="http://schemas.microsoft.com/office/drawing/2016/5/11/chartex" xmlns:cx6="http://schemas.microsoft.com/office/drawing/2016/5/12/chartex" xmlns:cx7="http://schemas.microsoft.com/office/drawing/2016/5/13/chartex" xmlns:cx8="http://schemas.microsoft.com/office/drawing/2016/5/14/chartex" xmlns:mc="http://schemas.openxmlformats.org/markup-compatibility/2006" xmlns:aink="http://schemas.microsoft.com/office/drawing/2016/ink" xmlns:am3d="http://schemas.microsoft.com/office/drawing/2017/model3d" xmlns:o="urn:schemas-microsoft-com:office:office" xmlns:oel="http://schemas.microsoft.com/office/2019/extlst" xmlns:r="http://schemas.openxmlformats.org/officeDocument/2006/relationships" xmlns:m="http://schemas.openxmlformats.org/officeDocument/2006/math" xmlns:v="urn:schemas-microsoft-com:vml" xmlns:wp14="http://schemas.microsoft.com/office/word/2010/wordprocessingDrawing" xmlns:wp="http://schemas.openxmlformats.org/drawingml/2006/wordprocessingDrawing" xmlns:w10="urn:schemas-microsoft-com:office:word" xmlns:w="http://schemas.openxmlformats.org/wordprocessingml/2006/main" xmlns:w14="http://schemas.microsoft.com/office/word/2010/wordml" xmlns:w15="http://schemas.microsoft.com/office/word/2012/wordml" xmlns:w16cex="http://schemas.microsoft.com/office/word/2018/wordml/cex" xmlns:w16cid="http://schemas.microsoft.com/office/word/2016/wordml/cid" xmlns:w16="http://schemas.microsoft.com/office/word/2018/wordml" xmlns:w16du="http://schemas.microsoft.com/office/word/2023/wordml/word16du" xmlns:w16sdtdh="http://schemas.microsoft.com/office/word/2020/wordml/sdtdatahash" xmlns:w16sdtfl="http://schemas.microsoft.com/office/word/2024/wordml/sdtformatlock" xmlns:w16se="http://schemas.microsoft.com/office/word/2015/wordml/symex" xmlns:wpg="http://schemas.microsoft.com/office/word/2010/wordprocessingGroup" xmlns:wpi="http://schemas.microsoft.com/office/word/2010/wordprocessingInk" xmlns:wne="http://schemas.microsoft.com/office/word/2006/wordml" xmlns:wps="http://schemas.microsoft.com/office/word/2010/wordprocessingShape" mc:Ignorable="w14 w15 w16se w16cid w16 w16cex w16sdtdh w16sdtfl w16du wp14">
   <w:p>
     <w:r>
       <w:t>Proceedings of the XII SIBGRAPI (October 1999) 101-104</w:t>
@@ -873,7 +3630,7 @@
 </file>
 
 <file path=word/footnotes.xml><?xml version="1.0" encoding="utf-8"?>
-<w:footnotes xmlns:wpc="http://schemas.microsoft.com/office/word/2010/wordprocessingCanvas" xmlns:cx="http://schemas.microsoft.com/office/drawing/2014/chartex" xmlns:cx1="http://schemas.microsoft.com/office/drawing/2015/9/8/chartex" xmlns:cx2="http://schemas.microsoft.com/office/drawing/2015/10/21/chartex" xmlns:cx3="http://schemas.microsoft.com/office/drawing/2016/5/9/chartex" xmlns:cx4="http://schemas.microsoft.com/office/drawing/2016/5/10/chartex" xmlns:cx5="http://schemas.microsoft.com/office/drawing/2016/5/11/chartex" xmlns:cx6="http://schemas.microsoft.com/office/drawing/2016/5/12/chartex" xmlns:cx7="http://schemas.microsoft.com/office/drawing/2016/5/13/chartex" xmlns:cx8="http://schemas.microsoft.com/office/drawing/2016/5/14/chartex" xmlns:mc="http://schemas.openxmlformats.org/markup-compatibility/2006" xmlns:aink="http://schemas.microsoft.com/office/drawing/2016/ink" xmlns:am3d="http://schemas.microsoft.com/office/drawing/2017/model3d" xmlns:o="urn:schemas-microsoft-com:office:office" xmlns:oel="http://schemas.microsoft.com/office/2019/extlst" xmlns:r="http://schemas.openxmlformats.org/officeDocument/2006/relationships" xmlns:m="http://schemas.openxmlformats.org/officeDocument/2006/math" xmlns:v="urn:schemas-microsoft-com:vml" xmlns:wp14="http://schemas.microsoft.com/office/word/2010/wordprocessingDrawing" xmlns:wp="http://schemas.openxmlformats.org/drawingml/2006/wordprocessingDrawing" xmlns:w10="urn:schemas-microsoft-com:office:word" xmlns:w="http://schemas.openxmlformats.org/wordprocessingml/2006/main" xmlns:w14="http://schemas.microsoft.com/office/word/2010/wordml" xmlns:w15="http://schemas.microsoft.com/office/word/2012/wordml" xmlns:w16cex="http://schemas.microsoft.com/office/word/2018/wordml/cex" xmlns:w16cid="http://schemas.microsoft.com/office/word/2016/wordml/cid" xmlns:w16="http://schemas.microsoft.com/office/word/2018/wordml" xmlns:w16sdtdh="http://schemas.microsoft.com/office/word/2020/wordml/sdtdatahash" xmlns:w16se="http://schemas.microsoft.com/office/word/2015/wordml/symex" xmlns:wpg="http://schemas.microsoft.com/office/word/2010/wordprocessingGroup" xmlns:wpi="http://schemas.microsoft.com/office/word/2010/wordprocessingInk" xmlns:wne="http://schemas.microsoft.com/office/word/2006/wordml" xmlns:wps="http://schemas.microsoft.com/office/word/2010/wordprocessingShape" mc:Ignorable="w14 w15 w16se w16cid w16 w16cex w16sdtdh wp14">
+<w:footnotes xmlns:wpc="http://schemas.microsoft.com/office/word/2010/wordprocessingCanvas" xmlns:cx="http://schemas.microsoft.com/office/drawing/2014/chartex" xmlns:cx1="http://schemas.microsoft.com/office/drawing/2015/9/8/chartex" xmlns:cx2="http://schemas.microsoft.com/office/drawing/2015/10/21/chartex" xmlns:cx3="http://schemas.microsoft.com/office/drawing/2016/5/9/chartex" xmlns:cx4="http://schemas.microsoft.com/office/drawing/2016/5/10/chartex" xmlns:cx5="http://schemas.microsoft.com/office/drawing/2016/5/11/chartex" xmlns:cx6="http://schemas.microsoft.com/office/drawing/2016/5/12/chartex" xmlns:cx7="http://schemas.microsoft.com/office/drawing/2016/5/13/chartex" xmlns:cx8="http://schemas.microsoft.com/office/drawing/2016/5/14/chartex" xmlns:mc="http://schemas.openxmlformats.org/markup-compatibility/2006" xmlns:aink="http://schemas.microsoft.com/office/drawing/2016/ink" xmlns:am3d="http://schemas.microsoft.com/office/drawing/2017/model3d" xmlns:o="urn:schemas-microsoft-com:office:office" xmlns:oel="http://schemas.microsoft.com/office/2019/extlst" xmlns:r="http://schemas.openxmlformats.org/officeDocument/2006/relationships" xmlns:m="http://schemas.openxmlformats.org/officeDocument/2006/math" xmlns:v="urn:schemas-microsoft-com:vml" xmlns:wp14="http://schemas.microsoft.com/office/word/2010/wordprocessingDrawing" xmlns:wp="http://schemas.openxmlformats.org/drawingml/2006/wordprocessingDrawing" xmlns:w10="urn:schemas-microsoft-com:office:word" xmlns:w="http://schemas.openxmlformats.org/wordprocessingml/2006/main" xmlns:w14="http://schemas.microsoft.com/office/word/2010/wordml" xmlns:w15="http://schemas.microsoft.com/office/word/2012/wordml" xmlns:w16cex="http://schemas.microsoft.com/office/word/2018/wordml/cex" xmlns:w16cid="http://schemas.microsoft.com/office/word/2016/wordml/cid" xmlns:w16="http://schemas.microsoft.com/office/word/2018/wordml" xmlns:w16du="http://schemas.microsoft.com/office/word/2023/wordml/word16du" xmlns:w16sdtdh="http://schemas.microsoft.com/office/word/2020/wordml/sdtdatahash" xmlns:w16sdtfl="http://schemas.microsoft.com/office/word/2024/wordml/sdtformatlock" xmlns:w16se="http://schemas.microsoft.com/office/word/2015/wordml/symex" xmlns:wpg="http://schemas.microsoft.com/office/word/2010/wordprocessingGroup" xmlns:wpi="http://schemas.microsoft.com/office/word/2010/wordprocessingInk" xmlns:wne="http://schemas.microsoft.com/office/word/2006/wordml" xmlns:wps="http://schemas.microsoft.com/office/word/2010/wordprocessingShape" mc:Ignorable="w14 w15 w16se w16cid w16 w16cex w16sdtdh w16sdtfl w16du wp14">
   <w:footnote w:type="separator" w:id="-1">
     <w:p>
       <w:r>
@@ -892,10 +3649,10 @@
 </file>
 
 <file path=word/header1.xml><?xml version="1.0" encoding="utf-8"?>
-<w:hdr xmlns:wpc="http://schemas.microsoft.com/office/word/2010/wordprocessingCanvas" xmlns:cx="http://schemas.microsoft.com/office/drawing/2014/chartex" xmlns:cx1="http://schemas.microsoft.com/office/drawing/2015/9/8/chartex" xmlns:cx2="http://schemas.microsoft.com/office/drawing/2015/10/21/chartex" xmlns:cx3="http://schemas.microsoft.com/office/drawing/2016/5/9/chartex" xmlns:cx4="http://schemas.microsoft.com/office/drawing/2016/5/10/chartex" xmlns:cx5="http://schemas.microsoft.com/office/drawing/2016/5/11/chartex" xmlns:cx6="http://schemas.microsoft.com/office/drawing/2016/5/12/chartex" xmlns:cx7="http://schemas.microsoft.com/office/drawing/2016/5/13/chartex" xmlns:cx8="http://schemas.microsoft.com/office/drawing/2016/5/14/chartex" xmlns:mc="http://schemas.openxmlformats.org/markup-compatibility/2006" xmlns:aink="http://schemas.microsoft.com/office/drawing/2016/ink" xmlns:am3d="http://schemas.microsoft.com/office/drawing/2017/model3d" xmlns:o="urn:schemas-microsoft-com:office:office" xmlns:oel="http://schemas.microsoft.com/office/2019/extlst" xmlns:r="http://schemas.openxmlformats.org/officeDocument/2006/relationships" xmlns:m="http://schemas.openxmlformats.org/officeDocument/2006/math" xmlns:v="urn:schemas-microsoft-com:vml" xmlns:wp14="http://schemas.microsoft.com/office/word/2010/wordprocessingDrawing" xmlns:wp="http://schemas.openxmlformats.org/drawingml/2006/wordprocessingDrawing" xmlns:w10="urn:schemas-microsoft-com:office:word" xmlns:w="http://schemas.openxmlformats.org/wordprocessingml/2006/main" xmlns:w14="http://schemas.microsoft.com/office/word/2010/wordml" xmlns:w15="http://schemas.microsoft.com/office/word/2012/wordml" xmlns:w16cex="http://schemas.microsoft.com/office/word/2018/wordml/cex" xmlns:w16cid="http://schemas.microsoft.com/office/word/2016/wordml/cid" xmlns:w16="http://schemas.microsoft.com/office/word/2018/wordml" xmlns:w16sdtdh="http://schemas.microsoft.com/office/word/2020/wordml/sdtdatahash" xmlns:w16se="http://schemas.microsoft.com/office/word/2015/wordml/symex" xmlns:wpg="http://schemas.microsoft.com/office/word/2010/wordprocessingGroup" xmlns:wpi="http://schemas.microsoft.com/office/word/2010/wordprocessingInk" xmlns:wne="http://schemas.microsoft.com/office/word/2006/wordml" xmlns:wps="http://schemas.microsoft.com/office/word/2010/wordprocessingShape" mc:Ignorable="w14 w15 w16se w16cid w16 w16cex w16sdtdh wp14">
+<w:hdr xmlns:wpc="http://schemas.microsoft.com/office/word/2010/wordprocessingCanvas" xmlns:cx="http://schemas.microsoft.com/office/drawing/2014/chartex" xmlns:cx1="http://schemas.microsoft.com/office/drawing/2015/9/8/chartex" xmlns:cx2="http://schemas.microsoft.com/office/drawing/2015/10/21/chartex" xmlns:cx3="http://schemas.microsoft.com/office/drawing/2016/5/9/chartex" xmlns:cx4="http://schemas.microsoft.com/office/drawing/2016/5/10/chartex" xmlns:cx5="http://schemas.microsoft.com/office/drawing/2016/5/11/chartex" xmlns:cx6="http://schemas.microsoft.com/office/drawing/2016/5/12/chartex" xmlns:cx7="http://schemas.microsoft.com/office/drawing/2016/5/13/chartex" xmlns:cx8="http://schemas.microsoft.com/office/drawing/2016/5/14/chartex" xmlns:mc="http://schemas.openxmlformats.org/markup-compatibility/2006" xmlns:aink="http://schemas.microsoft.com/office/drawing/2016/ink" xmlns:am3d="http://schemas.microsoft.com/office/drawing/2017/model3d" xmlns:o="urn:schemas-microsoft-com:office:office" xmlns:oel="http://schemas.microsoft.com/office/2019/extlst" xmlns:r="http://schemas.openxmlformats.org/officeDocument/2006/relationships" xmlns:m="http://schemas.openxmlformats.org/officeDocument/2006/math" xmlns:v="urn:schemas-microsoft-com:vml" xmlns:wp14="http://schemas.microsoft.com/office/word/2010/wordprocessingDrawing" xmlns:wp="http://schemas.openxmlformats.org/drawingml/2006/wordprocessingDrawing" xmlns:w10="urn:schemas-microsoft-com:office:word" xmlns:w="http://schemas.openxmlformats.org/wordprocessingml/2006/main" xmlns:w14="http://schemas.microsoft.com/office/word/2010/wordml" xmlns:w15="http://schemas.microsoft.com/office/word/2012/wordml" xmlns:w16cex="http://schemas.microsoft.com/office/word/2018/wordml/cex" xmlns:w16cid="http://schemas.microsoft.com/office/word/2016/wordml/cid" xmlns:w16="http://schemas.microsoft.com/office/word/2018/wordml" xmlns:w16du="http://schemas.microsoft.com/office/word/2023/wordml/word16du" xmlns:w16sdtdh="http://schemas.microsoft.com/office/word/2020/wordml/sdtdatahash" xmlns:w16sdtfl="http://schemas.microsoft.com/office/word/2024/wordml/sdtformatlock" xmlns:w16se="http://schemas.microsoft.com/office/word/2015/wordml/symex" xmlns:wpg="http://schemas.microsoft.com/office/word/2010/wordprocessingGroup" xmlns:wpi="http://schemas.microsoft.com/office/word/2010/wordprocessingInk" xmlns:wne="http://schemas.microsoft.com/office/word/2006/wordml" xmlns:wps="http://schemas.microsoft.com/office/word/2010/wordprocessingShape" mc:Ignorable="w14 w15 w16se w16cid w16 w16cex w16sdtdh w16sdtfl w16du wp14">
   <w:p>
     <w:pPr>
-      <w:framePr w:wrap="around" w:hAnchor="margin" w:vAnchor="text" w:xAlign="inside" w:y="1"/>
+      <w:framePr w:wrap="around" w:vAnchor="text" w:hAnchor="margin" w:xAlign="inside" w:y="1"/>
       <w:rPr>
         <w:lang w:val="pt-BR"/>
       </w:rPr>
@@ -934,17 +3691,27 @@
       <w:rPr>
         <w:lang w:val="pt-BR"/>
       </w:rPr>
-      <w:t>S. Sandri, J. Stolfi, L.Velho</w:t>
+      <w:t xml:space="preserve">S. Sandri, J. Stolfi, </w:t>
     </w:r>
+    <w:proofErr w:type="spellStart"/>
+    <w:proofErr w:type="gramStart"/>
+    <w:r>
+      <w:rPr>
+        <w:lang w:val="pt-BR"/>
+      </w:rPr>
+      <w:t>L.Velho</w:t>
+    </w:r>
+    <w:proofErr w:type="spellEnd"/>
+    <w:proofErr w:type="gramEnd"/>
   </w:p>
 </w:hdr>
 </file>
 
 <file path=word/header2.xml><?xml version="1.0" encoding="utf-8"?>
-<w:hdr xmlns:wpc="http://schemas.microsoft.com/office/word/2010/wordprocessingCanvas" xmlns:cx="http://schemas.microsoft.com/office/drawing/2014/chartex" xmlns:cx1="http://schemas.microsoft.com/office/drawing/2015/9/8/chartex" xmlns:cx2="http://schemas.microsoft.com/office/drawing/2015/10/21/chartex" xmlns:cx3="http://schemas.microsoft.com/office/drawing/2016/5/9/chartex" xmlns:cx4="http://schemas.microsoft.com/office/drawing/2016/5/10/chartex" xmlns:cx5="http://schemas.microsoft.com/office/drawing/2016/5/11/chartex" xmlns:cx6="http://schemas.microsoft.com/office/drawing/2016/5/12/chartex" xmlns:cx7="http://schemas.microsoft.com/office/drawing/2016/5/13/chartex" xmlns:cx8="http://schemas.microsoft.com/office/drawing/2016/5/14/chartex" xmlns:mc="http://schemas.openxmlformats.org/markup-compatibility/2006" xmlns:aink="http://schemas.microsoft.com/office/drawing/2016/ink" xmlns:am3d="http://schemas.microsoft.com/office/drawing/2017/model3d" xmlns:o="urn:schemas-microsoft-com:office:office" xmlns:oel="http://schemas.microsoft.com/office/2019/extlst" xmlns:r="http://schemas.openxmlformats.org/officeDocument/2006/relationships" xmlns:m="http://schemas.openxmlformats.org/officeDocument/2006/math" xmlns:v="urn:schemas-microsoft-com:vml" xmlns:wp14="http://schemas.microsoft.com/office/word/2010/wordprocessingDrawing" xmlns:wp="http://schemas.openxmlformats.org/drawingml/2006/wordprocessingDrawing" xmlns:w10="urn:schemas-microsoft-com:office:word" xmlns:w="http://schemas.openxmlformats.org/wordprocessingml/2006/main" xmlns:w14="http://schemas.microsoft.com/office/word/2010/wordml" xmlns:w15="http://schemas.microsoft.com/office/word/2012/wordml" xmlns:w16cex="http://schemas.microsoft.com/office/word/2018/wordml/cex" xmlns:w16cid="http://schemas.microsoft.com/office/word/2016/wordml/cid" xmlns:w16="http://schemas.microsoft.com/office/word/2018/wordml" xmlns:w16sdtdh="http://schemas.microsoft.com/office/word/2020/wordml/sdtdatahash" xmlns:w16se="http://schemas.microsoft.com/office/word/2015/wordml/symex" xmlns:wpg="http://schemas.microsoft.com/office/word/2010/wordprocessingGroup" xmlns:wpi="http://schemas.microsoft.com/office/word/2010/wordprocessingInk" xmlns:wne="http://schemas.microsoft.com/office/word/2006/wordml" xmlns:wps="http://schemas.microsoft.com/office/word/2010/wordprocessingShape" mc:Ignorable="w14 w15 w16se w16cid w16 w16cex w16sdtdh wp14">
+<w:hdr xmlns:wpc="http://schemas.microsoft.com/office/word/2010/wordprocessingCanvas" xmlns:cx="http://schemas.microsoft.com/office/drawing/2014/chartex" xmlns:cx1="http://schemas.microsoft.com/office/drawing/2015/9/8/chartex" xmlns:cx2="http://schemas.microsoft.com/office/drawing/2015/10/21/chartex" xmlns:cx3="http://schemas.microsoft.com/office/drawing/2016/5/9/chartex" xmlns:cx4="http://schemas.microsoft.com/office/drawing/2016/5/10/chartex" xmlns:cx5="http://schemas.microsoft.com/office/drawing/2016/5/11/chartex" xmlns:cx6="http://schemas.microsoft.com/office/drawing/2016/5/12/chartex" xmlns:cx7="http://schemas.microsoft.com/office/drawing/2016/5/13/chartex" xmlns:cx8="http://schemas.microsoft.com/office/drawing/2016/5/14/chartex" xmlns:mc="http://schemas.openxmlformats.org/markup-compatibility/2006" xmlns:aink="http://schemas.microsoft.com/office/drawing/2016/ink" xmlns:am3d="http://schemas.microsoft.com/office/drawing/2017/model3d" xmlns:o="urn:schemas-microsoft-com:office:office" xmlns:oel="http://schemas.microsoft.com/office/2019/extlst" xmlns:r="http://schemas.openxmlformats.org/officeDocument/2006/relationships" xmlns:m="http://schemas.openxmlformats.org/officeDocument/2006/math" xmlns:v="urn:schemas-microsoft-com:vml" xmlns:wp14="http://schemas.microsoft.com/office/word/2010/wordprocessingDrawing" xmlns:wp="http://schemas.openxmlformats.org/drawingml/2006/wordprocessingDrawing" xmlns:w10="urn:schemas-microsoft-com:office:word" xmlns:w="http://schemas.openxmlformats.org/wordprocessingml/2006/main" xmlns:w14="http://schemas.microsoft.com/office/word/2010/wordml" xmlns:w15="http://schemas.microsoft.com/office/word/2012/wordml" xmlns:w16cex="http://schemas.microsoft.com/office/word/2018/wordml/cex" xmlns:w16cid="http://schemas.microsoft.com/office/word/2016/wordml/cid" xmlns:w16="http://schemas.microsoft.com/office/word/2018/wordml" xmlns:w16du="http://schemas.microsoft.com/office/word/2023/wordml/word16du" xmlns:w16sdtdh="http://schemas.microsoft.com/office/word/2020/wordml/sdtdatahash" xmlns:w16sdtfl="http://schemas.microsoft.com/office/word/2024/wordml/sdtformatlock" xmlns:w16se="http://schemas.microsoft.com/office/word/2015/wordml/symex" xmlns:wpg="http://schemas.microsoft.com/office/word/2010/wordprocessingGroup" xmlns:wpi="http://schemas.microsoft.com/office/word/2010/wordprocessingInk" xmlns:wne="http://schemas.microsoft.com/office/word/2006/wordml" xmlns:wps="http://schemas.microsoft.com/office/word/2010/wordprocessingShape" mc:Ignorable="w14 w15 w16se w16cid w16 w16cex w16sdtdh w16sdtfl w16du wp14">
   <w:p>
     <w:pPr>
-      <w:framePr w:wrap="around" w:hAnchor="margin" w:vAnchor="text" w:xAlign="inside" w:y="1"/>
+      <w:framePr w:wrap="around" w:vAnchor="text" w:hAnchor="margin" w:xAlign="inside" w:y="1"/>
     </w:pPr>
   </w:p>
   <w:p>
@@ -958,10 +3725,10 @@
 </file>
 
 <file path=word/header3.xml><?xml version="1.0" encoding="utf-8"?>
-<w:hdr xmlns:wpc="http://schemas.microsoft.com/office/word/2010/wordprocessingCanvas" xmlns:cx="http://schemas.microsoft.com/office/drawing/2014/chartex" xmlns:cx1="http://schemas.microsoft.com/office/drawing/2015/9/8/chartex" xmlns:cx2="http://schemas.microsoft.com/office/drawing/2015/10/21/chartex" xmlns:cx3="http://schemas.microsoft.com/office/drawing/2016/5/9/chartex" xmlns:cx4="http://schemas.microsoft.com/office/drawing/2016/5/10/chartex" xmlns:cx5="http://schemas.microsoft.com/office/drawing/2016/5/11/chartex" xmlns:cx6="http://schemas.microsoft.com/office/drawing/2016/5/12/chartex" xmlns:cx7="http://schemas.microsoft.com/office/drawing/2016/5/13/chartex" xmlns:cx8="http://schemas.microsoft.com/office/drawing/2016/5/14/chartex" xmlns:mc="http://schemas.openxmlformats.org/markup-compatibility/2006" xmlns:aink="http://schemas.microsoft.com/office/drawing/2016/ink" xmlns:am3d="http://schemas.microsoft.com/office/drawing/2017/model3d" xmlns:o="urn:schemas-microsoft-com:office:office" xmlns:oel="http://schemas.microsoft.com/office/2019/extlst" xmlns:r="http://schemas.openxmlformats.org/officeDocument/2006/relationships" xmlns:m="http://schemas.openxmlformats.org/officeDocument/2006/math" xmlns:v="urn:schemas-microsoft-com:vml" xmlns:wp14="http://schemas.microsoft.com/office/word/2010/wordprocessingDrawing" xmlns:wp="http://schemas.openxmlformats.org/drawingml/2006/wordprocessingDrawing" xmlns:w10="urn:schemas-microsoft-com:office:word" xmlns:w="http://schemas.openxmlformats.org/wordprocessingml/2006/main" xmlns:w14="http://schemas.microsoft.com/office/word/2010/wordml" xmlns:w15="http://schemas.microsoft.com/office/word/2012/wordml" xmlns:w16cex="http://schemas.microsoft.com/office/word/2018/wordml/cex" xmlns:w16cid="http://schemas.microsoft.com/office/word/2016/wordml/cid" xmlns:w16="http://schemas.microsoft.com/office/word/2018/wordml" xmlns:w16sdtdh="http://schemas.microsoft.com/office/word/2020/wordml/sdtdatahash" xmlns:w16se="http://schemas.microsoft.com/office/word/2015/wordml/symex" xmlns:wpg="http://schemas.microsoft.com/office/word/2010/wordprocessingGroup" xmlns:wpi="http://schemas.microsoft.com/office/word/2010/wordprocessingInk" xmlns:wne="http://schemas.microsoft.com/office/word/2006/wordml" xmlns:wps="http://schemas.microsoft.com/office/word/2010/wordprocessingShape" mc:Ignorable="w14 w15 w16se w16cid w16 w16cex w16sdtdh wp14">
+<w:hdr xmlns:wpc="http://schemas.microsoft.com/office/word/2010/wordprocessingCanvas" xmlns:cx="http://schemas.microsoft.com/office/drawing/2014/chartex" xmlns:cx1="http://schemas.microsoft.com/office/drawing/2015/9/8/chartex" xmlns:cx2="http://schemas.microsoft.com/office/drawing/2015/10/21/chartex" xmlns:cx3="http://schemas.microsoft.com/office/drawing/2016/5/9/chartex" xmlns:cx4="http://schemas.microsoft.com/office/drawing/2016/5/10/chartex" xmlns:cx5="http://schemas.microsoft.com/office/drawing/2016/5/11/chartex" xmlns:cx6="http://schemas.microsoft.com/office/drawing/2016/5/12/chartex" xmlns:cx7="http://schemas.microsoft.com/office/drawing/2016/5/13/chartex" xmlns:cx8="http://schemas.microsoft.com/office/drawing/2016/5/14/chartex" xmlns:mc="http://schemas.openxmlformats.org/markup-compatibility/2006" xmlns:aink="http://schemas.microsoft.com/office/drawing/2016/ink" xmlns:am3d="http://schemas.microsoft.com/office/drawing/2017/model3d" xmlns:o="urn:schemas-microsoft-com:office:office" xmlns:oel="http://schemas.microsoft.com/office/2019/extlst" xmlns:r="http://schemas.openxmlformats.org/officeDocument/2006/relationships" xmlns:m="http://schemas.openxmlformats.org/officeDocument/2006/math" xmlns:v="urn:schemas-microsoft-com:vml" xmlns:wp14="http://schemas.microsoft.com/office/word/2010/wordprocessingDrawing" xmlns:wp="http://schemas.openxmlformats.org/drawingml/2006/wordprocessingDrawing" xmlns:w10="urn:schemas-microsoft-com:office:word" xmlns:w="http://schemas.openxmlformats.org/wordprocessingml/2006/main" xmlns:w14="http://schemas.microsoft.com/office/word/2010/wordml" xmlns:w15="http://schemas.microsoft.com/office/word/2012/wordml" xmlns:w16cex="http://schemas.microsoft.com/office/word/2018/wordml/cex" xmlns:w16cid="http://schemas.microsoft.com/office/word/2016/wordml/cid" xmlns:w16="http://schemas.microsoft.com/office/word/2018/wordml" xmlns:w16du="http://schemas.microsoft.com/office/word/2023/wordml/word16du" xmlns:w16sdtdh="http://schemas.microsoft.com/office/word/2020/wordml/sdtdatahash" xmlns:w16sdtfl="http://schemas.microsoft.com/office/word/2024/wordml/sdtformatlock" xmlns:w16se="http://schemas.microsoft.com/office/word/2015/wordml/symex" xmlns:wpg="http://schemas.microsoft.com/office/word/2010/wordprocessingGroup" xmlns:wpi="http://schemas.microsoft.com/office/word/2010/wordprocessingInk" xmlns:wne="http://schemas.microsoft.com/office/word/2006/wordml" xmlns:wps="http://schemas.microsoft.com/office/word/2010/wordprocessingShape" mc:Ignorable="w14 w15 w16se w16cid w16 w16cex w16sdtdh w16sdtfl w16du wp14">
   <w:p>
     <w:pPr>
-      <w:framePr w:wrap="around" w:hAnchor="margin" w:vAnchor="text" w:xAlign="inside" w:y="1"/>
+      <w:framePr w:wrap="around" w:vAnchor="text" w:hAnchor="margin" w:xAlign="inside" w:y="1"/>
       <w:rPr>
         <w:lang w:val="pt-BR"/>
       </w:rPr>
@@ -1000,8 +3767,18 @@
       <w:rPr>
         <w:lang w:val="pt-BR"/>
       </w:rPr>
-      <w:t>S. Sandri, J. Stolfi, L.Velho</w:t>
+      <w:t xml:space="preserve">S. Sandri, J. Stolfi, </w:t>
     </w:r>
+    <w:proofErr w:type="spellStart"/>
+    <w:proofErr w:type="gramStart"/>
+    <w:r>
+      <w:rPr>
+        <w:lang w:val="pt-BR"/>
+      </w:rPr>
+      <w:t>L.Velho</w:t>
+    </w:r>
+    <w:proofErr w:type="spellEnd"/>
+    <w:proofErr w:type="gramEnd"/>
   </w:p>
   <w:p>
     <w:pPr>
@@ -1014,10 +3791,10 @@
 </file>
 
 <file path=word/header4.xml><?xml version="1.0" encoding="utf-8"?>
-<w:hdr xmlns:wpc="http://schemas.microsoft.com/office/word/2010/wordprocessingCanvas" xmlns:cx="http://schemas.microsoft.com/office/drawing/2014/chartex" xmlns:cx1="http://schemas.microsoft.com/office/drawing/2015/9/8/chartex" xmlns:cx2="http://schemas.microsoft.com/office/drawing/2015/10/21/chartex" xmlns:cx3="http://schemas.microsoft.com/office/drawing/2016/5/9/chartex" xmlns:cx4="http://schemas.microsoft.com/office/drawing/2016/5/10/chartex" xmlns:cx5="http://schemas.microsoft.com/office/drawing/2016/5/11/chartex" xmlns:cx6="http://schemas.microsoft.com/office/drawing/2016/5/12/chartex" xmlns:cx7="http://schemas.microsoft.com/office/drawing/2016/5/13/chartex" xmlns:cx8="http://schemas.microsoft.com/office/drawing/2016/5/14/chartex" xmlns:mc="http://schemas.openxmlformats.org/markup-compatibility/2006" xmlns:aink="http://schemas.microsoft.com/office/drawing/2016/ink" xmlns:am3d="http://schemas.microsoft.com/office/drawing/2017/model3d" xmlns:o="urn:schemas-microsoft-com:office:office" xmlns:oel="http://schemas.microsoft.com/office/2019/extlst" xmlns:r="http://schemas.openxmlformats.org/officeDocument/2006/relationships" xmlns:m="http://schemas.openxmlformats.org/officeDocument/2006/math" xmlns:v="urn:schemas-microsoft-com:vml" xmlns:wp14="http://schemas.microsoft.com/office/word/2010/wordprocessingDrawing" xmlns:wp="http://schemas.openxmlformats.org/drawingml/2006/wordprocessingDrawing" xmlns:w10="urn:schemas-microsoft-com:office:word" xmlns:w="http://schemas.openxmlformats.org/wordprocessingml/2006/main" xmlns:w14="http://schemas.microsoft.com/office/word/2010/wordml" xmlns:w15="http://schemas.microsoft.com/office/word/2012/wordml" xmlns:w16cex="http://schemas.microsoft.com/office/word/2018/wordml/cex" xmlns:w16cid="http://schemas.microsoft.com/office/word/2016/wordml/cid" xmlns:w16="http://schemas.microsoft.com/office/word/2018/wordml" xmlns:w16sdtdh="http://schemas.microsoft.com/office/word/2020/wordml/sdtdatahash" xmlns:w16se="http://schemas.microsoft.com/office/word/2015/wordml/symex" xmlns:wpg="http://schemas.microsoft.com/office/word/2010/wordprocessingGroup" xmlns:wpi="http://schemas.microsoft.com/office/word/2010/wordprocessingInk" xmlns:wne="http://schemas.microsoft.com/office/word/2006/wordml" xmlns:wps="http://schemas.microsoft.com/office/word/2010/wordprocessingShape" mc:Ignorable="w14 w15 w16se w16cid w16 w16cex w16sdtdh wp14">
+<w:hdr xmlns:wpc="http://schemas.microsoft.com/office/word/2010/wordprocessingCanvas" xmlns:cx="http://schemas.microsoft.com/office/drawing/2014/chartex" xmlns:cx1="http://schemas.microsoft.com/office/drawing/2015/9/8/chartex" xmlns:cx2="http://schemas.microsoft.com/office/drawing/2015/10/21/chartex" xmlns:cx3="http://schemas.microsoft.com/office/drawing/2016/5/9/chartex" xmlns:cx4="http://schemas.microsoft.com/office/drawing/2016/5/10/chartex" xmlns:cx5="http://schemas.microsoft.com/office/drawing/2016/5/11/chartex" xmlns:cx6="http://schemas.microsoft.com/office/drawing/2016/5/12/chartex" xmlns:cx7="http://schemas.microsoft.com/office/drawing/2016/5/13/chartex" xmlns:cx8="http://schemas.microsoft.com/office/drawing/2016/5/14/chartex" xmlns:mc="http://schemas.openxmlformats.org/markup-compatibility/2006" xmlns:aink="http://schemas.microsoft.com/office/drawing/2016/ink" xmlns:am3d="http://schemas.microsoft.com/office/drawing/2017/model3d" xmlns:o="urn:schemas-microsoft-com:office:office" xmlns:oel="http://schemas.microsoft.com/office/2019/extlst" xmlns:r="http://schemas.openxmlformats.org/officeDocument/2006/relationships" xmlns:m="http://schemas.openxmlformats.org/officeDocument/2006/math" xmlns:v="urn:schemas-microsoft-com:vml" xmlns:wp14="http://schemas.microsoft.com/office/word/2010/wordprocessingDrawing" xmlns:wp="http://schemas.openxmlformats.org/drawingml/2006/wordprocessingDrawing" xmlns:w10="urn:schemas-microsoft-com:office:word" xmlns:w="http://schemas.openxmlformats.org/wordprocessingml/2006/main" xmlns:w14="http://schemas.microsoft.com/office/word/2010/wordml" xmlns:w15="http://schemas.microsoft.com/office/word/2012/wordml" xmlns:w16cex="http://schemas.microsoft.com/office/word/2018/wordml/cex" xmlns:w16cid="http://schemas.microsoft.com/office/word/2016/wordml/cid" xmlns:w16="http://schemas.microsoft.com/office/word/2018/wordml" xmlns:w16du="http://schemas.microsoft.com/office/word/2023/wordml/word16du" xmlns:w16sdtdh="http://schemas.microsoft.com/office/word/2020/wordml/sdtdatahash" xmlns:w16sdtfl="http://schemas.microsoft.com/office/word/2024/wordml/sdtformatlock" xmlns:w16se="http://schemas.microsoft.com/office/word/2015/wordml/symex" xmlns:wpg="http://schemas.microsoft.com/office/word/2010/wordprocessingGroup" xmlns:wpi="http://schemas.microsoft.com/office/word/2010/wordprocessingInk" xmlns:wne="http://schemas.microsoft.com/office/word/2006/wordml" xmlns:wps="http://schemas.microsoft.com/office/word/2010/wordprocessingShape" mc:Ignorable="w14 w15 w16se w16cid w16 w16cex w16sdtdh w16sdtfl w16du wp14">
   <w:p>
     <w:pPr>
-      <w:framePr w:wrap="around" w:hAnchor="margin" w:vAnchor="text" w:xAlign="inside" w:y="1"/>
+      <w:framePr w:wrap="around" w:vAnchor="text" w:hAnchor="margin" w:xAlign="inside" w:y="1"/>
     </w:pPr>
   </w:p>
   <w:p>
@@ -1031,7 +3808,7 @@
 </file>
 
 <file path=word/numbering.xml><?xml version="1.0" encoding="utf-8"?>
-<w:numbering xmlns:wpc="http://schemas.microsoft.com/office/word/2010/wordprocessingCanvas" xmlns:cx="http://schemas.microsoft.com/office/drawing/2014/chartex" xmlns:cx1="http://schemas.microsoft.com/office/drawing/2015/9/8/chartex" xmlns:cx2="http://schemas.microsoft.com/office/drawing/2015/10/21/chartex" xmlns:cx3="http://schemas.microsoft.com/office/drawing/2016/5/9/chartex" xmlns:cx4="http://schemas.microsoft.com/office/drawing/2016/5/10/chartex" xmlns:cx5="http://schemas.microsoft.com/office/drawing/2016/5/11/chartex" xmlns:cx6="http://schemas.microsoft.com/office/drawing/2016/5/12/chartex" xmlns:cx7="http://schemas.microsoft.com/office/drawing/2016/5/13/chartex" xmlns:cx8="http://schemas.microsoft.com/office/drawing/2016/5/14/chartex" xmlns:mc="http://schemas.openxmlformats.org/markup-compatibility/2006" xmlns:aink="http://schemas.microsoft.com/office/drawing/2016/ink" xmlns:am3d="http://schemas.microsoft.com/office/drawing/2017/model3d" xmlns:o="urn:schemas-microsoft-com:office:office" xmlns:oel="http://schemas.microsoft.com/office/2019/extlst" xmlns:r="http://schemas.openxmlformats.org/officeDocument/2006/relationships" xmlns:m="http://schemas.openxmlformats.org/officeDocument/2006/math" xmlns:v="urn:schemas-microsoft-com:vml" xmlns:wp14="http://schemas.microsoft.com/office/word/2010/wordprocessingDrawing" xmlns:wp="http://schemas.openxmlformats.org/drawingml/2006/wordprocessingDrawing" xmlns:w10="urn:schemas-microsoft-com:office:word" xmlns:w="http://schemas.openxmlformats.org/wordprocessingml/2006/main" xmlns:w14="http://schemas.microsoft.com/office/word/2010/wordml" xmlns:w15="http://schemas.microsoft.com/office/word/2012/wordml" xmlns:w16cex="http://schemas.microsoft.com/office/word/2018/wordml/cex" xmlns:w16cid="http://schemas.microsoft.com/office/word/2016/wordml/cid" xmlns:w16="http://schemas.microsoft.com/office/word/2018/wordml" xmlns:w16sdtdh="http://schemas.microsoft.com/office/word/2020/wordml/sdtdatahash" xmlns:w16se="http://schemas.microsoft.com/office/word/2015/wordml/symex" xmlns:wpg="http://schemas.microsoft.com/office/word/2010/wordprocessingGroup" xmlns:wpi="http://schemas.microsoft.com/office/word/2010/wordprocessingInk" xmlns:wne="http://schemas.microsoft.com/office/word/2006/wordml" xmlns:wps="http://schemas.microsoft.com/office/word/2010/wordprocessingShape" mc:Ignorable="w14 w15 w16se w16cid w16 w16cex w16sdtdh wp14">
+<w:numbering xmlns:wpc="http://schemas.microsoft.com/office/word/2010/wordprocessingCanvas" xmlns:cx="http://schemas.microsoft.com/office/drawing/2014/chartex" xmlns:cx1="http://schemas.microsoft.com/office/drawing/2015/9/8/chartex" xmlns:cx2="http://schemas.microsoft.com/office/drawing/2015/10/21/chartex" xmlns:cx3="http://schemas.microsoft.com/office/drawing/2016/5/9/chartex" xmlns:cx4="http://schemas.microsoft.com/office/drawing/2016/5/10/chartex" xmlns:cx5="http://schemas.microsoft.com/office/drawing/2016/5/11/chartex" xmlns:cx6="http://schemas.microsoft.com/office/drawing/2016/5/12/chartex" xmlns:cx7="http://schemas.microsoft.com/office/drawing/2016/5/13/chartex" xmlns:cx8="http://schemas.microsoft.com/office/drawing/2016/5/14/chartex" xmlns:mc="http://schemas.openxmlformats.org/markup-compatibility/2006" xmlns:aink="http://schemas.microsoft.com/office/drawing/2016/ink" xmlns:am3d="http://schemas.microsoft.com/office/drawing/2017/model3d" xmlns:o="urn:schemas-microsoft-com:office:office" xmlns:oel="http://schemas.microsoft.com/office/2019/extlst" xmlns:r="http://schemas.openxmlformats.org/officeDocument/2006/relationships" xmlns:m="http://schemas.openxmlformats.org/officeDocument/2006/math" xmlns:v="urn:schemas-microsoft-com:vml" xmlns:wp14="http://schemas.microsoft.com/office/word/2010/wordprocessingDrawing" xmlns:wp="http://schemas.openxmlformats.org/drawingml/2006/wordprocessingDrawing" xmlns:w10="urn:schemas-microsoft-com:office:word" xmlns:w="http://schemas.openxmlformats.org/wordprocessingml/2006/main" xmlns:w14="http://schemas.microsoft.com/office/word/2010/wordml" xmlns:w15="http://schemas.microsoft.com/office/word/2012/wordml" xmlns:w16cex="http://schemas.microsoft.com/office/word/2018/wordml/cex" xmlns:w16cid="http://schemas.microsoft.com/office/word/2016/wordml/cid" xmlns:w16="http://schemas.microsoft.com/office/word/2018/wordml" xmlns:w16du="http://schemas.microsoft.com/office/word/2023/wordml/word16du" xmlns:w16sdtdh="http://schemas.microsoft.com/office/word/2020/wordml/sdtdatahash" xmlns:w16sdtfl="http://schemas.microsoft.com/office/word/2024/wordml/sdtformatlock" xmlns:w16se="http://schemas.microsoft.com/office/word/2015/wordml/symex" xmlns:wpg="http://schemas.microsoft.com/office/word/2010/wordprocessingGroup" xmlns:wpi="http://schemas.microsoft.com/office/word/2010/wordprocessingInk" xmlns:wne="http://schemas.microsoft.com/office/word/2006/wordml" xmlns:wps="http://schemas.microsoft.com/office/word/2010/wordprocessingShape" mc:Ignorable="w14 w15 w16se w16cid w16 w16cex w16sdtdh w16sdtfl w16du wp14">
   <w:abstractNum w:abstractNumId="0" w15:restartNumberingAfterBreak="0">
     <w:nsid w:val="FFFFFF7C"/>
     <w:multiLevelType w:val="singleLevel"/>
@@ -1116,7 +3893,7 @@
         <w:ind w:left="1492" w:hanging="360"/>
       </w:pPr>
       <w:rPr>
-        <w:rFonts w:hint="default" w:ascii="Symbol" w:hAnsi="Symbol"/>
+        <w:rFonts w:ascii="Symbol" w:hAnsi="Symbol" w:hint="default"/>
       </w:rPr>
     </w:lvl>
   </w:abstractNum>
@@ -1136,7 +3913,7 @@
         <w:ind w:left="1209" w:hanging="360"/>
       </w:pPr>
       <w:rPr>
-        <w:rFonts w:hint="default" w:ascii="Symbol" w:hAnsi="Symbol"/>
+        <w:rFonts w:ascii="Symbol" w:hAnsi="Symbol" w:hint="default"/>
       </w:rPr>
     </w:lvl>
   </w:abstractNum>
@@ -1156,7 +3933,7 @@
         <w:ind w:left="926" w:hanging="360"/>
       </w:pPr>
       <w:rPr>
-        <w:rFonts w:hint="default" w:ascii="Symbol" w:hAnsi="Symbol"/>
+        <w:rFonts w:ascii="Symbol" w:hAnsi="Symbol" w:hint="default"/>
       </w:rPr>
     </w:lvl>
   </w:abstractNum>
@@ -1176,7 +3953,7 @@
         <w:ind w:left="643" w:hanging="360"/>
       </w:pPr>
       <w:rPr>
-        <w:rFonts w:hint="default" w:ascii="Symbol" w:hAnsi="Symbol"/>
+        <w:rFonts w:ascii="Symbol" w:hAnsi="Symbol" w:hint="default"/>
       </w:rPr>
     </w:lvl>
   </w:abstractNum>
@@ -1213,7 +3990,7 @@
         <w:ind w:left="360" w:hanging="360"/>
       </w:pPr>
       <w:rPr>
-        <w:rFonts w:hint="default" w:ascii="Symbol" w:hAnsi="Symbol"/>
+        <w:rFonts w:ascii="Symbol" w:hAnsi="Symbol" w:hint="default"/>
       </w:rPr>
     </w:lvl>
   </w:abstractNum>
@@ -1233,7 +4010,7 @@
         <w:ind w:left="360" w:hanging="360"/>
       </w:pPr>
       <w:rPr>
-        <w:rFonts w:hint="default" w:ascii="Symbol" w:hAnsi="Symbol"/>
+        <w:rFonts w:ascii="Symbol" w:hAnsi="Symbol" w:hint="default"/>
       </w:rPr>
     </w:lvl>
   </w:abstractNum>
@@ -1313,7 +4090,7 @@
         <w:ind w:left="360" w:hanging="360"/>
       </w:pPr>
       <w:rPr>
-        <w:rFonts w:hint="default" w:ascii="Symbol" w:hAnsi="Symbol"/>
+        <w:rFonts w:ascii="Symbol" w:hAnsi="Symbol" w:hint="default"/>
       </w:rPr>
     </w:lvl>
   </w:abstractNum>
@@ -1333,7 +4110,7 @@
         <w:ind w:left="360" w:hanging="360"/>
       </w:pPr>
       <w:rPr>
-        <w:rFonts w:hint="default" w:ascii="Symbol" w:hAnsi="Symbol"/>
+        <w:rFonts w:ascii="Symbol" w:hAnsi="Symbol" w:hint="default"/>
       </w:rPr>
     </w:lvl>
   </w:abstractNum>
@@ -1353,7 +4130,7 @@
         <w:ind w:left="360" w:hanging="360"/>
       </w:pPr>
       <w:rPr>
-        <w:rFonts w:hint="default" w:ascii="Symbol" w:hAnsi="Symbol"/>
+        <w:rFonts w:ascii="Symbol" w:hAnsi="Symbol" w:hint="default"/>
       </w:rPr>
     </w:lvl>
   </w:abstractNum>
@@ -1458,11 +4235,11 @@
 </file>
 
 <file path=word/styles.xml><?xml version="1.0" encoding="utf-8"?>
-<w:styles xmlns:mc="http://schemas.openxmlformats.org/markup-compatibility/2006" xmlns:r="http://schemas.openxmlformats.org/officeDocument/2006/relationships" xmlns:w="http://schemas.openxmlformats.org/wordprocessingml/2006/main" xmlns:w14="http://schemas.microsoft.com/office/word/2010/wordml" xmlns:w15="http://schemas.microsoft.com/office/word/2012/wordml" xmlns:w16cex="http://schemas.microsoft.com/office/word/2018/wordml/cex" xmlns:w16cid="http://schemas.microsoft.com/office/word/2016/wordml/cid" xmlns:w16="http://schemas.microsoft.com/office/word/2018/wordml" xmlns:w16sdtdh="http://schemas.microsoft.com/office/word/2020/wordml/sdtdatahash" xmlns:w16se="http://schemas.microsoft.com/office/word/2015/wordml/symex" mc:Ignorable="w14 w15 w16se w16cid w16 w16cex w16sdtdh">
+<w:styles xmlns:mc="http://schemas.openxmlformats.org/markup-compatibility/2006" xmlns:r="http://schemas.openxmlformats.org/officeDocument/2006/relationships" xmlns:w="http://schemas.openxmlformats.org/wordprocessingml/2006/main" xmlns:w14="http://schemas.microsoft.com/office/word/2010/wordml" xmlns:w15="http://schemas.microsoft.com/office/word/2012/wordml" xmlns:w16cex="http://schemas.microsoft.com/office/word/2018/wordml/cex" xmlns:w16cid="http://schemas.microsoft.com/office/word/2016/wordml/cid" xmlns:w16="http://schemas.microsoft.com/office/word/2018/wordml" xmlns:w16du="http://schemas.microsoft.com/office/word/2023/wordml/word16du" xmlns:w16sdtdh="http://schemas.microsoft.com/office/word/2020/wordml/sdtdatahash" xmlns:w16sdtfl="http://schemas.microsoft.com/office/word/2024/wordml/sdtformatlock" xmlns:w16se="http://schemas.microsoft.com/office/word/2015/wordml/symex" mc:Ignorable="w14 w15 w16se w16cid w16 w16cex w16sdtdh w16sdtfl w16du">
   <w:docDefaults>
     <w:rPrDefault>
       <w:rPr>
-        <w:rFonts w:ascii="Times New Roman" w:hAnsi="Times New Roman" w:eastAsia="Times New Roman" w:cs="Times New Roman"/>
+        <w:rFonts w:ascii="Times New Roman" w:eastAsia="Times New Roman" w:hAnsi="Times New Roman" w:cs="Times New Roman"/>
         <w:lang w:val="pt-BR" w:eastAsia="pt-BR" w:bidi="ar-SA"/>
       </w:rPr>
     </w:rPrDefault>
@@ -1528,7 +4305,7 @@
     <w:lsdException w:name="Table Web 2" w:semiHidden="1" w:unhideWhenUsed="1"/>
     <w:lsdException w:name="Table Web 3" w:semiHidden="1" w:unhideWhenUsed="1"/>
     <w:lsdException w:name="Table Theme" w:semiHidden="1" w:unhideWhenUsed="1"/>
-    <w:lsdException w:name="Placeholder Text" w:uiPriority="99" w:semiHidden="1"/>
+    <w:lsdException w:name="Placeholder Text" w:semiHidden="1" w:uiPriority="99"/>
     <w:lsdException w:name="No Spacing" w:uiPriority="1" w:qFormat="1"/>
     <w:lsdException w:name="Light Shading" w:uiPriority="60"/>
     <w:lsdException w:name="Light List" w:uiPriority="61"/>
@@ -1550,7 +4327,7 @@
     <w:lsdException w:name="Medium Shading 1 Accent 1" w:uiPriority="63"/>
     <w:lsdException w:name="Medium Shading 2 Accent 1" w:uiPriority="64"/>
     <w:lsdException w:name="Medium List 1 Accent 1" w:uiPriority="65"/>
-    <w:lsdException w:name="Revision" w:uiPriority="99" w:semiHidden="1"/>
+    <w:lsdException w:name="Revision" w:semiHidden="1" w:uiPriority="99"/>
     <w:lsdException w:name="List Paragraph" w:uiPriority="34" w:qFormat="1"/>
     <w:lsdException w:name="Quote" w:uiPriority="29" w:qFormat="1"/>
     <w:lsdException w:name="Intense Quote" w:uiPriority="30" w:qFormat="1"/>
@@ -1637,8 +4414,8 @@
     <w:lsdException w:name="Subtle Reference" w:uiPriority="31" w:qFormat="1"/>
     <w:lsdException w:name="Intense Reference" w:uiPriority="32" w:qFormat="1"/>
     <w:lsdException w:name="Book Title" w:uiPriority="33" w:qFormat="1"/>
-    <w:lsdException w:name="Bibliography" w:uiPriority="37" w:semiHidden="1" w:unhideWhenUsed="1"/>
-    <w:lsdException w:name="TOC Heading" w:uiPriority="39" w:semiHidden="1" w:unhideWhenUsed="1" w:qFormat="1"/>
+    <w:lsdException w:name="Bibliography" w:semiHidden="1" w:uiPriority="37" w:unhideWhenUsed="1"/>
+    <w:lsdException w:name="TOC Heading" w:semiHidden="1" w:uiPriority="39" w:unhideWhenUsed="1" w:qFormat="1"/>
     <w:lsdException w:name="Plain Table 1" w:uiPriority="41"/>
     <w:lsdException w:name="Plain Table 2" w:uiPriority="42"/>
     <w:lsdException w:name="Plain Table 3" w:uiPriority="43"/>
@@ -1743,13 +4520,13 @@
     <w:lsdException w:name="List Table 5 Dark Accent 6" w:uiPriority="50"/>
     <w:lsdException w:name="List Table 6 Colorful Accent 6" w:uiPriority="51"/>
     <w:lsdException w:name="List Table 7 Colorful Accent 6" w:uiPriority="52"/>
-    <w:lsdException w:name="Mention" w:uiPriority="99" w:semiHidden="1" w:unhideWhenUsed="1"/>
-    <w:lsdException w:name="Smart Hyperlink" w:uiPriority="99" w:semiHidden="1" w:unhideWhenUsed="1"/>
-    <w:lsdException w:name="Hashtag" w:uiPriority="99" w:semiHidden="1" w:unhideWhenUsed="1"/>
-    <w:lsdException w:name="Unresolved Mention" w:uiPriority="99" w:semiHidden="1" w:unhideWhenUsed="1"/>
-    <w:lsdException w:name="Smart Link" w:uiPriority="99" w:semiHidden="1" w:unhideWhenUsed="1"/>
+    <w:lsdException w:name="Mention" w:semiHidden="1" w:uiPriority="99" w:unhideWhenUsed="1"/>
+    <w:lsdException w:name="Smart Hyperlink" w:semiHidden="1" w:uiPriority="99" w:unhideWhenUsed="1"/>
+    <w:lsdException w:name="Hashtag" w:semiHidden="1" w:uiPriority="99" w:unhideWhenUsed="1"/>
+    <w:lsdException w:name="Unresolved Mention" w:semiHidden="1" w:uiPriority="99" w:unhideWhenUsed="1"/>
+    <w:lsdException w:name="Smart Link" w:semiHidden="1" w:uiPriority="99" w:unhideWhenUsed="1"/>
   </w:latentStyles>
-  <w:style w:type="paragraph" w:styleId="Normal" w:default="1">
+  <w:style w:type="paragraph" w:default="1" w:styleId="Normal">
     <w:name w:val="Normal"/>
     <w:qFormat/>
     <w:pPr>
@@ -1860,13 +4637,12 @@
       <w:szCs w:val="22"/>
     </w:rPr>
   </w:style>
-  <w:style w:type="character" w:styleId="Fontepargpadro" w:default="1">
+  <w:style w:type="character" w:default="1" w:styleId="Fontepargpadro">
     <w:name w:val="Default Paragraph Font"/>
     <w:uiPriority w:val="1"/>
-    <w:semiHidden/>
     <w:unhideWhenUsed/>
   </w:style>
-  <w:style w:type="table" w:styleId="Tabelanormal" w:default="1">
+  <w:style w:type="table" w:default="1" w:styleId="Tabelanormal">
     <w:name w:val="Normal Table"/>
     <w:uiPriority w:val="99"/>
     <w:semiHidden/>
@@ -1881,13 +4657,13 @@
       </w:tblCellMar>
     </w:tblPr>
   </w:style>
-  <w:style w:type="numbering" w:styleId="Semlista" w:default="1">
+  <w:style w:type="numbering" w:default="1" w:styleId="Semlista">
     <w:name w:val="No List"/>
     <w:uiPriority w:val="99"/>
     <w:semiHidden/>
     <w:unhideWhenUsed/>
   </w:style>
-  <w:style w:type="paragraph" w:styleId="Author" w:customStyle="1">
+  <w:style w:type="paragraph" w:customStyle="1" w:styleId="Author">
     <w:name w:val="Author"/>
     <w:basedOn w:val="Normal"/>
     <w:rsid w:val="0039084B"/>
@@ -1900,7 +4676,7 @@
       <w:szCs w:val="24"/>
     </w:rPr>
   </w:style>
-  <w:style w:type="paragraph" w:styleId="Address" w:customStyle="1">
+  <w:style w:type="paragraph" w:customStyle="1" w:styleId="Address">
     <w:name w:val="Address"/>
     <w:basedOn w:val="Normal"/>
     <w:link w:val="AddressChar"/>
@@ -1914,7 +4690,7 @@
       <w:lang w:val="pt-BR"/>
     </w:rPr>
   </w:style>
-  <w:style w:type="character" w:styleId="AddressChar" w:customStyle="1">
+  <w:style w:type="character" w:customStyle="1" w:styleId="AddressChar">
     <w:name w:val="Address Char"/>
     <w:basedOn w:val="Fontepargpadro"/>
     <w:link w:val="Address"/>
@@ -1925,7 +4701,7 @@
       <w:lang w:val="pt-BR" w:eastAsia="pt-BR" w:bidi="ar-SA"/>
     </w:rPr>
   </w:style>
-  <w:style w:type="paragraph" w:styleId="Email" w:customStyle="1">
+  <w:style w:type="paragraph" w:customStyle="1" w:styleId="Email">
     <w:name w:val="Email"/>
     <w:basedOn w:val="Normal"/>
     <w:rsid w:val="00EE70EF"/>
@@ -1938,7 +4714,7 @@
       <w:sz w:val="20"/>
     </w:rPr>
   </w:style>
-  <w:style w:type="paragraph" w:styleId="Abstract" w:customStyle="1">
+  <w:style w:type="paragraph" w:customStyle="1" w:styleId="Abstract">
     <w:name w:val="Abstract"/>
     <w:basedOn w:val="Normal"/>
     <w:rsid w:val="00676E05"/>
@@ -1952,7 +4728,7 @@
       <w:lang w:val="pt-BR"/>
     </w:rPr>
   </w:style>
-  <w:style w:type="paragraph" w:styleId="Figure" w:customStyle="1">
+  <w:style w:type="paragraph" w:customStyle="1" w:styleId="Figure">
     <w:name w:val="Figure"/>
     <w:basedOn w:val="Normal"/>
     <w:rsid w:val="00603861"/>
@@ -1963,7 +4739,7 @@
       <w:noProof/>
     </w:rPr>
   </w:style>
-  <w:style w:type="paragraph" w:styleId="Reference" w:customStyle="1">
+  <w:style w:type="paragraph" w:customStyle="1" w:styleId="Reference">
     <w:name w:val="Reference"/>
     <w:basedOn w:val="Normal"/>
     <w:rsid w:val="0025722C"/>
@@ -2058,9 +4834,9 @@
       <w:tblStyleRowBandSize w:val="1"/>
       <w:tblStyleColBandSize w:val="1"/>
       <w:tblBorders>
-        <w:top w:val="single" w:color="C9C9C9" w:themeColor="accent3" w:themeTint="99" w:sz="4" w:space="0"/>
-        <w:bottom w:val="single" w:color="C9C9C9" w:themeColor="accent3" w:themeTint="99" w:sz="4" w:space="0"/>
-        <w:insideH w:val="single" w:color="C9C9C9" w:themeColor="accent3" w:themeTint="99" w:sz="4" w:space="0"/>
+        <w:top w:val="single" w:sz="4" w:space="0" w:color="C9C9C9" w:themeColor="accent3" w:themeTint="99"/>
+        <w:bottom w:val="single" w:sz="4" w:space="0" w:color="C9C9C9" w:themeColor="accent3" w:themeTint="99"/>
+        <w:insideH w:val="single" w:sz="4" w:space="0" w:color="C9C9C9" w:themeColor="accent3" w:themeTint="99"/>
       </w:tblBorders>
     </w:tblPr>
     <w:tblStylePr w:type="firstRow">
@@ -2110,7 +4886,7 @@
       <w:color w:val="808080"/>
     </w:rPr>
   </w:style>
-  <w:style w:type="character" w:styleId="Ttulo1Char" w:customStyle="1">
+  <w:style w:type="character" w:customStyle="1" w:styleId="Ttulo1Char">
     <w:name w:val="Título 1 Char"/>
     <w:basedOn w:val="Fontepargpadro"/>
     <w:link w:val="Ttulo1"/>
@@ -2144,11 +4920,20 @@
       <w:shd w:val="clear" w:color="auto" w:fill="E1DFDD"/>
     </w:rPr>
   </w:style>
+  <w:style w:type="paragraph" w:styleId="NormalWeb">
+    <w:name w:val="Normal (Web)"/>
+    <w:basedOn w:val="Normal"/>
+    <w:rsid w:val="003D5B6D"/>
+    <w:rPr>
+      <w:rFonts w:ascii="Times New Roman" w:hAnsi="Times New Roman"/>
+      <w:szCs w:val="24"/>
+    </w:rPr>
+  </w:style>
 </w:styles>
 </file>
 
 <file path=word/theme/theme1.xml><?xml version="1.0" encoding="utf-8"?>
-<a:theme xmlns:a="http://schemas.openxmlformats.org/drawingml/2006/main" xmlns:thm15="http://schemas.microsoft.com/office/thememl/2012/main" name="Tema do Office">
+<a:theme xmlns:a="http://schemas.openxmlformats.org/drawingml/2006/main" name="Tema do Office">
   <a:themeElements>
     <a:clrScheme name="Office">
       <a:dk1>
@@ -2443,6 +5228,17 @@
 </file>
 
 <file path=customXml/item1.xml><?xml version="1.0" encoding="utf-8"?>
+<p:properties xmlns:p="http://schemas.microsoft.com/office/2006/metadata/properties" xmlns:xsi="http://www.w3.org/2001/XMLSchema-instance" xmlns:pc="http://schemas.microsoft.com/office/infopath/2007/PartnerControls">
+  <documentManagement>
+    <lcf76f155ced4ddcb4097134ff3c332f xmlns="ab157843-751e-4736-af67-1fc677112fd5">
+      <Terms xmlns="http://schemas.microsoft.com/office/infopath/2007/PartnerControls"/>
+    </lcf76f155ced4ddcb4097134ff3c332f>
+    <TaxCatchAll xmlns="ecafa820-e5d1-45f6-b947-69321225fd2e" xsi:nil="true"/>
+  </documentManagement>
+</p:properties>
+</file>
+
+<file path=customXml/item2.xml><?xml version="1.0" encoding="utf-8"?>
 <b:Sources xmlns:b="http://schemas.openxmlformats.org/officeDocument/2006/bibliography" xmlns="http://schemas.openxmlformats.org/officeDocument/2006/bibliography" SelectedStyle="\APASixthEditionOfficeOnline.xsl" StyleName="APA" Version="6">
   <b:Source>
     <b:Tag>Bru17</b:Tag>
@@ -2485,7 +5281,16 @@
 </b:Sources>
 </file>
 
-<file path=customXml/item2.xml><?xml version="1.0" encoding="utf-8"?>
+<file path=customXml/item3.xml><?xml version="1.0" encoding="utf-8"?>
+<?mso-contentType ?>
+<FormTemplates xmlns="http://schemas.microsoft.com/sharepoint/v3/contenttype/forms">
+  <Display>DocumentLibraryForm</Display>
+  <Edit>DocumentLibraryForm</Edit>
+  <New>DocumentLibraryForm</New>
+</FormTemplates>
+</file>
+
+<file path=customXml/item4.xml><?xml version="1.0" encoding="utf-8"?>
 <ct:contentTypeSchema xmlns:ct="http://schemas.microsoft.com/office/2006/metadata/contentType" xmlns:ma="http://schemas.microsoft.com/office/2006/metadata/properties/metaAttributes" ct:_="" ma:_="" ma:contentTypeName="Documento" ma:contentTypeID="0x0101008445836416C7C142B9190D37D75D98A9" ma:contentTypeVersion="10" ma:contentTypeDescription="Crie um novo documento." ma:contentTypeScope="" ma:versionID="46ffd406e04f8079ba29262aae37ef90">
   <xsd:schema xmlns:xsd="http://www.w3.org/2001/XMLSchema" xmlns:xs="http://www.w3.org/2001/XMLSchema" xmlns:p="http://schemas.microsoft.com/office/2006/metadata/properties" xmlns:ns2="ab157843-751e-4736-af67-1fc677112fd5" xmlns:ns3="ecafa820-e5d1-45f6-b947-69321225fd2e" targetNamespace="http://schemas.microsoft.com/office/2006/metadata/properties" ma:root="true" ma:fieldsID="f536e7a34482e1c211c535781e745146" ns2:_="" ns3:_="">
     <xsd:import namespace="ab157843-751e-4736-af67-1fc677112fd5"/>
@@ -2674,27 +5479,18 @@
 </ct:contentTypeSchema>
 </file>
 
-<file path=customXml/item3.xml><?xml version="1.0" encoding="utf-8"?>
-<?mso-contentType ?>
-<FormTemplates xmlns="http://schemas.microsoft.com/sharepoint/v3/contenttype/forms">
-  <Display>DocumentLibraryForm</Display>
-  <Edit>DocumentLibraryForm</Edit>
-  <New>DocumentLibraryForm</New>
-</FormTemplates>
+<file path=customXml/itemProps1.xml><?xml version="1.0" encoding="utf-8"?>
+<ds:datastoreItem xmlns:ds="http://schemas.openxmlformats.org/officeDocument/2006/customXml" ds:itemID="{BB4972B1-9F11-475C-8CF7-3891E402FBF6}">
+  <ds:schemaRefs>
+    <ds:schemaRef ds:uri="http://schemas.microsoft.com/office/2006/metadata/properties"/>
+    <ds:schemaRef ds:uri="http://schemas.microsoft.com/office/infopath/2007/PartnerControls"/>
+    <ds:schemaRef ds:uri="ab157843-751e-4736-af67-1fc677112fd5"/>
+    <ds:schemaRef ds:uri="ecafa820-e5d1-45f6-b947-69321225fd2e"/>
+  </ds:schemaRefs>
+</ds:datastoreItem>
 </file>
 
-<file path=customXml/item4.xml><?xml version="1.0" encoding="utf-8"?>
-<p:properties xmlns:p="http://schemas.microsoft.com/office/2006/metadata/properties" xmlns:xsi="http://www.w3.org/2001/XMLSchema-instance" xmlns:pc="http://schemas.microsoft.com/office/infopath/2007/PartnerControls">
-  <documentManagement>
-    <lcf76f155ced4ddcb4097134ff3c332f xmlns="ab157843-751e-4736-af67-1fc677112fd5">
-      <Terms xmlns="http://schemas.microsoft.com/office/infopath/2007/PartnerControls"/>
-    </lcf76f155ced4ddcb4097134ff3c332f>
-    <TaxCatchAll xmlns="ecafa820-e5d1-45f6-b947-69321225fd2e" xsi:nil="true"/>
-  </documentManagement>
-</p:properties>
-</file>
-
-<file path=customXml/itemProps1.xml><?xml version="1.0" encoding="utf-8"?>
+<file path=customXml/itemProps2.xml><?xml version="1.0" encoding="utf-8"?>
 <ds:datastoreItem xmlns:ds="http://schemas.openxmlformats.org/officeDocument/2006/customXml" ds:itemID="{18B8EF2F-2B8D-4962-9F34-C04E5F3DC979}">
   <ds:schemaRefs>
     <ds:schemaRef ds:uri="http://schemas.openxmlformats.org/officeDocument/2006/bibliography"/>
@@ -2702,14 +5498,29 @@
 </ds:datastoreItem>
 </file>
 
-<file path=customXml/itemProps2.xml><?xml version="1.0" encoding="utf-8"?>
-<ds:datastoreItem xmlns:ds="http://schemas.openxmlformats.org/officeDocument/2006/customXml" ds:itemID="{97D016DD-D28C-422F-A883-F43FC80CE21B}"/>
-</file>
-
 <file path=customXml/itemProps3.xml><?xml version="1.0" encoding="utf-8"?>
-<ds:datastoreItem xmlns:ds="http://schemas.openxmlformats.org/officeDocument/2006/customXml" ds:itemID="{30EF2D1F-77D2-49B7-873D-59F5D97AF9EB}"/>
+<ds:datastoreItem xmlns:ds="http://schemas.openxmlformats.org/officeDocument/2006/customXml" ds:itemID="{30EF2D1F-77D2-49B7-873D-59F5D97AF9EB}">
+  <ds:schemaRefs>
+    <ds:schemaRef ds:uri="http://schemas.microsoft.com/sharepoint/v3/contenttype/forms"/>
+  </ds:schemaRefs>
+</ds:datastoreItem>
 </file>
 
 <file path=customXml/itemProps4.xml><?xml version="1.0" encoding="utf-8"?>
-<ds:datastoreItem xmlns:ds="http://schemas.openxmlformats.org/officeDocument/2006/customXml" ds:itemID="{BB4972B1-9F11-475C-8CF7-3891E402FBF6}"/>
+<ds:datastoreItem xmlns:ds="http://schemas.openxmlformats.org/officeDocument/2006/customXml" ds:itemID="{97D016DD-D28C-422F-A883-F43FC80CE21B}">
+  <ds:schemaRefs>
+    <ds:schemaRef ds:uri="http://schemas.microsoft.com/office/2006/metadata/contentType"/>
+    <ds:schemaRef ds:uri="http://schemas.microsoft.com/office/2006/metadata/properties/metaAttributes"/>
+    <ds:schemaRef ds:uri="http://www.w3.org/2001/XMLSchema"/>
+    <ds:schemaRef ds:uri="http://schemas.microsoft.com/office/2006/metadata/properties"/>
+    <ds:schemaRef ds:uri="ab157843-751e-4736-af67-1fc677112fd5"/>
+    <ds:schemaRef ds:uri="ecafa820-e5d1-45f6-b947-69321225fd2e"/>
+    <ds:schemaRef ds:uri="http://schemas.microsoft.com/office/2006/documentManagement/types"/>
+    <ds:schemaRef ds:uri="http://schemas.microsoft.com/office/infopath/2007/PartnerControls"/>
+    <ds:schemaRef ds:uri="http://schemas.openxmlformats.org/package/2006/metadata/core-properties"/>
+    <ds:schemaRef ds:uri="http://purl.org/dc/elements/1.1/"/>
+    <ds:schemaRef ds:uri="http://purl.org/dc/terms/"/>
+    <ds:schemaRef ds:uri="http://schemas.microsoft.com/internal/obd"/>
+  </ds:schemaRefs>
+</ds:datastoreItem>
 </file>
--- a/docs/artigo.docx
+++ b/docs/artigo.docx
@@ -636,7 +636,19 @@
         <w:rPr>
           <w:lang w:val="pt-BR"/>
         </w:rPr>
-        <w:t xml:space="preserve"> e colegas (2023) e Kumari et al. (2022). Por outro lado, métodos atualizados passaram a explorar fontes pouco convencionais: padrões digitais ou registros fora do comum começam a ser aproveitados para enriquecer a análise preditiva, tal como mostrou James em 2021.</w:t>
+        <w:t xml:space="preserve"> e</w:t>
+      </w:r>
+      <w:r>
+        <w:rPr>
+          <w:lang w:val="pt-BR"/>
+        </w:rPr>
+        <w:t xml:space="preserve">t al. </w:t>
+      </w:r>
+      <w:r>
+        <w:rPr>
+          <w:lang w:val="pt-BR"/>
+        </w:rPr>
+        <w:t>(2023) e Kumari et al. (2022). Por outro lado, métodos atualizados passaram a explorar fontes pouco convencionais: padrões digitais ou registros fora do comum começam a ser aproveitados para enriquecer a análise preditiva, tal como mostrou James em 2021.</w:t>
       </w:r>
     </w:p>
     <w:p>
@@ -1125,7 +1137,6 @@
             <w:id w:val="-573587230"/>
             <w:bibliography/>
           </w:sdtPr>
-          <w:sdtEndPr/>
           <w:sdtContent>
             <w:p>
               <w:pPr>
@@ -1174,99 +1185,25 @@
                   <w:lang w:val="pt-BR"/>
                 </w:rPr>
               </w:pPr>
-              <w:proofErr w:type="spellStart"/>
-              <w:r>
-                <w:rPr>
-                  <w:lang w:val="pt-BR"/>
-                </w:rPr>
-                <w:t>Babaei</w:t>
-              </w:r>
-              <w:proofErr w:type="spellEnd"/>
-              <w:r>
-                <w:rPr>
-                  <w:lang w:val="pt-BR"/>
-                </w:rPr>
-                <w:t xml:space="preserve">, G.; </w:t>
-              </w:r>
-              <w:proofErr w:type="spellStart"/>
-              <w:r>
-                <w:rPr>
-                  <w:lang w:val="pt-BR"/>
-                </w:rPr>
-                <w:t>Pagnottoni</w:t>
-              </w:r>
-              <w:proofErr w:type="spellEnd"/>
-              <w:r>
-                <w:rPr>
-                  <w:lang w:val="pt-BR"/>
-                </w:rPr>
-                <w:t xml:space="preserve">, P.; Do, T. T. </w:t>
-              </w:r>
-              <w:proofErr w:type="spellStart"/>
+              <w:r>
+                <w:rPr>
+                  <w:lang w:val="pt-BR"/>
+                </w:rPr>
+                <w:t xml:space="preserve">Babaei, G.; Pagnottoni, P.; Do, T. T. </w:t>
+              </w:r>
               <w:r>
                 <w:rPr>
                   <w:b/>
                   <w:bCs/>
                   <w:lang w:val="pt-BR"/>
                 </w:rPr>
-                <w:t>Explainable</w:t>
-              </w:r>
-              <w:proofErr w:type="spellEnd"/>
-              <w:r>
-                <w:rPr>
-                  <w:b/>
-                  <w:bCs/>
-                  <w:lang w:val="pt-BR"/>
-                </w:rPr>
-                <w:t xml:space="preserve"> machine learning for </w:t>
-              </w:r>
-              <w:proofErr w:type="spellStart"/>
-              <w:r>
-                <w:rPr>
-                  <w:b/>
-                  <w:bCs/>
-                  <w:lang w:val="pt-BR"/>
-                </w:rPr>
-                <w:t>lending</w:t>
-              </w:r>
-              <w:proofErr w:type="spellEnd"/>
-              <w:r>
-                <w:rPr>
-                  <w:b/>
-                  <w:bCs/>
-                  <w:lang w:val="pt-BR"/>
-                </w:rPr>
-                <w:t xml:space="preserve"> default </w:t>
-              </w:r>
-              <w:proofErr w:type="spellStart"/>
-              <w:r>
-                <w:rPr>
-                  <w:b/>
-                  <w:bCs/>
-                  <w:lang w:val="pt-BR"/>
-                </w:rPr>
-                <w:t>classification</w:t>
-              </w:r>
-              <w:proofErr w:type="spellEnd"/>
-              <w:r>
-                <w:rPr>
-                  <w:lang w:val="pt-BR"/>
-                </w:rPr>
-                <w:t xml:space="preserve">. Chicago: </w:t>
-              </w:r>
-              <w:proofErr w:type="spellStart"/>
-              <w:r>
-                <w:rPr>
-                  <w:lang w:val="pt-BR"/>
-                </w:rPr>
-                <w:t>Sage</w:t>
-              </w:r>
-              <w:proofErr w:type="spellEnd"/>
-              <w:r>
-                <w:rPr>
-                  <w:lang w:val="pt-BR"/>
-                </w:rPr>
-                <w:t xml:space="preserve"> Press, 2020.</w:t>
+                <w:t>Explainable machine learning for lending default classification</w:t>
+              </w:r>
+              <w:r>
+                <w:rPr>
+                  <w:lang w:val="pt-BR"/>
+                </w:rPr>
+                <w:t>. Chicago: Sage Press, 2020.</w:t>
               </w:r>
             </w:p>
             <w:p>
@@ -1275,155 +1212,19 @@
                   <w:lang w:val="pt-BR"/>
                 </w:rPr>
               </w:pPr>
-              <w:proofErr w:type="spellStart"/>
-              <w:r>
-                <w:rPr>
-                  <w:lang w:val="pt-BR"/>
-                </w:rPr>
-                <w:t>Caffo</w:t>
-              </w:r>
-              <w:proofErr w:type="spellEnd"/>
-              <w:r>
-                <w:rPr>
-                  <w:lang w:val="pt-BR"/>
-                </w:rPr>
-                <w:t>, B. S.; D’</w:t>
-              </w:r>
-              <w:proofErr w:type="spellStart"/>
-              <w:r>
-                <w:rPr>
-                  <w:lang w:val="pt-BR"/>
-                </w:rPr>
-                <w:t>Asaro</w:t>
-              </w:r>
-              <w:proofErr w:type="spellEnd"/>
-              <w:r>
-                <w:rPr>
-                  <w:lang w:val="pt-BR"/>
-                </w:rPr>
-                <w:t xml:space="preserve">, F. A.; Garcez, A.; </w:t>
-              </w:r>
-              <w:proofErr w:type="spellStart"/>
-              <w:r>
-                <w:rPr>
-                  <w:lang w:val="pt-BR"/>
-                </w:rPr>
-                <w:t>Raffinetti</w:t>
-              </w:r>
-              <w:proofErr w:type="spellEnd"/>
-              <w:r>
-                <w:rPr>
-                  <w:lang w:val="pt-BR"/>
-                </w:rPr>
-                <w:t xml:space="preserve">, E. </w:t>
-              </w:r>
-              <w:proofErr w:type="spellStart"/>
+              <w:r>
+                <w:rPr>
+                  <w:lang w:val="pt-BR"/>
+                </w:rPr>
+                <w:t xml:space="preserve">Caffo, B. S.; D’Asaro, F. A.; Garcez, A.; Raffinetti, E. </w:t>
+              </w:r>
               <w:r>
                 <w:rPr>
                   <w:b/>
                   <w:bCs/>
                   <w:lang w:val="pt-BR"/>
                 </w:rPr>
-                <w:t>Explainable</w:t>
-              </w:r>
-              <w:proofErr w:type="spellEnd"/>
-              <w:r>
-                <w:rPr>
-                  <w:b/>
-                  <w:bCs/>
-                  <w:lang w:val="pt-BR"/>
-                </w:rPr>
-                <w:t xml:space="preserve"> artificial </w:t>
-              </w:r>
-              <w:proofErr w:type="spellStart"/>
-              <w:r>
-                <w:rPr>
-                  <w:b/>
-                  <w:bCs/>
-                  <w:lang w:val="pt-BR"/>
-                </w:rPr>
-                <w:t>intelligence</w:t>
-              </w:r>
-              <w:proofErr w:type="spellEnd"/>
-              <w:r>
-                <w:rPr>
-                  <w:b/>
-                  <w:bCs/>
-                  <w:lang w:val="pt-BR"/>
-                </w:rPr>
-                <w:t xml:space="preserve"> models </w:t>
-              </w:r>
-              <w:proofErr w:type="spellStart"/>
-              <w:r>
-                <w:rPr>
-                  <w:b/>
-                  <w:bCs/>
-                  <w:lang w:val="pt-BR"/>
-                </w:rPr>
-                <w:t>and</w:t>
-              </w:r>
-              <w:proofErr w:type="spellEnd"/>
-              <w:r>
-                <w:rPr>
-                  <w:b/>
-                  <w:bCs/>
-                  <w:lang w:val="pt-BR"/>
-                </w:rPr>
-                <w:t xml:space="preserve"> </w:t>
-              </w:r>
-              <w:proofErr w:type="spellStart"/>
-              <w:r>
-                <w:rPr>
-                  <w:b/>
-                  <w:bCs/>
-                  <w:lang w:val="pt-BR"/>
-                </w:rPr>
-                <w:t>methods</w:t>
-              </w:r>
-              <w:proofErr w:type="spellEnd"/>
-              <w:r>
-                <w:rPr>
-                  <w:b/>
-                  <w:bCs/>
-                  <w:lang w:val="pt-BR"/>
-                </w:rPr>
-                <w:t xml:space="preserve"> in </w:t>
-              </w:r>
-              <w:proofErr w:type="spellStart"/>
-              <w:r>
-                <w:rPr>
-                  <w:b/>
-                  <w:bCs/>
-                  <w:lang w:val="pt-BR"/>
-                </w:rPr>
-                <w:t>finance</w:t>
-              </w:r>
-              <w:proofErr w:type="spellEnd"/>
-              <w:r>
-                <w:rPr>
-                  <w:b/>
-                  <w:bCs/>
-                  <w:lang w:val="pt-BR"/>
-                </w:rPr>
-                <w:t xml:space="preserve"> </w:t>
-              </w:r>
-              <w:proofErr w:type="spellStart"/>
-              <w:r>
-                <w:rPr>
-                  <w:b/>
-                  <w:bCs/>
-                  <w:lang w:val="pt-BR"/>
-                </w:rPr>
-                <w:t>and</w:t>
-              </w:r>
-              <w:proofErr w:type="spellEnd"/>
-              <w:r>
-                <w:rPr>
-                  <w:b/>
-                  <w:bCs/>
-                  <w:lang w:val="pt-BR"/>
-                </w:rPr>
-                <w:t xml:space="preserve"> healthcare</w:t>
+                <w:t>Explainable artificial intelligence models and methods in finance and healthcare</w:t>
               </w:r>
               <w:r>
                 <w:rPr>
@@ -1431,34 +1232,14 @@
                 </w:rPr>
                 <w:t xml:space="preserve">. </w:t>
               </w:r>
-              <w:proofErr w:type="spellStart"/>
               <w:r>
                 <w:rPr>
                   <w:i/>
                   <w:iCs/>
                   <w:lang w:val="pt-BR"/>
                 </w:rPr>
-                <w:t>Frontiers</w:t>
-              </w:r>
-              <w:proofErr w:type="spellEnd"/>
-              <w:r>
-                <w:rPr>
-                  <w:i/>
-                  <w:iCs/>
-                  <w:lang w:val="pt-BR"/>
-                </w:rPr>
-                <w:t xml:space="preserve"> in Artificial </w:t>
-              </w:r>
-              <w:proofErr w:type="spellStart"/>
-              <w:r>
-                <w:rPr>
-                  <w:i/>
-                  <w:iCs/>
-                  <w:lang w:val="pt-BR"/>
-                </w:rPr>
-                <w:t>Intelligence</w:t>
-              </w:r>
-              <w:proofErr w:type="spellEnd"/>
+                <w:t>Frontiers in Artificial Intelligence</w:t>
+              </w:r>
               <w:r>
                 <w:rPr>
                   <w:lang w:val="pt-BR"/>
@@ -1472,89 +1253,11 @@
                   <w:lang w:val="pt-BR"/>
                 </w:rPr>
               </w:pPr>
-              <w:proofErr w:type="spellStart"/>
-              <w:r>
-                <w:rPr>
-                  <w:lang w:val="pt-BR"/>
-                </w:rPr>
-                <w:t>Chouksey</w:t>
-              </w:r>
-              <w:proofErr w:type="spellEnd"/>
-              <w:r>
-                <w:rPr>
-                  <w:lang w:val="pt-BR"/>
-                </w:rPr>
-                <w:t xml:space="preserve">, A.; </w:t>
-              </w:r>
-              <w:proofErr w:type="spellStart"/>
-              <w:r>
-                <w:rPr>
-                  <w:lang w:val="pt-BR"/>
-                </w:rPr>
-                <w:t>Shovon</w:t>
-              </w:r>
-              <w:proofErr w:type="spellEnd"/>
-              <w:r>
-                <w:rPr>
-                  <w:lang w:val="pt-BR"/>
-                </w:rPr>
-                <w:t xml:space="preserve">, M. S. S.; </w:t>
-              </w:r>
-              <w:proofErr w:type="spellStart"/>
-              <w:r>
-                <w:rPr>
-                  <w:lang w:val="pt-BR"/>
-                </w:rPr>
-                <w:t>Tannier</w:t>
-              </w:r>
-              <w:proofErr w:type="spellEnd"/>
-              <w:r>
-                <w:rPr>
-                  <w:lang w:val="pt-BR"/>
-                </w:rPr>
-                <w:t xml:space="preserve">, N. R.; </w:t>
-              </w:r>
-              <w:proofErr w:type="spellStart"/>
-              <w:r>
-                <w:rPr>
-                  <w:lang w:val="pt-BR"/>
-                </w:rPr>
-                <w:t>Bhowmik</w:t>
-              </w:r>
-              <w:proofErr w:type="spellEnd"/>
-              <w:r>
-                <w:rPr>
-                  <w:lang w:val="pt-BR"/>
-                </w:rPr>
-                <w:t xml:space="preserve">, P. K.; </w:t>
-              </w:r>
-              <w:proofErr w:type="spellStart"/>
-              <w:r>
-                <w:rPr>
-                  <w:lang w:val="pt-BR"/>
-                </w:rPr>
-                <w:t>Hossain</w:t>
-              </w:r>
-              <w:proofErr w:type="spellEnd"/>
-              <w:r>
-                <w:rPr>
-                  <w:lang w:val="pt-BR"/>
-                </w:rPr>
-                <w:t xml:space="preserve">, M.; Rahman, M. S.; Rahman, M. K.; </w:t>
-              </w:r>
-              <w:proofErr w:type="spellStart"/>
-              <w:r>
-                <w:rPr>
-                  <w:lang w:val="pt-BR"/>
-                </w:rPr>
-                <w:t>Hossain</w:t>
-              </w:r>
-              <w:proofErr w:type="spellEnd"/>
-              <w:r>
-                <w:rPr>
-                  <w:lang w:val="pt-BR"/>
-                </w:rPr>
-                <w:t xml:space="preserve">, M. S. </w:t>
+              <w:r>
+                <w:rPr>
+                  <w:lang w:val="pt-BR"/>
+                </w:rPr>
+                <w:t xml:space="preserve">Chouksey, A.; Shovon, M. S. S.; Tannier, N. R.; Bhowmik, P. K.; Hossain, M.; Rahman, M. S.; Rahman, M. K.; Hossain, M. S. </w:t>
               </w:r>
               <w:r>
                 <w:rPr>
@@ -1562,232 +1265,22 @@
                   <w:bCs/>
                   <w:lang w:val="pt-BR"/>
                 </w:rPr>
-                <w:t>Machine learning-</w:t>
-              </w:r>
-              <w:proofErr w:type="spellStart"/>
-              <w:r>
-                <w:rPr>
-                  <w:b/>
-                  <w:bCs/>
-                  <w:lang w:val="pt-BR"/>
-                </w:rPr>
-                <w:t>based</w:t>
-              </w:r>
-              <w:proofErr w:type="spellEnd"/>
-              <w:r>
-                <w:rPr>
-                  <w:b/>
-                  <w:bCs/>
-                  <w:lang w:val="pt-BR"/>
-                </w:rPr>
-                <w:t xml:space="preserve"> </w:t>
-              </w:r>
-              <w:proofErr w:type="spellStart"/>
-              <w:r>
-                <w:rPr>
-                  <w:b/>
-                  <w:bCs/>
-                  <w:lang w:val="pt-BR"/>
-                </w:rPr>
-                <w:t>risk</w:t>
-              </w:r>
-              <w:proofErr w:type="spellEnd"/>
-              <w:r>
-                <w:rPr>
-                  <w:b/>
-                  <w:bCs/>
-                  <w:lang w:val="pt-BR"/>
-                </w:rPr>
-                <w:t xml:space="preserve"> </w:t>
-              </w:r>
-              <w:proofErr w:type="spellStart"/>
-              <w:r>
-                <w:rPr>
-                  <w:b/>
-                  <w:bCs/>
-                  <w:lang w:val="pt-BR"/>
-                </w:rPr>
-                <w:t>prediction</w:t>
-              </w:r>
-              <w:proofErr w:type="spellEnd"/>
-              <w:r>
-                <w:rPr>
-                  <w:b/>
-                  <w:bCs/>
-                  <w:lang w:val="pt-BR"/>
-                </w:rPr>
-                <w:t xml:space="preserve"> model for </w:t>
-              </w:r>
-              <w:proofErr w:type="spellStart"/>
-              <w:r>
-                <w:rPr>
-                  <w:b/>
-                  <w:bCs/>
-                  <w:lang w:val="pt-BR"/>
-                </w:rPr>
-                <w:t>loan</w:t>
-              </w:r>
-              <w:proofErr w:type="spellEnd"/>
-              <w:r>
-                <w:rPr>
-                  <w:b/>
-                  <w:bCs/>
-                  <w:lang w:val="pt-BR"/>
-                </w:rPr>
-                <w:t xml:space="preserve"> </w:t>
-              </w:r>
-              <w:proofErr w:type="spellStart"/>
-              <w:r>
-                <w:rPr>
-                  <w:b/>
-                  <w:bCs/>
-                  <w:lang w:val="pt-BR"/>
-                </w:rPr>
-                <w:t>applications</w:t>
-              </w:r>
-              <w:proofErr w:type="spellEnd"/>
-              <w:r>
-                <w:rPr>
-                  <w:b/>
-                  <w:bCs/>
-                  <w:lang w:val="pt-BR"/>
-                </w:rPr>
-                <w:t xml:space="preserve">: </w:t>
-              </w:r>
-              <w:proofErr w:type="spellStart"/>
-              <w:r>
-                <w:rPr>
-                  <w:b/>
-                  <w:bCs/>
-                  <w:lang w:val="pt-BR"/>
-                </w:rPr>
-                <w:t>enhancing</w:t>
-              </w:r>
-              <w:proofErr w:type="spellEnd"/>
-              <w:r>
-                <w:rPr>
-                  <w:b/>
-                  <w:bCs/>
-                  <w:lang w:val="pt-BR"/>
-                </w:rPr>
-                <w:t xml:space="preserve"> </w:t>
-              </w:r>
-              <w:proofErr w:type="spellStart"/>
-              <w:r>
-                <w:rPr>
-                  <w:b/>
-                  <w:bCs/>
-                  <w:lang w:val="pt-BR"/>
-                </w:rPr>
-                <w:t>decision</w:t>
-              </w:r>
-              <w:proofErr w:type="spellEnd"/>
-              <w:r>
-                <w:rPr>
-                  <w:b/>
-                  <w:bCs/>
-                  <w:lang w:val="pt-BR"/>
-                </w:rPr>
-                <w:t xml:space="preserve">-making </w:t>
-              </w:r>
-              <w:proofErr w:type="spellStart"/>
-              <w:r>
-                <w:rPr>
-                  <w:b/>
-                  <w:bCs/>
-                  <w:lang w:val="pt-BR"/>
-                </w:rPr>
-                <w:t>and</w:t>
-              </w:r>
-              <w:proofErr w:type="spellEnd"/>
-              <w:r>
-                <w:rPr>
-                  <w:b/>
-                  <w:bCs/>
-                  <w:lang w:val="pt-BR"/>
-                </w:rPr>
-                <w:t xml:space="preserve"> default </w:t>
-              </w:r>
-              <w:proofErr w:type="spellStart"/>
-              <w:r>
-                <w:rPr>
-                  <w:b/>
-                  <w:bCs/>
-                  <w:lang w:val="pt-BR"/>
-                </w:rPr>
-                <w:t>prevention</w:t>
-              </w:r>
-              <w:proofErr w:type="spellEnd"/>
+                <w:t>Machine learning-based risk prediction model for loan applications: enhancing decision-making and default prevention</w:t>
+              </w:r>
               <w:r>
                 <w:rPr>
                   <w:lang w:val="pt-BR"/>
                 </w:rPr>
                 <w:t xml:space="preserve">. </w:t>
               </w:r>
-              <w:proofErr w:type="spellStart"/>
               <w:r>
                 <w:rPr>
                   <w:i/>
                   <w:iCs/>
                   <w:lang w:val="pt-BR"/>
                 </w:rPr>
-                <w:t>Journal</w:t>
-              </w:r>
-              <w:proofErr w:type="spellEnd"/>
-              <w:r>
-                <w:rPr>
-                  <w:i/>
-                  <w:iCs/>
-                  <w:lang w:val="pt-BR"/>
-                </w:rPr>
-                <w:t xml:space="preserve"> </w:t>
-              </w:r>
-              <w:proofErr w:type="spellStart"/>
-              <w:r>
-                <w:rPr>
-                  <w:i/>
-                  <w:iCs/>
-                  <w:lang w:val="pt-BR"/>
-                </w:rPr>
-                <w:t>of</w:t>
-              </w:r>
-              <w:proofErr w:type="spellEnd"/>
-              <w:r>
-                <w:rPr>
-                  <w:i/>
-                  <w:iCs/>
-                  <w:lang w:val="pt-BR"/>
-                </w:rPr>
-                <w:t xml:space="preserve"> Business </w:t>
-              </w:r>
-              <w:proofErr w:type="spellStart"/>
-              <w:r>
-                <w:rPr>
-                  <w:i/>
-                  <w:iCs/>
-                  <w:lang w:val="pt-BR"/>
-                </w:rPr>
-                <w:t>and</w:t>
-              </w:r>
-              <w:proofErr w:type="spellEnd"/>
-              <w:r>
-                <w:rPr>
-                  <w:i/>
-                  <w:iCs/>
-                  <w:lang w:val="pt-BR"/>
-                </w:rPr>
-                <w:t xml:space="preserve"> Management </w:t>
-              </w:r>
-              <w:proofErr w:type="spellStart"/>
-              <w:r>
-                <w:rPr>
-                  <w:i/>
-                  <w:iCs/>
-                  <w:lang w:val="pt-BR"/>
-                </w:rPr>
-                <w:t>Studies</w:t>
-              </w:r>
-              <w:proofErr w:type="spellEnd"/>
+                <w:t>Journal of Business and Management Studies</w:t>
+              </w:r>
               <w:r>
                 <w:rPr>
                   <w:lang w:val="pt-BR"/>
@@ -1807,194 +1300,28 @@
                 </w:rPr>
                 <w:t xml:space="preserve">Gupta, S. </w:t>
               </w:r>
-              <w:proofErr w:type="spellStart"/>
               <w:r>
                 <w:rPr>
                   <w:b/>
                   <w:bCs/>
                   <w:lang w:val="pt-BR"/>
                 </w:rPr>
-                <w:t>Impact</w:t>
-              </w:r>
-              <w:proofErr w:type="spellEnd"/>
-              <w:r>
-                <w:rPr>
-                  <w:b/>
-                  <w:bCs/>
-                  <w:lang w:val="pt-BR"/>
-                </w:rPr>
-                <w:t xml:space="preserve"> </w:t>
-              </w:r>
-              <w:proofErr w:type="spellStart"/>
-              <w:r>
-                <w:rPr>
-                  <w:b/>
-                  <w:bCs/>
-                  <w:lang w:val="pt-BR"/>
-                </w:rPr>
-                <w:t>of</w:t>
-              </w:r>
-              <w:proofErr w:type="spellEnd"/>
-              <w:r>
-                <w:rPr>
-                  <w:b/>
-                  <w:bCs/>
-                  <w:lang w:val="pt-BR"/>
-                </w:rPr>
-                <w:t xml:space="preserve"> artificial </w:t>
-              </w:r>
-              <w:proofErr w:type="spellStart"/>
-              <w:r>
-                <w:rPr>
-                  <w:b/>
-                  <w:bCs/>
-                  <w:lang w:val="pt-BR"/>
-                </w:rPr>
-                <w:t>intelligence</w:t>
-              </w:r>
-              <w:proofErr w:type="spellEnd"/>
-              <w:r>
-                <w:rPr>
-                  <w:b/>
-                  <w:bCs/>
-                  <w:lang w:val="pt-BR"/>
-                </w:rPr>
-                <w:t xml:space="preserve"> </w:t>
-              </w:r>
-              <w:proofErr w:type="spellStart"/>
-              <w:r>
-                <w:rPr>
-                  <w:b/>
-                  <w:bCs/>
-                  <w:lang w:val="pt-BR"/>
-                </w:rPr>
-                <w:t>on</w:t>
-              </w:r>
-              <w:proofErr w:type="spellEnd"/>
-              <w:r>
-                <w:rPr>
-                  <w:b/>
-                  <w:bCs/>
-                  <w:lang w:val="pt-BR"/>
-                </w:rPr>
-                <w:t xml:space="preserve"> financial </w:t>
-              </w:r>
-              <w:proofErr w:type="spellStart"/>
-              <w:r>
-                <w:rPr>
-                  <w:b/>
-                  <w:bCs/>
-                  <w:lang w:val="pt-BR"/>
-                </w:rPr>
-                <w:t>decision</w:t>
-              </w:r>
-              <w:proofErr w:type="spellEnd"/>
-              <w:r>
-                <w:rPr>
-                  <w:b/>
-                  <w:bCs/>
-                  <w:lang w:val="pt-BR"/>
-                </w:rPr>
-                <w:t xml:space="preserve"> making: a </w:t>
-              </w:r>
-              <w:proofErr w:type="spellStart"/>
-              <w:r>
-                <w:rPr>
-                  <w:b/>
-                  <w:bCs/>
-                  <w:lang w:val="pt-BR"/>
-                </w:rPr>
-                <w:t>qualitative</w:t>
-              </w:r>
-              <w:proofErr w:type="spellEnd"/>
-              <w:r>
-                <w:rPr>
-                  <w:b/>
-                  <w:bCs/>
-                  <w:lang w:val="pt-BR"/>
-                </w:rPr>
-                <w:t xml:space="preserve"> </w:t>
-              </w:r>
-              <w:proofErr w:type="spellStart"/>
-              <w:r>
-                <w:rPr>
-                  <w:b/>
-                  <w:bCs/>
-                  <w:lang w:val="pt-BR"/>
-                </w:rPr>
-                <w:t>study</w:t>
-              </w:r>
-              <w:proofErr w:type="spellEnd"/>
+                <w:t>Impact of artificial intelligence on financial decision making: a qualitative study</w:t>
+              </w:r>
               <w:r>
                 <w:rPr>
                   <w:lang w:val="pt-BR"/>
                 </w:rPr>
                 <w:t xml:space="preserve">. </w:t>
               </w:r>
-              <w:proofErr w:type="spellStart"/>
               <w:r>
                 <w:rPr>
                   <w:i/>
                   <w:iCs/>
                   <w:lang w:val="pt-BR"/>
                 </w:rPr>
-                <w:t>Journal</w:t>
-              </w:r>
-              <w:proofErr w:type="spellEnd"/>
-              <w:r>
-                <w:rPr>
-                  <w:i/>
-                  <w:iCs/>
-                  <w:lang w:val="pt-BR"/>
-                </w:rPr>
-                <w:t xml:space="preserve"> </w:t>
-              </w:r>
-              <w:proofErr w:type="spellStart"/>
-              <w:r>
-                <w:rPr>
-                  <w:i/>
-                  <w:iCs/>
-                  <w:lang w:val="pt-BR"/>
-                </w:rPr>
-                <w:t>of</w:t>
-              </w:r>
-              <w:proofErr w:type="spellEnd"/>
-              <w:r>
-                <w:rPr>
-                  <w:i/>
-                  <w:iCs/>
-                  <w:lang w:val="pt-BR"/>
-                </w:rPr>
-                <w:t xml:space="preserve"> Cardiovascular </w:t>
-              </w:r>
-              <w:proofErr w:type="spellStart"/>
-              <w:r>
-                <w:rPr>
-                  <w:i/>
-                  <w:iCs/>
-                  <w:lang w:val="pt-BR"/>
-                </w:rPr>
-                <w:t>Disease</w:t>
-              </w:r>
-              <w:proofErr w:type="spellEnd"/>
-              <w:r>
-                <w:rPr>
-                  <w:i/>
-                  <w:iCs/>
-                  <w:lang w:val="pt-BR"/>
-                </w:rPr>
-                <w:t xml:space="preserve"> </w:t>
-              </w:r>
-              <w:proofErr w:type="spellStart"/>
-              <w:r>
-                <w:rPr>
-                  <w:i/>
-                  <w:iCs/>
-                  <w:lang w:val="pt-BR"/>
-                </w:rPr>
-                <w:t>Research</w:t>
-              </w:r>
-              <w:proofErr w:type="spellEnd"/>
+                <w:t>Journal of Cardiovascular Disease Research</w:t>
+              </w:r>
               <w:r>
                 <w:rPr>
                   <w:lang w:val="pt-BR"/>
@@ -2008,19 +1335,11 @@
                   <w:lang w:val="pt-BR"/>
                 </w:rPr>
               </w:pPr>
-              <w:proofErr w:type="spellStart"/>
-              <w:r>
-                <w:rPr>
-                  <w:lang w:val="pt-BR"/>
-                </w:rPr>
-                <w:t>Hsu</w:t>
-              </w:r>
-              <w:proofErr w:type="spellEnd"/>
-              <w:r>
-                <w:rPr>
-                  <w:lang w:val="pt-BR"/>
-                </w:rPr>
-                <w:t xml:space="preserve">, T. C.; Liou, S. T.; Wang, Y. P.; Huang, Y. S. </w:t>
+              <w:r>
+                <w:rPr>
+                  <w:lang w:val="pt-BR"/>
+                </w:rPr>
+                <w:t xml:space="preserve">Hsu, T. C.; Liou, S. T.; Wang, Y. P.; Huang, Y. S. </w:t>
               </w:r>
               <w:r>
                 <w:rPr>
@@ -2028,126 +1347,8 @@
                   <w:bCs/>
                   <w:lang w:val="pt-BR"/>
                 </w:rPr>
-                <w:t xml:space="preserve">Enhanced </w:t>
-              </w:r>
-              <w:proofErr w:type="spellStart"/>
-              <w:r>
-                <w:rPr>
-                  <w:b/>
-                  <w:bCs/>
-                  <w:lang w:val="pt-BR"/>
-                </w:rPr>
-                <w:t>recurrent</w:t>
-              </w:r>
-              <w:proofErr w:type="spellEnd"/>
-              <w:r>
-                <w:rPr>
-                  <w:b/>
-                  <w:bCs/>
-                  <w:lang w:val="pt-BR"/>
-                </w:rPr>
-                <w:t xml:space="preserve"> neural network for </w:t>
-              </w:r>
-              <w:proofErr w:type="spellStart"/>
-              <w:r>
-                <w:rPr>
-                  <w:b/>
-                  <w:bCs/>
-                  <w:lang w:val="pt-BR"/>
-                </w:rPr>
-                <w:t>combining</w:t>
-              </w:r>
-              <w:proofErr w:type="spellEnd"/>
-              <w:r>
-                <w:rPr>
-                  <w:b/>
-                  <w:bCs/>
-                  <w:lang w:val="pt-BR"/>
-                </w:rPr>
-                <w:t xml:space="preserve"> </w:t>
-              </w:r>
-              <w:proofErr w:type="spellStart"/>
-              <w:r>
-                <w:rPr>
-                  <w:b/>
-                  <w:bCs/>
-                  <w:lang w:val="pt-BR"/>
-                </w:rPr>
-                <w:t>static</w:t>
-              </w:r>
-              <w:proofErr w:type="spellEnd"/>
-              <w:r>
-                <w:rPr>
-                  <w:b/>
-                  <w:bCs/>
-                  <w:lang w:val="pt-BR"/>
-                </w:rPr>
-                <w:t xml:space="preserve"> </w:t>
-              </w:r>
-              <w:proofErr w:type="spellStart"/>
-              <w:r>
-                <w:rPr>
-                  <w:b/>
-                  <w:bCs/>
-                  <w:lang w:val="pt-BR"/>
-                </w:rPr>
-                <w:t>and</w:t>
-              </w:r>
-              <w:proofErr w:type="spellEnd"/>
-              <w:r>
-                <w:rPr>
-                  <w:b/>
-                  <w:bCs/>
-                  <w:lang w:val="pt-BR"/>
-                </w:rPr>
-                <w:t xml:space="preserve"> </w:t>
-              </w:r>
-              <w:proofErr w:type="spellStart"/>
-              <w:r>
-                <w:rPr>
-                  <w:b/>
-                  <w:bCs/>
-                  <w:lang w:val="pt-BR"/>
-                </w:rPr>
-                <w:t>dynamic</w:t>
-              </w:r>
-              <w:proofErr w:type="spellEnd"/>
-              <w:r>
-                <w:rPr>
-                  <w:b/>
-                  <w:bCs/>
-                  <w:lang w:val="pt-BR"/>
-                </w:rPr>
-                <w:t xml:space="preserve"> features for </w:t>
-              </w:r>
-              <w:proofErr w:type="spellStart"/>
-              <w:r>
-                <w:rPr>
-                  <w:b/>
-                  <w:bCs/>
-                  <w:lang w:val="pt-BR"/>
-                </w:rPr>
-                <w:t>credit</w:t>
-              </w:r>
-              <w:proofErr w:type="spellEnd"/>
-              <w:r>
-                <w:rPr>
-                  <w:b/>
-                  <w:bCs/>
-                  <w:lang w:val="pt-BR"/>
-                </w:rPr>
-                <w:t xml:space="preserve"> card default </w:t>
-              </w:r>
-              <w:proofErr w:type="spellStart"/>
-              <w:r>
-                <w:rPr>
-                  <w:b/>
-                  <w:bCs/>
-                  <w:lang w:val="pt-BR"/>
-                </w:rPr>
-                <w:t>prediction</w:t>
-              </w:r>
-              <w:proofErr w:type="spellEnd"/>
+                <w:t>Enhanced recurrent neural network for combining static and dynamic features for credit card default prediction</w:t>
+              </w:r>
               <w:r>
                 <w:rPr>
                   <w:lang w:val="pt-BR"/>
@@ -2160,145 +1361,13 @@
                   <w:iCs/>
                   <w:lang w:val="pt-BR"/>
                 </w:rPr>
-                <w:t xml:space="preserve">ICASSP 2019 – IEEE </w:t>
-              </w:r>
-              <w:proofErr w:type="spellStart"/>
-              <w:r>
-                <w:rPr>
-                  <w:i/>
-                  <w:iCs/>
-                  <w:lang w:val="pt-BR"/>
-                </w:rPr>
-                <w:t>International</w:t>
-              </w:r>
-              <w:proofErr w:type="spellEnd"/>
-              <w:r>
-                <w:rPr>
-                  <w:i/>
-                  <w:iCs/>
-                  <w:lang w:val="pt-BR"/>
-                </w:rPr>
-                <w:t xml:space="preserve"> </w:t>
-              </w:r>
-              <w:proofErr w:type="spellStart"/>
-              <w:r>
-                <w:rPr>
-                  <w:i/>
-                  <w:iCs/>
-                  <w:lang w:val="pt-BR"/>
-                </w:rPr>
-                <w:t>Conference</w:t>
-              </w:r>
-              <w:proofErr w:type="spellEnd"/>
-              <w:r>
-                <w:rPr>
-                  <w:i/>
-                  <w:iCs/>
-                  <w:lang w:val="pt-BR"/>
-                </w:rPr>
-                <w:t xml:space="preserve"> </w:t>
-              </w:r>
-              <w:proofErr w:type="spellStart"/>
-              <w:r>
-                <w:rPr>
-                  <w:i/>
-                  <w:iCs/>
-                  <w:lang w:val="pt-BR"/>
-                </w:rPr>
-                <w:t>on</w:t>
-              </w:r>
-              <w:proofErr w:type="spellEnd"/>
-              <w:r>
-                <w:rPr>
-                  <w:i/>
-                  <w:iCs/>
-                  <w:lang w:val="pt-BR"/>
-                </w:rPr>
-                <w:t xml:space="preserve"> </w:t>
-              </w:r>
-              <w:proofErr w:type="spellStart"/>
-              <w:r>
-                <w:rPr>
-                  <w:i/>
-                  <w:iCs/>
-                  <w:lang w:val="pt-BR"/>
-                </w:rPr>
-                <w:t>Acoustics</w:t>
-              </w:r>
-              <w:proofErr w:type="spellEnd"/>
-              <w:r>
-                <w:rPr>
-                  <w:i/>
-                  <w:iCs/>
-                  <w:lang w:val="pt-BR"/>
-                </w:rPr>
-                <w:t xml:space="preserve">, Speech </w:t>
-              </w:r>
-              <w:proofErr w:type="spellStart"/>
-              <w:r>
-                <w:rPr>
-                  <w:i/>
-                  <w:iCs/>
-                  <w:lang w:val="pt-BR"/>
-                </w:rPr>
-                <w:t>and</w:t>
-              </w:r>
-              <w:proofErr w:type="spellEnd"/>
-              <w:r>
-                <w:rPr>
-                  <w:i/>
-                  <w:iCs/>
-                  <w:lang w:val="pt-BR"/>
-                </w:rPr>
-                <w:t xml:space="preserve"> </w:t>
-              </w:r>
-              <w:proofErr w:type="spellStart"/>
-              <w:r>
-                <w:rPr>
-                  <w:i/>
-                  <w:iCs/>
-                  <w:lang w:val="pt-BR"/>
-                </w:rPr>
-                <w:t>Signal</w:t>
-              </w:r>
-              <w:proofErr w:type="spellEnd"/>
-              <w:r>
-                <w:rPr>
-                  <w:i/>
-                  <w:iCs/>
-                  <w:lang w:val="pt-BR"/>
-                </w:rPr>
-                <w:t xml:space="preserve"> </w:t>
-              </w:r>
-              <w:proofErr w:type="spellStart"/>
-              <w:r>
-                <w:rPr>
-                  <w:i/>
-                  <w:iCs/>
-                  <w:lang w:val="pt-BR"/>
-                </w:rPr>
-                <w:t>Processing</w:t>
-              </w:r>
-              <w:proofErr w:type="spellEnd"/>
-              <w:r>
-                <w:rPr>
-                  <w:lang w:val="pt-BR"/>
-                </w:rPr>
-                <w:t xml:space="preserve">. </w:t>
-              </w:r>
-              <w:proofErr w:type="spellStart"/>
-              <w:r>
-                <w:rPr>
-                  <w:lang w:val="pt-BR"/>
-                </w:rPr>
-                <w:t>Proceedings</w:t>
-              </w:r>
-              <w:proofErr w:type="spellEnd"/>
-              <w:r>
-                <w:rPr>
-                  <w:lang w:val="pt-BR"/>
-                </w:rPr>
-                <w:t xml:space="preserve"> [...]. IEEE, 2019. p. 1572–1576.</w:t>
+                <w:t>ICASSP 2019 – IEEE International Conference on Acoustics, Speech and Signal Processing</w:t>
+              </w:r>
+              <w:r>
+                <w:rPr>
+                  <w:lang w:val="pt-BR"/>
+                </w:rPr>
+                <w:t>. Proceedings [...]. IEEE, 2019. p. 1572–1576.</w:t>
               </w:r>
             </w:p>
             <w:p>
@@ -2320,61 +1389,7 @@
                   <w:bCs/>
                   <w:lang w:val="pt-BR"/>
                 </w:rPr>
-                <w:t>AI-</w:t>
-              </w:r>
-              <w:proofErr w:type="spellStart"/>
-              <w:r>
-                <w:rPr>
-                  <w:b/>
-                  <w:bCs/>
-                  <w:lang w:val="pt-BR"/>
-                </w:rPr>
-                <w:t>powered</w:t>
-              </w:r>
-              <w:proofErr w:type="spellEnd"/>
-              <w:r>
-                <w:rPr>
-                  <w:b/>
-                  <w:bCs/>
-                  <w:lang w:val="pt-BR"/>
-                </w:rPr>
-                <w:t xml:space="preserve"> tools for </w:t>
-              </w:r>
-              <w:proofErr w:type="spellStart"/>
-              <w:r>
-                <w:rPr>
-                  <w:b/>
-                  <w:bCs/>
-                  <w:lang w:val="pt-BR"/>
-                </w:rPr>
-                <w:t>automated</w:t>
-              </w:r>
-              <w:proofErr w:type="spellEnd"/>
-              <w:r>
-                <w:rPr>
-                  <w:b/>
-                  <w:bCs/>
-                  <w:lang w:val="pt-BR"/>
-                </w:rPr>
-                <w:t xml:space="preserve"> financial </w:t>
-              </w:r>
-              <w:proofErr w:type="spellStart"/>
-              <w:r>
-                <w:rPr>
-                  <w:b/>
-                  <w:bCs/>
-                  <w:lang w:val="pt-BR"/>
-                </w:rPr>
-                <w:t>decision</w:t>
-              </w:r>
-              <w:proofErr w:type="spellEnd"/>
-              <w:r>
-                <w:rPr>
-                  <w:b/>
-                  <w:bCs/>
-                  <w:lang w:val="pt-BR"/>
-                </w:rPr>
-                <w:t>-making</w:t>
+                <w:t>AI-powered tools for automated financial decision-making</w:t>
               </w:r>
               <w:r>
                 <w:rPr>
@@ -2389,163 +1404,19 @@
                   <w:lang w:val="pt-BR"/>
                 </w:rPr>
               </w:pPr>
-              <w:proofErr w:type="spellStart"/>
-              <w:r>
-                <w:rPr>
-                  <w:lang w:val="pt-BR"/>
-                </w:rPr>
-                <w:t>Jillson</w:t>
-              </w:r>
-              <w:proofErr w:type="spellEnd"/>
-              <w:r>
-                <w:rPr>
-                  <w:lang w:val="pt-BR"/>
-                </w:rPr>
-                <w:t xml:space="preserve">, E. </w:t>
-              </w:r>
-              <w:proofErr w:type="spellStart"/>
+              <w:r>
+                <w:rPr>
+                  <w:lang w:val="pt-BR"/>
+                </w:rPr>
+                <w:t xml:space="preserve">Jillson, E. </w:t>
+              </w:r>
               <w:r>
                 <w:rPr>
                   <w:b/>
                   <w:bCs/>
                   <w:lang w:val="pt-BR"/>
                 </w:rPr>
-                <w:t>Aiming</w:t>
-              </w:r>
-              <w:proofErr w:type="spellEnd"/>
-              <w:r>
-                <w:rPr>
-                  <w:b/>
-                  <w:bCs/>
-                  <w:lang w:val="pt-BR"/>
-                </w:rPr>
-                <w:t xml:space="preserve"> for </w:t>
-              </w:r>
-              <w:proofErr w:type="spellStart"/>
-              <w:r>
-                <w:rPr>
-                  <w:b/>
-                  <w:bCs/>
-                  <w:lang w:val="pt-BR"/>
-                </w:rPr>
-                <w:t>truth</w:t>
-              </w:r>
-              <w:proofErr w:type="spellEnd"/>
-              <w:r>
-                <w:rPr>
-                  <w:b/>
-                  <w:bCs/>
-                  <w:lang w:val="pt-BR"/>
-                </w:rPr>
-                <w:t xml:space="preserve">, </w:t>
-              </w:r>
-              <w:proofErr w:type="spellStart"/>
-              <w:r>
-                <w:rPr>
-                  <w:b/>
-                  <w:bCs/>
-                  <w:lang w:val="pt-BR"/>
-                </w:rPr>
-                <w:t>fairness</w:t>
-              </w:r>
-              <w:proofErr w:type="spellEnd"/>
-              <w:r>
-                <w:rPr>
-                  <w:b/>
-                  <w:bCs/>
-                  <w:lang w:val="pt-BR"/>
-                </w:rPr>
-                <w:t xml:space="preserve">, </w:t>
-              </w:r>
-              <w:proofErr w:type="spellStart"/>
-              <w:r>
-                <w:rPr>
-                  <w:b/>
-                  <w:bCs/>
-                  <w:lang w:val="pt-BR"/>
-                </w:rPr>
-                <w:t>and</w:t>
-              </w:r>
-              <w:proofErr w:type="spellEnd"/>
-              <w:r>
-                <w:rPr>
-                  <w:b/>
-                  <w:bCs/>
-                  <w:lang w:val="pt-BR"/>
-                </w:rPr>
-                <w:t xml:space="preserve"> </w:t>
-              </w:r>
-              <w:proofErr w:type="spellStart"/>
-              <w:r>
-                <w:rPr>
-                  <w:b/>
-                  <w:bCs/>
-                  <w:lang w:val="pt-BR"/>
-                </w:rPr>
-                <w:t>equity</w:t>
-              </w:r>
-              <w:proofErr w:type="spellEnd"/>
-              <w:r>
-                <w:rPr>
-                  <w:b/>
-                  <w:bCs/>
-                  <w:lang w:val="pt-BR"/>
-                </w:rPr>
-                <w:t xml:space="preserve"> in </w:t>
-              </w:r>
-              <w:proofErr w:type="spellStart"/>
-              <w:r>
-                <w:rPr>
-                  <w:b/>
-                  <w:bCs/>
-                  <w:lang w:val="pt-BR"/>
-                </w:rPr>
-                <w:t>your</w:t>
-              </w:r>
-              <w:proofErr w:type="spellEnd"/>
-              <w:r>
-                <w:rPr>
-                  <w:b/>
-                  <w:bCs/>
-                  <w:lang w:val="pt-BR"/>
-                </w:rPr>
-                <w:t xml:space="preserve"> </w:t>
-              </w:r>
-              <w:proofErr w:type="spellStart"/>
-              <w:r>
-                <w:rPr>
-                  <w:b/>
-                  <w:bCs/>
-                  <w:lang w:val="pt-BR"/>
-                </w:rPr>
-                <w:t>company’s</w:t>
-              </w:r>
-              <w:proofErr w:type="spellEnd"/>
-              <w:r>
-                <w:rPr>
-                  <w:b/>
-                  <w:bCs/>
-                  <w:lang w:val="pt-BR"/>
-                </w:rPr>
-                <w:t xml:space="preserve"> use </w:t>
-              </w:r>
-              <w:proofErr w:type="spellStart"/>
-              <w:r>
-                <w:rPr>
-                  <w:b/>
-                  <w:bCs/>
-                  <w:lang w:val="pt-BR"/>
-                </w:rPr>
-                <w:t>of</w:t>
-              </w:r>
-              <w:proofErr w:type="spellEnd"/>
-              <w:r>
-                <w:rPr>
-                  <w:b/>
-                  <w:bCs/>
-                  <w:lang w:val="pt-BR"/>
-                </w:rPr>
-                <w:t xml:space="preserve"> AI</w:t>
+                <w:t>Aiming for truth, fairness, and equity in your company’s use of AI</w:t>
               </w:r>
               <w:r>
                 <w:rPr>
@@ -2572,153 +1443,13 @@
                   <w:bCs/>
                   <w:lang w:val="pt-BR"/>
                 </w:rPr>
-                <w:t xml:space="preserve">Machine learning model for </w:t>
-              </w:r>
-              <w:proofErr w:type="spellStart"/>
-              <w:r>
-                <w:rPr>
-                  <w:b/>
-                  <w:bCs/>
-                  <w:lang w:val="pt-BR"/>
-                </w:rPr>
-                <w:t>heart</w:t>
-              </w:r>
-              <w:proofErr w:type="spellEnd"/>
-              <w:r>
-                <w:rPr>
-                  <w:b/>
-                  <w:bCs/>
-                  <w:lang w:val="pt-BR"/>
-                </w:rPr>
-                <w:t xml:space="preserve"> </w:t>
-              </w:r>
-              <w:proofErr w:type="spellStart"/>
-              <w:r>
-                <w:rPr>
-                  <w:b/>
-                  <w:bCs/>
-                  <w:lang w:val="pt-BR"/>
-                </w:rPr>
-                <w:t>disease</w:t>
-              </w:r>
-              <w:proofErr w:type="spellEnd"/>
-              <w:r>
-                <w:rPr>
-                  <w:b/>
-                  <w:bCs/>
-                  <w:lang w:val="pt-BR"/>
-                </w:rPr>
-                <w:t xml:space="preserve"> </w:t>
-              </w:r>
-              <w:proofErr w:type="spellStart"/>
-              <w:r>
-                <w:rPr>
-                  <w:b/>
-                  <w:bCs/>
-                  <w:lang w:val="pt-BR"/>
-                </w:rPr>
-                <w:t>prediction</w:t>
-              </w:r>
-              <w:proofErr w:type="spellEnd"/>
-              <w:r>
-                <w:rPr>
-                  <w:b/>
-                  <w:bCs/>
-                  <w:lang w:val="pt-BR"/>
-                </w:rPr>
-                <w:t xml:space="preserve"> </w:t>
-              </w:r>
-              <w:proofErr w:type="spellStart"/>
-              <w:r>
-                <w:rPr>
-                  <w:b/>
-                  <w:bCs/>
-                  <w:lang w:val="pt-BR"/>
-                </w:rPr>
-                <w:t>using</w:t>
-              </w:r>
-              <w:proofErr w:type="spellEnd"/>
-              <w:r>
-                <w:rPr>
-                  <w:b/>
-                  <w:bCs/>
-                  <w:lang w:val="pt-BR"/>
-                </w:rPr>
-                <w:t xml:space="preserve"> </w:t>
-              </w:r>
-              <w:proofErr w:type="spellStart"/>
-              <w:r>
-                <w:rPr>
-                  <w:b/>
-                  <w:bCs/>
-                  <w:lang w:val="pt-BR"/>
-                </w:rPr>
-                <w:t>Tkinter</w:t>
-              </w:r>
-              <w:proofErr w:type="spellEnd"/>
-              <w:r>
-                <w:rPr>
-                  <w:b/>
-                  <w:bCs/>
-                  <w:lang w:val="pt-BR"/>
-                </w:rPr>
-                <w:t xml:space="preserve"> for </w:t>
-              </w:r>
-              <w:proofErr w:type="spellStart"/>
-              <w:r>
-                <w:rPr>
-                  <w:b/>
-                  <w:bCs/>
-                  <w:lang w:val="pt-BR"/>
-                </w:rPr>
-                <w:t>graphic</w:t>
-              </w:r>
-              <w:proofErr w:type="spellEnd"/>
-              <w:r>
-                <w:rPr>
-                  <w:b/>
-                  <w:bCs/>
-                  <w:lang w:val="pt-BR"/>
-                </w:rPr>
-                <w:t xml:space="preserve"> </w:t>
-              </w:r>
-              <w:proofErr w:type="spellStart"/>
-              <w:r>
-                <w:rPr>
-                  <w:b/>
-                  <w:bCs/>
-                  <w:lang w:val="pt-BR"/>
-                </w:rPr>
-                <w:t>user</w:t>
-              </w:r>
-              <w:proofErr w:type="spellEnd"/>
-              <w:r>
-                <w:rPr>
-                  <w:b/>
-                  <w:bCs/>
-                  <w:lang w:val="pt-BR"/>
-                </w:rPr>
-                <w:t xml:space="preserve"> interface</w:t>
-              </w:r>
-              <w:r>
-                <w:rPr>
-                  <w:lang w:val="pt-BR"/>
-                </w:rPr>
-                <w:t>. [</w:t>
-              </w:r>
-              <w:proofErr w:type="spellStart"/>
-              <w:r>
-                <w:rPr>
-                  <w:lang w:val="pt-BR"/>
-                </w:rPr>
-                <w:t>S.l</w:t>
-              </w:r>
-              <w:proofErr w:type="spellEnd"/>
-              <w:r>
-                <w:rPr>
-                  <w:lang w:val="pt-BR"/>
-                </w:rPr>
-                <w:t>.: s.n.], 2022.</w:t>
+                <w:t>Machine learning model for heart disease prediction using Tkinter for graphic user interface</w:t>
+              </w:r>
+              <w:r>
+                <w:rPr>
+                  <w:lang w:val="pt-BR"/>
+                </w:rPr>
+                <w:t>. [S.l.: s.n.], 2022.</w:t>
               </w:r>
             </w:p>
             <w:p>
@@ -2727,98 +1458,20 @@
                   <w:lang w:val="pt-BR"/>
                 </w:rPr>
               </w:pPr>
-              <w:proofErr w:type="spellStart"/>
-              <w:r>
-                <w:rPr>
-                  <w:lang w:val="pt-BR"/>
-                </w:rPr>
-                <w:t>Piskunov</w:t>
-              </w:r>
-              <w:proofErr w:type="spellEnd"/>
-              <w:r>
-                <w:rPr>
-                  <w:lang w:val="pt-BR"/>
-                </w:rPr>
-                <w:t xml:space="preserve">, R.; </w:t>
-              </w:r>
-              <w:proofErr w:type="spellStart"/>
-              <w:r>
-                <w:rPr>
-                  <w:lang w:val="pt-BR"/>
-                </w:rPr>
-                <w:t>Moskalenko</w:t>
-              </w:r>
-              <w:proofErr w:type="spellEnd"/>
-              <w:r>
-                <w:rPr>
-                  <w:lang w:val="pt-BR"/>
-                </w:rPr>
-                <w:t xml:space="preserve">, O.; Krill, V. </w:t>
-              </w:r>
-              <w:proofErr w:type="spellStart"/>
+              <w:r>
+                <w:rPr>
+                  <w:lang w:val="pt-BR"/>
+                </w:rPr>
+                <w:t xml:space="preserve">Piskunov, R.; Moskalenko, O.; Krill, V. </w:t>
+              </w:r>
               <w:r>
                 <w:rPr>
                   <w:b/>
                   <w:bCs/>
                   <w:lang w:val="pt-BR"/>
                 </w:rPr>
-                <w:t>Analytical</w:t>
-              </w:r>
-              <w:proofErr w:type="spellEnd"/>
-              <w:r>
-                <w:rPr>
-                  <w:b/>
-                  <w:bCs/>
-                  <w:lang w:val="pt-BR"/>
-                </w:rPr>
-                <w:t xml:space="preserve"> </w:t>
-              </w:r>
-              <w:proofErr w:type="spellStart"/>
-              <w:r>
-                <w:rPr>
-                  <w:b/>
-                  <w:bCs/>
-                  <w:lang w:val="pt-BR"/>
-                </w:rPr>
-                <w:t>support</w:t>
-              </w:r>
-              <w:proofErr w:type="spellEnd"/>
-              <w:r>
-                <w:rPr>
-                  <w:b/>
-                  <w:bCs/>
-                  <w:lang w:val="pt-BR"/>
-                </w:rPr>
-                <w:t xml:space="preserve"> for bank </w:t>
-              </w:r>
-              <w:proofErr w:type="spellStart"/>
-              <w:r>
-                <w:rPr>
-                  <w:b/>
-                  <w:bCs/>
-                  <w:lang w:val="pt-BR"/>
-                </w:rPr>
-                <w:t>loan</w:t>
-              </w:r>
-              <w:proofErr w:type="spellEnd"/>
-              <w:r>
-                <w:rPr>
-                  <w:b/>
-                  <w:bCs/>
-                  <w:lang w:val="pt-BR"/>
-                </w:rPr>
-                <w:t xml:space="preserve"> </w:t>
-              </w:r>
-              <w:proofErr w:type="spellStart"/>
-              <w:r>
-                <w:rPr>
-                  <w:b/>
-                  <w:bCs/>
-                  <w:lang w:val="pt-BR"/>
-                </w:rPr>
-                <w:t>transactions</w:t>
-              </w:r>
-              <w:proofErr w:type="spellEnd"/>
+                <w:t>Analytical support for bank loan transactions</w:t>
+              </w:r>
               <w:r>
                 <w:rPr>
                   <w:lang w:val="pt-BR"/>
@@ -2831,54 +1484,8 @@
                   <w:iCs/>
                   <w:lang w:val="pt-BR"/>
                 </w:rPr>
-                <w:t xml:space="preserve">Financial </w:t>
-              </w:r>
-              <w:proofErr w:type="spellStart"/>
-              <w:r>
-                <w:rPr>
-                  <w:i/>
-                  <w:iCs/>
-                  <w:lang w:val="pt-BR"/>
-                </w:rPr>
-                <w:t>and</w:t>
-              </w:r>
-              <w:proofErr w:type="spellEnd"/>
-              <w:r>
-                <w:rPr>
-                  <w:i/>
-                  <w:iCs/>
-                  <w:lang w:val="pt-BR"/>
-                </w:rPr>
-                <w:t xml:space="preserve"> </w:t>
-              </w:r>
-              <w:proofErr w:type="spellStart"/>
-              <w:r>
-                <w:rPr>
-                  <w:i/>
-                  <w:iCs/>
-                  <w:lang w:val="pt-BR"/>
-                </w:rPr>
-                <w:t>Credit</w:t>
-              </w:r>
-              <w:proofErr w:type="spellEnd"/>
-              <w:r>
-                <w:rPr>
-                  <w:i/>
-                  <w:iCs/>
-                  <w:lang w:val="pt-BR"/>
-                </w:rPr>
-                <w:t xml:space="preserve"> Systems: Prospects for </w:t>
-              </w:r>
-              <w:proofErr w:type="spellStart"/>
-              <w:r>
-                <w:rPr>
-                  <w:i/>
-                  <w:iCs/>
-                  <w:lang w:val="pt-BR"/>
-                </w:rPr>
-                <w:t>Development</w:t>
-              </w:r>
-              <w:proofErr w:type="spellEnd"/>
+                <w:t>Financial and Credit Systems: Prospects for Development</w:t>
+              </w:r>
               <w:r>
                 <w:rPr>
                   <w:lang w:val="pt-BR"/>
@@ -2892,89 +1499,11 @@
                   <w:lang w:val="pt-BR"/>
                 </w:rPr>
               </w:pPr>
-              <w:proofErr w:type="spellStart"/>
-              <w:r>
-                <w:rPr>
-                  <w:lang w:val="pt-BR"/>
-                </w:rPr>
-                <w:t>Sizan</w:t>
-              </w:r>
-              <w:proofErr w:type="spellEnd"/>
-              <w:r>
-                <w:rPr>
-                  <w:lang w:val="pt-BR"/>
-                </w:rPr>
-                <w:t xml:space="preserve">, M. M. H.; Das, B. C.; </w:t>
-              </w:r>
-              <w:proofErr w:type="spellStart"/>
-              <w:r>
-                <w:rPr>
-                  <w:lang w:val="pt-BR"/>
-                </w:rPr>
-                <w:t>Shawon</w:t>
-              </w:r>
-              <w:proofErr w:type="spellEnd"/>
-              <w:r>
-                <w:rPr>
-                  <w:lang w:val="pt-BR"/>
-                </w:rPr>
-                <w:t xml:space="preserve">, R. E. R.; </w:t>
-              </w:r>
-              <w:proofErr w:type="spellStart"/>
-              <w:r>
-                <w:rPr>
-                  <w:lang w:val="pt-BR"/>
-                </w:rPr>
-                <w:t>Rana</w:t>
-              </w:r>
-              <w:proofErr w:type="spellEnd"/>
-              <w:r>
-                <w:rPr>
-                  <w:lang w:val="pt-BR"/>
-                </w:rPr>
-                <w:t xml:space="preserve">, M. S.; Al </w:t>
-              </w:r>
-              <w:proofErr w:type="spellStart"/>
-              <w:r>
-                <w:rPr>
-                  <w:lang w:val="pt-BR"/>
-                </w:rPr>
-                <w:t>Montaser</w:t>
-              </w:r>
-              <w:proofErr w:type="spellEnd"/>
-              <w:r>
-                <w:rPr>
-                  <w:lang w:val="pt-BR"/>
-                </w:rPr>
-                <w:t xml:space="preserve">, M. A.; </w:t>
-              </w:r>
-              <w:proofErr w:type="spellStart"/>
-              <w:r>
-                <w:rPr>
-                  <w:lang w:val="pt-BR"/>
-                </w:rPr>
-                <w:t>Chouksey</w:t>
-              </w:r>
-              <w:proofErr w:type="spellEnd"/>
-              <w:r>
-                <w:rPr>
-                  <w:lang w:val="pt-BR"/>
-                </w:rPr>
-                <w:t xml:space="preserve">, A.; </w:t>
-              </w:r>
-              <w:proofErr w:type="spellStart"/>
-              <w:r>
-                <w:rPr>
-                  <w:lang w:val="pt-BR"/>
-                </w:rPr>
-                <w:t>Pant</w:t>
-              </w:r>
-              <w:proofErr w:type="spellEnd"/>
-              <w:r>
-                <w:rPr>
-                  <w:lang w:val="pt-BR"/>
-                </w:rPr>
-                <w:t xml:space="preserve">, L. </w:t>
+              <w:r>
+                <w:rPr>
+                  <w:lang w:val="pt-BR"/>
+                </w:rPr>
+                <w:t xml:space="preserve">Sizan, M. M. H.; Das, B. C.; Shawon, R. E. R.; Rana, M. S.; Al Montaser, M. A.; Chouksey, A.; Pant, L. </w:t>
               </w:r>
               <w:r>
                 <w:rPr>
@@ -2982,115 +1511,7 @@
                   <w:bCs/>
                   <w:lang w:val="pt-BR"/>
                 </w:rPr>
-                <w:t>AI-</w:t>
-              </w:r>
-              <w:proofErr w:type="spellStart"/>
-              <w:r>
-                <w:rPr>
-                  <w:b/>
-                  <w:bCs/>
-                  <w:lang w:val="pt-BR"/>
-                </w:rPr>
-                <w:t>enhanced</w:t>
-              </w:r>
-              <w:proofErr w:type="spellEnd"/>
-              <w:r>
-                <w:rPr>
-                  <w:b/>
-                  <w:bCs/>
-                  <w:lang w:val="pt-BR"/>
-                </w:rPr>
-                <w:t xml:space="preserve"> stock </w:t>
-              </w:r>
-              <w:proofErr w:type="spellStart"/>
-              <w:r>
-                <w:rPr>
-                  <w:b/>
-                  <w:bCs/>
-                  <w:lang w:val="pt-BR"/>
-                </w:rPr>
-                <w:t>market</w:t>
-              </w:r>
-              <w:proofErr w:type="spellEnd"/>
-              <w:r>
-                <w:rPr>
-                  <w:b/>
-                  <w:bCs/>
-                  <w:lang w:val="pt-BR"/>
-                </w:rPr>
-                <w:t xml:space="preserve"> </w:t>
-              </w:r>
-              <w:proofErr w:type="spellStart"/>
-              <w:r>
-                <w:rPr>
-                  <w:b/>
-                  <w:bCs/>
-                  <w:lang w:val="pt-BR"/>
-                </w:rPr>
-                <w:t>prediction</w:t>
-              </w:r>
-              <w:proofErr w:type="spellEnd"/>
-              <w:r>
-                <w:rPr>
-                  <w:b/>
-                  <w:bCs/>
-                  <w:lang w:val="pt-BR"/>
-                </w:rPr>
-                <w:t xml:space="preserve">: </w:t>
-              </w:r>
-              <w:proofErr w:type="spellStart"/>
-              <w:r>
-                <w:rPr>
-                  <w:b/>
-                  <w:bCs/>
-                  <w:lang w:val="pt-BR"/>
-                </w:rPr>
-                <w:t>evaluating</w:t>
-              </w:r>
-              <w:proofErr w:type="spellEnd"/>
-              <w:r>
-                <w:rPr>
-                  <w:b/>
-                  <w:bCs/>
-                  <w:lang w:val="pt-BR"/>
-                </w:rPr>
-                <w:t xml:space="preserve"> machine learning models for financial </w:t>
-              </w:r>
-              <w:proofErr w:type="spellStart"/>
-              <w:r>
-                <w:rPr>
-                  <w:b/>
-                  <w:bCs/>
-                  <w:lang w:val="pt-BR"/>
-                </w:rPr>
-                <w:t>forecasting</w:t>
-              </w:r>
-              <w:proofErr w:type="spellEnd"/>
-              <w:r>
-                <w:rPr>
-                  <w:b/>
-                  <w:bCs/>
-                  <w:lang w:val="pt-BR"/>
-                </w:rPr>
-                <w:t xml:space="preserve"> in </w:t>
-              </w:r>
-              <w:proofErr w:type="spellStart"/>
-              <w:r>
-                <w:rPr>
-                  <w:b/>
-                  <w:bCs/>
-                  <w:lang w:val="pt-BR"/>
-                </w:rPr>
-                <w:t>the</w:t>
-              </w:r>
-              <w:proofErr w:type="spellEnd"/>
-              <w:r>
-                <w:rPr>
-                  <w:b/>
-                  <w:bCs/>
-                  <w:lang w:val="pt-BR"/>
-                </w:rPr>
-                <w:t xml:space="preserve"> USA</w:t>
+                <w:t>AI-enhanced stock market prediction: evaluating machine learning models for financial forecasting in the USA</w:t>
               </w:r>
               <w:r>
                 <w:rPr>
@@ -3098,70 +1519,14 @@
                 </w:rPr>
                 <w:t xml:space="preserve">. </w:t>
               </w:r>
-              <w:proofErr w:type="spellStart"/>
               <w:r>
                 <w:rPr>
                   <w:i/>
                   <w:iCs/>
                   <w:lang w:val="pt-BR"/>
                 </w:rPr>
-                <w:t>Journal</w:t>
-              </w:r>
-              <w:proofErr w:type="spellEnd"/>
-              <w:r>
-                <w:rPr>
-                  <w:i/>
-                  <w:iCs/>
-                  <w:lang w:val="pt-BR"/>
-                </w:rPr>
-                <w:t xml:space="preserve"> </w:t>
-              </w:r>
-              <w:proofErr w:type="spellStart"/>
-              <w:r>
-                <w:rPr>
-                  <w:i/>
-                  <w:iCs/>
-                  <w:lang w:val="pt-BR"/>
-                </w:rPr>
-                <w:t>of</w:t>
-              </w:r>
-              <w:proofErr w:type="spellEnd"/>
-              <w:r>
-                <w:rPr>
-                  <w:i/>
-                  <w:iCs/>
-                  <w:lang w:val="pt-BR"/>
-                </w:rPr>
-                <w:t xml:space="preserve"> Business </w:t>
-              </w:r>
-              <w:proofErr w:type="spellStart"/>
-              <w:r>
-                <w:rPr>
-                  <w:i/>
-                  <w:iCs/>
-                  <w:lang w:val="pt-BR"/>
-                </w:rPr>
-                <w:t>and</w:t>
-              </w:r>
-              <w:proofErr w:type="spellEnd"/>
-              <w:r>
-                <w:rPr>
-                  <w:i/>
-                  <w:iCs/>
-                  <w:lang w:val="pt-BR"/>
-                </w:rPr>
-                <w:t xml:space="preserve"> Management </w:t>
-              </w:r>
-              <w:proofErr w:type="spellStart"/>
-              <w:r>
-                <w:rPr>
-                  <w:i/>
-                  <w:iCs/>
-                  <w:lang w:val="pt-BR"/>
-                </w:rPr>
-                <w:t>Studies</w:t>
-              </w:r>
-              <w:proofErr w:type="spellEnd"/>
+                <w:t>Journal of Business and Management Studies</w:t>
+              </w:r>
               <w:r>
                 <w:rPr>
                   <w:lang w:val="pt-BR"/>
@@ -3175,359 +1540,39 @@
                   <w:lang w:val="pt-BR"/>
                 </w:rPr>
               </w:pPr>
-              <w:proofErr w:type="spellStart"/>
-              <w:r>
-                <w:rPr>
-                  <w:lang w:val="pt-BR"/>
-                </w:rPr>
-                <w:t>Urban</w:t>
-              </w:r>
-              <w:proofErr w:type="spellEnd"/>
-              <w:r>
-                <w:rPr>
-                  <w:lang w:val="pt-BR"/>
-                </w:rPr>
-                <w:t xml:space="preserve">, S.; </w:t>
-              </w:r>
-              <w:proofErr w:type="spellStart"/>
-              <w:r>
-                <w:rPr>
-                  <w:lang w:val="pt-BR"/>
-                </w:rPr>
-                <w:t>Moosbrugger</w:t>
-              </w:r>
-              <w:proofErr w:type="spellEnd"/>
-              <w:r>
-                <w:rPr>
-                  <w:lang w:val="pt-BR"/>
-                </w:rPr>
-                <w:t xml:space="preserve">, N.; </w:t>
-              </w:r>
-              <w:proofErr w:type="spellStart"/>
-              <w:r>
-                <w:rPr>
-                  <w:lang w:val="pt-BR"/>
-                </w:rPr>
-                <w:t>Hellwig</w:t>
-              </w:r>
-              <w:proofErr w:type="spellEnd"/>
-              <w:r>
-                <w:rPr>
-                  <w:lang w:val="pt-BR"/>
-                </w:rPr>
-                <w:t xml:space="preserve">, M.; </w:t>
-              </w:r>
-              <w:proofErr w:type="spellStart"/>
-              <w:r>
-                <w:rPr>
-                  <w:lang w:val="pt-BR"/>
-                </w:rPr>
-                <w:t>Dobler</w:t>
-              </w:r>
-              <w:proofErr w:type="spellEnd"/>
-              <w:r>
-                <w:rPr>
-                  <w:lang w:val="pt-BR"/>
-                </w:rPr>
-                <w:t xml:space="preserve">, M. </w:t>
-              </w:r>
-              <w:proofErr w:type="spellStart"/>
+              <w:r>
+                <w:rPr>
+                  <w:lang w:val="pt-BR"/>
+                </w:rPr>
+                <w:t xml:space="preserve">Urban, S.; Moosbrugger, N.; Hellwig, M.; Dobler, M. </w:t>
+              </w:r>
               <w:r>
                 <w:rPr>
                   <w:b/>
                   <w:bCs/>
                   <w:lang w:val="pt-BR"/>
                 </w:rPr>
-                <w:t>Sustainable</w:t>
-              </w:r>
-              <w:proofErr w:type="spellEnd"/>
-              <w:r>
-                <w:rPr>
-                  <w:b/>
-                  <w:bCs/>
-                  <w:lang w:val="pt-BR"/>
-                </w:rPr>
-                <w:t xml:space="preserve"> </w:t>
-              </w:r>
-              <w:proofErr w:type="spellStart"/>
-              <w:r>
-                <w:rPr>
-                  <w:b/>
-                  <w:bCs/>
-                  <w:lang w:val="pt-BR"/>
-                </w:rPr>
-                <w:t>smart</w:t>
-              </w:r>
-              <w:proofErr w:type="spellEnd"/>
-              <w:r>
-                <w:rPr>
-                  <w:b/>
-                  <w:bCs/>
-                  <w:lang w:val="pt-BR"/>
-                </w:rPr>
-                <w:t xml:space="preserve"> </w:t>
-              </w:r>
-              <w:proofErr w:type="spellStart"/>
-              <w:r>
-                <w:rPr>
-                  <w:b/>
-                  <w:bCs/>
-                  <w:lang w:val="pt-BR"/>
-                </w:rPr>
-                <w:t>services</w:t>
-              </w:r>
-              <w:proofErr w:type="spellEnd"/>
-              <w:r>
-                <w:rPr>
-                  <w:b/>
-                  <w:bCs/>
-                  <w:lang w:val="pt-BR"/>
-                </w:rPr>
-                <w:t xml:space="preserve"> for financial </w:t>
-              </w:r>
-              <w:proofErr w:type="spellStart"/>
-              <w:r>
-                <w:rPr>
-                  <w:b/>
-                  <w:bCs/>
-                  <w:lang w:val="pt-BR"/>
-                </w:rPr>
-                <w:t>institutions</w:t>
-              </w:r>
-              <w:proofErr w:type="spellEnd"/>
-              <w:r>
-                <w:rPr>
-                  <w:b/>
-                  <w:bCs/>
-                  <w:lang w:val="pt-BR"/>
-                </w:rPr>
-                <w:t xml:space="preserve">: a framework </w:t>
-              </w:r>
-              <w:proofErr w:type="spellStart"/>
-              <w:r>
-                <w:rPr>
-                  <w:b/>
-                  <w:bCs/>
-                  <w:lang w:val="pt-BR"/>
-                </w:rPr>
-                <w:t>to</w:t>
-              </w:r>
-              <w:proofErr w:type="spellEnd"/>
-              <w:r>
-                <w:rPr>
-                  <w:b/>
-                  <w:bCs/>
-                  <w:lang w:val="pt-BR"/>
-                </w:rPr>
-                <w:t xml:space="preserve"> </w:t>
-              </w:r>
-              <w:proofErr w:type="spellStart"/>
-              <w:r>
-                <w:rPr>
-                  <w:b/>
-                  <w:bCs/>
-                  <w:lang w:val="pt-BR"/>
-                </w:rPr>
-                <w:t>support</w:t>
-              </w:r>
-              <w:proofErr w:type="spellEnd"/>
-              <w:r>
-                <w:rPr>
-                  <w:b/>
-                  <w:bCs/>
-                  <w:lang w:val="pt-BR"/>
-                </w:rPr>
-                <w:t xml:space="preserve"> banks in ESG </w:t>
-              </w:r>
-              <w:proofErr w:type="spellStart"/>
-              <w:r>
-                <w:rPr>
-                  <w:b/>
-                  <w:bCs/>
-                  <w:lang w:val="pt-BR"/>
-                </w:rPr>
-                <w:t>integration</w:t>
-              </w:r>
-              <w:proofErr w:type="spellEnd"/>
-              <w:r>
-                <w:rPr>
-                  <w:b/>
-                  <w:bCs/>
-                  <w:lang w:val="pt-BR"/>
-                </w:rPr>
-                <w:t xml:space="preserve"> in </w:t>
-              </w:r>
-              <w:proofErr w:type="spellStart"/>
-              <w:r>
-                <w:rPr>
-                  <w:b/>
-                  <w:bCs/>
-                  <w:lang w:val="pt-BR"/>
-                </w:rPr>
-                <w:t>the</w:t>
-              </w:r>
-              <w:proofErr w:type="spellEnd"/>
-              <w:r>
-                <w:rPr>
-                  <w:b/>
-                  <w:bCs/>
-                  <w:lang w:val="pt-BR"/>
-                </w:rPr>
-                <w:t xml:space="preserve"> </w:t>
-              </w:r>
-              <w:proofErr w:type="spellStart"/>
-              <w:r>
-                <w:rPr>
-                  <w:b/>
-                  <w:bCs/>
-                  <w:lang w:val="pt-BR"/>
-                </w:rPr>
-                <w:t>risk</w:t>
-              </w:r>
-              <w:proofErr w:type="spellEnd"/>
-              <w:r>
-                <w:rPr>
-                  <w:b/>
-                  <w:bCs/>
-                  <w:lang w:val="pt-BR"/>
-                </w:rPr>
-                <w:t xml:space="preserve"> </w:t>
-              </w:r>
-              <w:proofErr w:type="spellStart"/>
-              <w:r>
-                <w:rPr>
-                  <w:b/>
-                  <w:bCs/>
-                  <w:lang w:val="pt-BR"/>
-                </w:rPr>
-                <w:t>analysis</w:t>
-              </w:r>
-              <w:proofErr w:type="spellEnd"/>
-              <w:r>
-                <w:rPr>
-                  <w:b/>
-                  <w:bCs/>
-                  <w:lang w:val="pt-BR"/>
-                </w:rPr>
-                <w:t xml:space="preserve"> </w:t>
-              </w:r>
-              <w:proofErr w:type="spellStart"/>
-              <w:r>
-                <w:rPr>
-                  <w:b/>
-                  <w:bCs/>
-                  <w:lang w:val="pt-BR"/>
-                </w:rPr>
-                <w:t>process</w:t>
-              </w:r>
-              <w:proofErr w:type="spellEnd"/>
-              <w:r>
-                <w:rPr>
-                  <w:b/>
-                  <w:bCs/>
-                  <w:lang w:val="pt-BR"/>
-                </w:rPr>
-                <w:t xml:space="preserve"> </w:t>
-              </w:r>
-              <w:proofErr w:type="spellStart"/>
-              <w:r>
-                <w:rPr>
-                  <w:b/>
-                  <w:bCs/>
-                  <w:lang w:val="pt-BR"/>
-                </w:rPr>
-                <w:t>of</w:t>
-              </w:r>
-              <w:proofErr w:type="spellEnd"/>
-              <w:r>
-                <w:rPr>
-                  <w:b/>
-                  <w:bCs/>
-                  <w:lang w:val="pt-BR"/>
-                </w:rPr>
-                <w:t xml:space="preserve"> </w:t>
-              </w:r>
-              <w:proofErr w:type="spellStart"/>
-              <w:r>
-                <w:rPr>
-                  <w:b/>
-                  <w:bCs/>
-                  <w:lang w:val="pt-BR"/>
-                </w:rPr>
-                <w:t>loans</w:t>
-              </w:r>
-              <w:proofErr w:type="spellEnd"/>
+                <w:t>Sustainable smart services for financial institutions: a framework to support banks in ESG integration in the risk analysis process of loans</w:t>
+              </w:r>
               <w:r>
                 <w:rPr>
                   <w:lang w:val="pt-BR"/>
                 </w:rPr>
                 <w:t xml:space="preserve">. In: </w:t>
               </w:r>
-              <w:proofErr w:type="spellStart"/>
               <w:r>
                 <w:rPr>
                   <w:i/>
                   <w:iCs/>
                   <w:lang w:val="pt-BR"/>
                 </w:rPr>
-                <w:t>Smart</w:t>
-              </w:r>
-              <w:proofErr w:type="spellEnd"/>
-              <w:r>
-                <w:rPr>
-                  <w:i/>
-                  <w:iCs/>
-                  <w:lang w:val="pt-BR"/>
-                </w:rPr>
-                <w:t xml:space="preserve"> Services Summit</w:t>
-              </w:r>
-              <w:r>
-                <w:rPr>
-                  <w:lang w:val="pt-BR"/>
-                </w:rPr>
-                <w:t xml:space="preserve">. </w:t>
-              </w:r>
-              <w:proofErr w:type="spellStart"/>
-              <w:r>
-                <w:rPr>
-                  <w:lang w:val="pt-BR"/>
-                </w:rPr>
-                <w:t>Cham</w:t>
-              </w:r>
-              <w:proofErr w:type="spellEnd"/>
-              <w:r>
-                <w:rPr>
-                  <w:lang w:val="pt-BR"/>
-                </w:rPr>
-                <w:t xml:space="preserve">: Springer </w:t>
-              </w:r>
-              <w:proofErr w:type="spellStart"/>
-              <w:r>
-                <w:rPr>
-                  <w:lang w:val="pt-BR"/>
-                </w:rPr>
-                <w:t>Nature</w:t>
-              </w:r>
-              <w:proofErr w:type="spellEnd"/>
-              <w:r>
-                <w:rPr>
-                  <w:lang w:val="pt-BR"/>
-                </w:rPr>
-                <w:t xml:space="preserve"> </w:t>
-              </w:r>
-              <w:proofErr w:type="spellStart"/>
-              <w:r>
-                <w:rPr>
-                  <w:lang w:val="pt-BR"/>
-                </w:rPr>
-                <w:t>Switzerland</w:t>
-              </w:r>
-              <w:proofErr w:type="spellEnd"/>
-              <w:r>
-                <w:rPr>
-                  <w:lang w:val="pt-BR"/>
-                </w:rPr>
-                <w:t>, 2022. p. 143–151.</w:t>
+                <w:t>Smart Services Summit</w:t>
+              </w:r>
+              <w:r>
+                <w:rPr>
+                  <w:lang w:val="pt-BR"/>
+                </w:rPr>
+                <w:t>. Cham: Springer Nature Switzerland, 2022. p. 143–151.</w:t>
               </w:r>
             </w:p>
             <w:p>
@@ -4640,6 +2685,7 @@
   <w:style w:type="character" w:default="1" w:styleId="Fontepargpadro">
     <w:name w:val="Default Paragraph Font"/>
     <w:uiPriority w:val="1"/>
+    <w:semiHidden/>
     <w:unhideWhenUsed/>
   </w:style>
   <w:style w:type="table" w:default="1" w:styleId="Tabelanormal">
@@ -5239,58 +3285,6 @@
 </file>
 
 <file path=customXml/item2.xml><?xml version="1.0" encoding="utf-8"?>
-<b:Sources xmlns:b="http://schemas.openxmlformats.org/officeDocument/2006/bibliography" xmlns="http://schemas.openxmlformats.org/officeDocument/2006/bibliography" SelectedStyle="\APASixthEditionOfficeOnline.xsl" StyleName="APA" Version="6">
-  <b:Source>
-    <b:Tag>Bru17</b:Tag>
-    <b:SourceType>Book</b:SourceType>
-    <b:Guid>{4F015D30-B028-4340-BCD2-1F193C485D1E}</b:Guid>
-    <b:Title>Practical Statistics for Data Scientists: 50 Essential Concepts</b:Title>
-    <b:Year>2017</b:Year>
-    <b:Pages>177,269-270</b:Pages>
-    <b:City>Sebastopol</b:City>
-    <b:Publisher>O'Reilly</b:Publisher>
-    <b:BookTitle>Practical Statistics for Data Scientists: 50 Essential Concepts</b:BookTitle>
-    <b:Author>
-      <b:Author>
-        <b:NameList>
-          <b:Person>
-            <b:Last>Bruce</b:Last>
-            <b:First>Peter</b:First>
-          </b:Person>
-          <b:Person>
-            <b:Last>Bruce</b:Last>
-            <b:First>Andrew</b:First>
-          </b:Person>
-        </b:NameList>
-      </b:Author>
-      <b:BookAuthor>
-        <b:NameList>
-          <b:Person>
-            <b:Last>Bruce</b:Last>
-            <b:First>Peter</b:First>
-          </b:Person>
-          <b:Person>
-            <b:Last>Bruce</b:Last>
-            <b:First>Andrew</b:First>
-          </b:Person>
-        </b:NameList>
-      </b:BookAuthor>
-    </b:Author>
-    <b:RefOrder>1</b:RefOrder>
-  </b:Source>
-</b:Sources>
-</file>
-
-<file path=customXml/item3.xml><?xml version="1.0" encoding="utf-8"?>
-<?mso-contentType ?>
-<FormTemplates xmlns="http://schemas.microsoft.com/sharepoint/v3/contenttype/forms">
-  <Display>DocumentLibraryForm</Display>
-  <Edit>DocumentLibraryForm</Edit>
-  <New>DocumentLibraryForm</New>
-</FormTemplates>
-</file>
-
-<file path=customXml/item4.xml><?xml version="1.0" encoding="utf-8"?>
 <ct:contentTypeSchema xmlns:ct="http://schemas.microsoft.com/office/2006/metadata/contentType" xmlns:ma="http://schemas.microsoft.com/office/2006/metadata/properties/metaAttributes" ct:_="" ma:_="" ma:contentTypeName="Documento" ma:contentTypeID="0x0101008445836416C7C142B9190D37D75D98A9" ma:contentTypeVersion="10" ma:contentTypeDescription="Crie um novo documento." ma:contentTypeScope="" ma:versionID="46ffd406e04f8079ba29262aae37ef90">
   <xsd:schema xmlns:xsd="http://www.w3.org/2001/XMLSchema" xmlns:xs="http://www.w3.org/2001/XMLSchema" xmlns:p="http://schemas.microsoft.com/office/2006/metadata/properties" xmlns:ns2="ab157843-751e-4736-af67-1fc677112fd5" xmlns:ns3="ecafa820-e5d1-45f6-b947-69321225fd2e" targetNamespace="http://schemas.microsoft.com/office/2006/metadata/properties" ma:root="true" ma:fieldsID="f536e7a34482e1c211c535781e745146" ns2:_="" ns3:_="">
     <xsd:import namespace="ab157843-751e-4736-af67-1fc677112fd5"/>
@@ -5479,6 +3473,58 @@
 </ct:contentTypeSchema>
 </file>
 
+<file path=customXml/item3.xml><?xml version="1.0" encoding="utf-8"?>
+<?mso-contentType ?>
+<FormTemplates xmlns="http://schemas.microsoft.com/sharepoint/v3/contenttype/forms">
+  <Display>DocumentLibraryForm</Display>
+  <Edit>DocumentLibraryForm</Edit>
+  <New>DocumentLibraryForm</New>
+</FormTemplates>
+</file>
+
+<file path=customXml/item4.xml><?xml version="1.0" encoding="utf-8"?>
+<b:Sources xmlns:b="http://schemas.openxmlformats.org/officeDocument/2006/bibliography" xmlns="http://schemas.openxmlformats.org/officeDocument/2006/bibliography" SelectedStyle="\APASixthEditionOfficeOnline.xsl" StyleName="APA" Version="6">
+  <b:Source>
+    <b:Tag>Bru17</b:Tag>
+    <b:SourceType>Book</b:SourceType>
+    <b:Guid>{4F015D30-B028-4340-BCD2-1F193C485D1E}</b:Guid>
+    <b:Title>Practical Statistics for Data Scientists: 50 Essential Concepts</b:Title>
+    <b:Year>2017</b:Year>
+    <b:Pages>177,269-270</b:Pages>
+    <b:City>Sebastopol</b:City>
+    <b:Publisher>O'Reilly</b:Publisher>
+    <b:BookTitle>Practical Statistics for Data Scientists: 50 Essential Concepts</b:BookTitle>
+    <b:Author>
+      <b:Author>
+        <b:NameList>
+          <b:Person>
+            <b:Last>Bruce</b:Last>
+            <b:First>Peter</b:First>
+          </b:Person>
+          <b:Person>
+            <b:Last>Bruce</b:Last>
+            <b:First>Andrew</b:First>
+          </b:Person>
+        </b:NameList>
+      </b:Author>
+      <b:BookAuthor>
+        <b:NameList>
+          <b:Person>
+            <b:Last>Bruce</b:Last>
+            <b:First>Peter</b:First>
+          </b:Person>
+          <b:Person>
+            <b:Last>Bruce</b:Last>
+            <b:First>Andrew</b:First>
+          </b:Person>
+        </b:NameList>
+      </b:BookAuthor>
+    </b:Author>
+    <b:RefOrder>1</b:RefOrder>
+  </b:Source>
+</b:Sources>
+</file>
+
 <file path=customXml/itemProps1.xml><?xml version="1.0" encoding="utf-8"?>
 <ds:datastoreItem xmlns:ds="http://schemas.openxmlformats.org/officeDocument/2006/customXml" ds:itemID="{BB4972B1-9F11-475C-8CF7-3891E402FBF6}">
   <ds:schemaRefs>
@@ -5491,22 +3537,6 @@
 </file>
 
 <file path=customXml/itemProps2.xml><?xml version="1.0" encoding="utf-8"?>
-<ds:datastoreItem xmlns:ds="http://schemas.openxmlformats.org/officeDocument/2006/customXml" ds:itemID="{18B8EF2F-2B8D-4962-9F34-C04E5F3DC979}">
-  <ds:schemaRefs>
-    <ds:schemaRef ds:uri="http://schemas.openxmlformats.org/officeDocument/2006/bibliography"/>
-  </ds:schemaRefs>
-</ds:datastoreItem>
-</file>
-
-<file path=customXml/itemProps3.xml><?xml version="1.0" encoding="utf-8"?>
-<ds:datastoreItem xmlns:ds="http://schemas.openxmlformats.org/officeDocument/2006/customXml" ds:itemID="{30EF2D1F-77D2-49B7-873D-59F5D97AF9EB}">
-  <ds:schemaRefs>
-    <ds:schemaRef ds:uri="http://schemas.microsoft.com/sharepoint/v3/contenttype/forms"/>
-  </ds:schemaRefs>
-</ds:datastoreItem>
-</file>
-
-<file path=customXml/itemProps4.xml><?xml version="1.0" encoding="utf-8"?>
 <ds:datastoreItem xmlns:ds="http://schemas.openxmlformats.org/officeDocument/2006/customXml" ds:itemID="{97D016DD-D28C-422F-A883-F43FC80CE21B}">
   <ds:schemaRefs>
     <ds:schemaRef ds:uri="http://schemas.microsoft.com/office/2006/metadata/contentType"/>
@@ -5523,4 +3553,20 @@
     <ds:schemaRef ds:uri="http://schemas.microsoft.com/internal/obd"/>
   </ds:schemaRefs>
 </ds:datastoreItem>
+</file>
+
+<file path=customXml/itemProps3.xml><?xml version="1.0" encoding="utf-8"?>
+<ds:datastoreItem xmlns:ds="http://schemas.openxmlformats.org/officeDocument/2006/customXml" ds:itemID="{30EF2D1F-77D2-49B7-873D-59F5D97AF9EB}">
+  <ds:schemaRefs>
+    <ds:schemaRef ds:uri="http://schemas.microsoft.com/sharepoint/v3/contenttype/forms"/>
+  </ds:schemaRefs>
+</ds:datastoreItem>
+</file>
+
+<file path=customXml/itemProps4.xml><?xml version="1.0" encoding="utf-8"?>
+<ds:datastoreItem xmlns:ds="http://schemas.openxmlformats.org/officeDocument/2006/customXml" ds:itemID="{18B8EF2F-2B8D-4962-9F34-C04E5F3DC979}">
+  <ds:schemaRefs>
+    <ds:schemaRef ds:uri="http://schemas.openxmlformats.org/officeDocument/2006/bibliography"/>
+  </ds:schemaRefs>
+</ds:datastoreItem>
 </file>
--- a/docs/artigo.docx
+++ b/docs/artigo.docx
@@ -185,7 +185,7 @@
           <w:footerReference w:type="even" r:id="rId13"/>
           <w:footerReference w:type="first" r:id="rId14"/>
           <w:type w:val="continuous"/>
-          <w:pgSz w:w="11907" w:h="16840" w:code="9"/>
+          <w:pgSz w:w="11907" w:h="16840" w:orient="portrait" w:code="9"/>
           <w:pgMar w:top="1985" w:right="1701" w:bottom="1418" w:left="1701" w:header="964" w:footer="964" w:gutter="0"/>
           <w:pgNumType w:start="101"/>
           <w:cols w:space="454"/>
@@ -796,38 +796,361 @@
     </w:p>
     <w:p>
       <w:pPr>
-        <w:rPr>
-          <w:color w:val="FF0000"/>
-          <w:lang w:val="pt-BR"/>
-        </w:rPr>
-      </w:pPr>
-      <w:r>
-        <w:rPr>
-          <w:color w:val="FF0000"/>
-          <w:lang w:val="pt-BR"/>
-        </w:rPr>
-        <w:t>[</w:t>
-      </w:r>
-      <w:r>
-        <w:rPr>
-          <w:color w:val="FF0000"/>
-          <w:lang w:val="pt-BR"/>
-        </w:rPr>
-        <w:t>Descrever o processo que será aplicado</w:t>
-      </w:r>
-      <w:r>
-        <w:rPr>
-          <w:color w:val="FF0000"/>
-          <w:lang w:val="pt-BR"/>
-        </w:rPr>
-        <w:t xml:space="preserve"> como um todo, citando todas as técnicas que serão aplicadas e métricas que serão utilizadas</w:t>
-      </w:r>
-      <w:r>
-        <w:rPr>
-          <w:color w:val="FF0000"/>
-          <w:lang w:val="pt-BR"/>
-        </w:rPr>
-        <w:t>]</w:t>
+        <w:pStyle w:val="Normal"/>
+      </w:pPr>
+      <w:r>
+        <w:rPr>
+          <w:color w:val="auto"/>
+          <w:lang w:val="pt-BR"/>
+        </w:rPr>
+        <w:t>Inicialmente, foi utilizada uma base de dados pública obtida na plataforma Kaggle, contendo informações financeiras e demográficas de clientes, como idade, renda anual, score de crédito, valor solicitado em empréstimo, anos de experiência profissional, nível de escolaridade, tipo de emprego, gênero e cidade. A variável alvo utilizada foi LoanApproved, responsável por indicar se o empréstimo foi aprovado ou não.</w:t>
+      </w:r>
+    </w:p>
+    <w:p>
+      <w:pPr>
+        <w:pStyle w:val="Normal"/>
+      </w:pPr>
+      <w:r>
+        <w:rPr>
+          <w:color w:val="auto"/>
+          <w:lang w:val="pt-BR"/>
+        </w:rPr>
+        <w:t xml:space="preserve">Na etapa de pré-processamento, foi realizado o tratamento de dados ausentes. Para atributos numéricos, os valores ausentes foram preenchidos utilizando a mediana da coluna, enquanto para atributos categóricos foi utilizada a moda, garantindo maior consistência na base de </w:t>
+      </w:r>
+      <w:r>
+        <w:rPr>
+          <w:color w:val="auto"/>
+          <w:lang w:val="pt-BR"/>
+        </w:rPr>
+        <w:t>dados.</w:t>
+      </w:r>
+    </w:p>
+    <w:p>
+      <w:pPr>
+        <w:pStyle w:val="Normal"/>
+      </w:pPr>
+      <w:r>
+        <w:rPr>
+          <w:color w:val="auto"/>
+          <w:lang w:val="pt-BR"/>
+        </w:rPr>
+        <w:t xml:space="preserve">Após essa etapa, foi identificado um desbalanceamento entre as classes da variável alvo. Para resolver esse problema, foi aplicada uma técnica de balanceamento por </w:t>
+      </w:r>
+      <w:r>
+        <w:rPr>
+          <w:color w:val="auto"/>
+          <w:lang w:val="pt-BR"/>
+        </w:rPr>
+        <w:t>subamostragem</w:t>
+      </w:r>
+      <w:r>
+        <w:rPr>
+          <w:color w:val="auto"/>
+          <w:lang w:val="pt-BR"/>
+        </w:rPr>
+        <w:t xml:space="preserve"> da classe majoritária, igualando a quantidade de registros entre as classes e reduzindo possíveis vieses no treinamento dos modelos.</w:t>
+      </w:r>
+    </w:p>
+    <w:p>
+      <w:pPr>
+        <w:pStyle w:val="Normal"/>
+      </w:pPr>
+      <w:r>
+        <w:rPr>
+          <w:color w:val="auto"/>
+          <w:lang w:val="pt-BR"/>
+        </w:rPr>
+        <w:t xml:space="preserve">Em seguida, foi realizado o processo de transformação de variáveis categóricas. Variáveis nominais, como cidade, gênero, escolaridade e tipo de emprego, foram convertidas em variáveis </w:t>
+      </w:r>
+      <w:r>
+        <w:rPr>
+          <w:color w:val="auto"/>
+          <w:lang w:val="pt-BR"/>
+        </w:rPr>
+        <w:t>dummy</w:t>
+      </w:r>
+      <w:r>
+        <w:rPr>
+          <w:color w:val="auto"/>
+          <w:lang w:val="pt-BR"/>
+        </w:rPr>
+        <w:t>, permitindo sua utilização pelos algoritmos de classificação. Em alguns experimentos também foi utilizada codificação ordinal para preservar relações de ordem entre categorias, quando aplicável.</w:t>
+      </w:r>
+    </w:p>
+    <w:p>
+      <w:pPr>
+        <w:pStyle w:val="Normal"/>
+      </w:pPr>
+      <w:r>
+        <w:rPr>
+          <w:color w:val="auto"/>
+          <w:lang w:val="pt-BR"/>
+        </w:rPr>
+        <w:t xml:space="preserve">Para algoritmos sensíveis à escala dos dados, como KNN e Redes Neurais, foi aplicada padronização utilizando o método </w:t>
+      </w:r>
+      <w:r>
+        <w:rPr>
+          <w:color w:val="auto"/>
+          <w:lang w:val="pt-BR"/>
+        </w:rPr>
+        <w:t>StandardScaler</w:t>
+      </w:r>
+      <w:r>
+        <w:rPr>
+          <w:color w:val="auto"/>
+          <w:lang w:val="pt-BR"/>
+        </w:rPr>
+        <w:t xml:space="preserve">, normalizando os atributos para melhorar o desempenho do </w:t>
+      </w:r>
+      <w:r>
+        <w:rPr>
+          <w:color w:val="auto"/>
+          <w:lang w:val="pt-BR"/>
+        </w:rPr>
+        <w:t>modelo.</w:t>
+      </w:r>
+    </w:p>
+    <w:p>
+      <w:pPr>
+        <w:pStyle w:val="Normal"/>
+      </w:pPr>
+      <w:r>
+        <w:rPr>
+          <w:color w:val="auto"/>
+          <w:lang w:val="pt-BR"/>
+        </w:rPr>
+        <w:t xml:space="preserve">Após o pré-processamento, a base foi dividida em conjuntos de treinamento e teste utilizando o método </w:t>
+      </w:r>
+      <w:r>
+        <w:rPr>
+          <w:color w:val="auto"/>
+          <w:lang w:val="pt-BR"/>
+        </w:rPr>
+        <w:t>train_test_split</w:t>
+      </w:r>
+      <w:r>
+        <w:rPr>
+          <w:color w:val="auto"/>
+          <w:lang w:val="pt-BR"/>
+        </w:rPr>
+        <w:t>, reservando 25% dos dados para teste e 75% para treinamento.</w:t>
+      </w:r>
+    </w:p>
+    <w:p>
+      <w:pPr>
+        <w:pStyle w:val="Normal"/>
+      </w:pPr>
+      <w:r>
+        <w:rPr>
+          <w:color w:val="auto"/>
+          <w:lang w:val="pt-BR"/>
+        </w:rPr>
+        <w:t>Foram aplicados os seguintes algoritmos de classificação:</w:t>
+      </w:r>
+    </w:p>
+    <w:p>
+      <w:pPr>
+        <w:pStyle w:val="ListParagraph"/>
+        <w:numPr>
+          <w:ilvl w:val="0"/>
+          <w:numId w:val="20"/>
+        </w:numPr>
+        <w:rPr>
+          <w:color w:val="auto"/>
+          <w:lang w:val="pt-BR"/>
+        </w:rPr>
+      </w:pPr>
+      <w:r>
+        <w:rPr>
+          <w:color w:val="auto"/>
+          <w:lang w:val="pt-BR"/>
+        </w:rPr>
+        <w:t>K-Nearest Neighbors (KNN), com diferentes valores de K para identificar a melhor configuração;</w:t>
+      </w:r>
+    </w:p>
+    <w:p>
+      <w:pPr>
+        <w:pStyle w:val="ListParagraph"/>
+        <w:numPr>
+          <w:ilvl w:val="0"/>
+          <w:numId w:val="20"/>
+        </w:numPr>
+        <w:rPr>
+          <w:color w:val="auto"/>
+          <w:lang w:val="pt-BR"/>
+        </w:rPr>
+      </w:pPr>
+      <w:r>
+        <w:rPr>
+          <w:color w:val="auto"/>
+          <w:lang w:val="pt-BR"/>
+        </w:rPr>
+        <w:t>Naive Bayes (GaussianNB);</w:t>
+      </w:r>
+    </w:p>
+    <w:p>
+      <w:pPr>
+        <w:pStyle w:val="ListParagraph"/>
+        <w:numPr>
+          <w:ilvl w:val="0"/>
+          <w:numId w:val="20"/>
+        </w:numPr>
+        <w:rPr>
+          <w:color w:val="auto"/>
+          <w:lang w:val="pt-BR"/>
+        </w:rPr>
+      </w:pPr>
+      <w:r>
+        <w:rPr>
+          <w:color w:val="auto"/>
+          <w:lang w:val="pt-BR"/>
+        </w:rPr>
+        <w:t>Árvore de Decisão, utilizando critério de entropia;</w:t>
+      </w:r>
+    </w:p>
+    <w:p>
+      <w:pPr>
+        <w:pStyle w:val="ListParagraph"/>
+        <w:numPr>
+          <w:ilvl w:val="0"/>
+          <w:numId w:val="20"/>
+        </w:numPr>
+        <w:rPr>
+          <w:color w:val="auto"/>
+          <w:lang w:val="pt-BR"/>
+        </w:rPr>
+      </w:pPr>
+      <w:r>
+        <w:rPr>
+          <w:color w:val="auto"/>
+          <w:lang w:val="pt-BR"/>
+        </w:rPr>
+        <w:t>Random Forest, com múltiplas árvores para melhorar a capacidade preditiva;</w:t>
+      </w:r>
+    </w:p>
+    <w:p>
+      <w:pPr>
+        <w:pStyle w:val="ListParagraph"/>
+        <w:numPr>
+          <w:ilvl w:val="0"/>
+          <w:numId w:val="20"/>
+        </w:numPr>
+        <w:rPr>
+          <w:color w:val="auto"/>
+          <w:lang w:val="pt-BR"/>
+        </w:rPr>
+      </w:pPr>
+      <w:r>
+        <w:rPr>
+          <w:color w:val="auto"/>
+          <w:lang w:val="pt-BR"/>
+        </w:rPr>
+        <w:t>Support Vector Machine (SVM);</w:t>
+      </w:r>
+    </w:p>
+    <w:p>
+      <w:pPr>
+        <w:pStyle w:val="ListParagraph"/>
+        <w:numPr>
+          <w:ilvl w:val="0"/>
+          <w:numId w:val="20"/>
+        </w:numPr>
+        <w:rPr>
+          <w:color w:val="auto"/>
+          <w:lang w:val="pt-BR"/>
+        </w:rPr>
+      </w:pPr>
+      <w:r>
+        <w:rPr>
+          <w:color w:val="auto"/>
+          <w:lang w:val="pt-BR"/>
+        </w:rPr>
+        <w:t>Redes Neurais (</w:t>
+      </w:r>
+      <w:r>
+        <w:rPr>
+          <w:color w:val="auto"/>
+          <w:lang w:val="pt-BR"/>
+        </w:rPr>
+        <w:t>MLPClassifier</w:t>
+      </w:r>
+      <w:r>
+        <w:rPr>
+          <w:color w:val="auto"/>
+          <w:lang w:val="pt-BR"/>
+        </w:rPr>
+        <w:t>).</w:t>
+      </w:r>
+    </w:p>
+    <w:p>
+      <w:pPr>
+        <w:pStyle w:val="Normal"/>
+      </w:pPr>
+      <w:r>
+        <w:rPr>
+          <w:color w:val="auto"/>
+          <w:lang w:val="pt-BR"/>
+        </w:rPr>
+        <w:t xml:space="preserve">A avaliação dos modelos foi realizada por meio de métricas de desempenho, incluindo acurácia, matriz de confusão, precisão, recall e F1-score, permitindo analisar o comportamento dos algoritmos em cada classe do </w:t>
+      </w:r>
+      <w:r>
+        <w:rPr>
+          <w:color w:val="auto"/>
+          <w:lang w:val="pt-BR"/>
+        </w:rPr>
+        <w:t>problema.</w:t>
+      </w:r>
+    </w:p>
+    <w:p>
+      <w:pPr>
+        <w:pStyle w:val="Normal"/>
+      </w:pPr>
+      <w:r>
+        <w:rPr>
+          <w:color w:val="auto"/>
+          <w:lang w:val="pt-BR"/>
+        </w:rPr>
+        <w:t>Por fim, para aumentar a confiabilidade dos resultados, foi aplicada validação cruzada estratificada com 5 partições (</w:t>
+      </w:r>
+      <w:r>
+        <w:rPr>
+          <w:color w:val="auto"/>
+          <w:lang w:val="pt-BR"/>
+        </w:rPr>
+        <w:t>StratifiedKFold</w:t>
+      </w:r>
+      <w:r>
+        <w:rPr>
+          <w:color w:val="auto"/>
+          <w:lang w:val="pt-BR"/>
+        </w:rPr>
+        <w:t xml:space="preserve">), garantindo que </w:t>
+      </w:r>
+      <w:r>
+        <w:rPr>
+          <w:color w:val="auto"/>
+          <w:lang w:val="pt-BR"/>
+        </w:rPr>
+        <w:t>a proporção das classes fosse</w:t>
+      </w:r>
+      <w:r>
+        <w:rPr>
+          <w:color w:val="auto"/>
+          <w:lang w:val="pt-BR"/>
+        </w:rPr>
+        <w:t xml:space="preserve"> mantida em cada divisão dos dados e permitindo calcular médias e desvios padrão das métricas obtidas.</w:t>
+      </w:r>
+    </w:p>
+    <w:p>
+      <w:pPr>
+        <w:pStyle w:val="Normal"/>
+      </w:pPr>
+      <w:r>
+        <w:rPr>
+          <w:color w:val="auto"/>
+          <w:lang w:val="pt-BR"/>
+        </w:rPr>
+        <w:t>Dessa forma, a metodologia proposta permite comparar diferentes técnicas de classificação sob as mesmas condições experimentais, possibilitando identificar o modelo mais adequado para o problema de risco de crédito analisado.</w:t>
       </w:r>
     </w:p>
     <w:p>
@@ -1114,6 +1437,10 @@
       </w:sdtPr>
       <w:sdtEndPr>
         <w:rPr>
+          <w:b w:val="0"/>
+          <w:bCs w:val="0"/>
+          <w:sz w:val="24"/>
+          <w:szCs w:val="24"/>
           <w:lang w:val="en-US"/>
         </w:rPr>
       </w:sdtEndPr>
@@ -1598,10 +1925,10 @@
       <w:footerReference w:type="even" r:id="rId17"/>
       <w:footerReference w:type="first" r:id="rId18"/>
       <w:type w:val="continuous"/>
-      <w:pgSz w:w="11907" w:h="16840" w:code="9"/>
+      <w:pgSz w:w="11907" w:h="16840" w:orient="portrait" w:code="9"/>
       <w:pgMar w:top="1985" w:right="1701" w:bottom="1418" w:left="1701" w:header="964" w:footer="964" w:gutter="0"/>
       <w:pgNumType w:start="101"/>
-      <w:cols w:space="454" w:equalWidth="0">
+      <w:cols w:equalWidth="0" w:space="454">
         <w:col w:w="8505"/>
       </w:cols>
     </w:sectPr>
@@ -1697,7 +2024,7 @@
 <w:hdr xmlns:wpc="http://schemas.microsoft.com/office/word/2010/wordprocessingCanvas" xmlns:cx="http://schemas.microsoft.com/office/drawing/2014/chartex" xmlns:cx1="http://schemas.microsoft.com/office/drawing/2015/9/8/chartex" xmlns:cx2="http://schemas.microsoft.com/office/drawing/2015/10/21/chartex" xmlns:cx3="http://schemas.microsoft.com/office/drawing/2016/5/9/chartex" xmlns:cx4="http://schemas.microsoft.com/office/drawing/2016/5/10/chartex" xmlns:cx5="http://schemas.microsoft.com/office/drawing/2016/5/11/chartex" xmlns:cx6="http://schemas.microsoft.com/office/drawing/2016/5/12/chartex" xmlns:cx7="http://schemas.microsoft.com/office/drawing/2016/5/13/chartex" xmlns:cx8="http://schemas.microsoft.com/office/drawing/2016/5/14/chartex" xmlns:mc="http://schemas.openxmlformats.org/markup-compatibility/2006" xmlns:aink="http://schemas.microsoft.com/office/drawing/2016/ink" xmlns:am3d="http://schemas.microsoft.com/office/drawing/2017/model3d" xmlns:o="urn:schemas-microsoft-com:office:office" xmlns:oel="http://schemas.microsoft.com/office/2019/extlst" xmlns:r="http://schemas.openxmlformats.org/officeDocument/2006/relationships" xmlns:m="http://schemas.openxmlformats.org/officeDocument/2006/math" xmlns:v="urn:schemas-microsoft-com:vml" xmlns:wp14="http://schemas.microsoft.com/office/word/2010/wordprocessingDrawing" xmlns:wp="http://schemas.openxmlformats.org/drawingml/2006/wordprocessingDrawing" xmlns:w10="urn:schemas-microsoft-com:office:word" xmlns:w="http://schemas.openxmlformats.org/wordprocessingml/2006/main" xmlns:w14="http://schemas.microsoft.com/office/word/2010/wordml" xmlns:w15="http://schemas.microsoft.com/office/word/2012/wordml" xmlns:w16cex="http://schemas.microsoft.com/office/word/2018/wordml/cex" xmlns:w16cid="http://schemas.microsoft.com/office/word/2016/wordml/cid" xmlns:w16="http://schemas.microsoft.com/office/word/2018/wordml" xmlns:w16du="http://schemas.microsoft.com/office/word/2023/wordml/word16du" xmlns:w16sdtdh="http://schemas.microsoft.com/office/word/2020/wordml/sdtdatahash" xmlns:w16sdtfl="http://schemas.microsoft.com/office/word/2024/wordml/sdtformatlock" xmlns:w16se="http://schemas.microsoft.com/office/word/2015/wordml/symex" xmlns:wpg="http://schemas.microsoft.com/office/word/2010/wordprocessingGroup" xmlns:wpi="http://schemas.microsoft.com/office/word/2010/wordprocessingInk" xmlns:wne="http://schemas.microsoft.com/office/word/2006/wordml" xmlns:wps="http://schemas.microsoft.com/office/word/2010/wordprocessingShape" mc:Ignorable="w14 w15 w16se w16cid w16 w16cex w16sdtdh w16sdtfl w16du wp14">
   <w:p>
     <w:pPr>
-      <w:framePr w:wrap="around" w:vAnchor="text" w:hAnchor="margin" w:xAlign="inside" w:y="1"/>
+      <w:framePr w:wrap="around" w:hAnchor="margin" w:vAnchor="text" w:xAlign="inside" w:y="1"/>
       <w:rPr>
         <w:lang w:val="pt-BR"/>
       </w:rPr>
@@ -1756,7 +2083,7 @@
 <w:hdr xmlns:wpc="http://schemas.microsoft.com/office/word/2010/wordprocessingCanvas" xmlns:cx="http://schemas.microsoft.com/office/drawing/2014/chartex" xmlns:cx1="http://schemas.microsoft.com/office/drawing/2015/9/8/chartex" xmlns:cx2="http://schemas.microsoft.com/office/drawing/2015/10/21/chartex" xmlns:cx3="http://schemas.microsoft.com/office/drawing/2016/5/9/chartex" xmlns:cx4="http://schemas.microsoft.com/office/drawing/2016/5/10/chartex" xmlns:cx5="http://schemas.microsoft.com/office/drawing/2016/5/11/chartex" xmlns:cx6="http://schemas.microsoft.com/office/drawing/2016/5/12/chartex" xmlns:cx7="http://schemas.microsoft.com/office/drawing/2016/5/13/chartex" xmlns:cx8="http://schemas.microsoft.com/office/drawing/2016/5/14/chartex" xmlns:mc="http://schemas.openxmlformats.org/markup-compatibility/2006" xmlns:aink="http://schemas.microsoft.com/office/drawing/2016/ink" xmlns:am3d="http://schemas.microsoft.com/office/drawing/2017/model3d" xmlns:o="urn:schemas-microsoft-com:office:office" xmlns:oel="http://schemas.microsoft.com/office/2019/extlst" xmlns:r="http://schemas.openxmlformats.org/officeDocument/2006/relationships" xmlns:m="http://schemas.openxmlformats.org/officeDocument/2006/math" xmlns:v="urn:schemas-microsoft-com:vml" xmlns:wp14="http://schemas.microsoft.com/office/word/2010/wordprocessingDrawing" xmlns:wp="http://schemas.openxmlformats.org/drawingml/2006/wordprocessingDrawing" xmlns:w10="urn:schemas-microsoft-com:office:word" xmlns:w="http://schemas.openxmlformats.org/wordprocessingml/2006/main" xmlns:w14="http://schemas.microsoft.com/office/word/2010/wordml" xmlns:w15="http://schemas.microsoft.com/office/word/2012/wordml" xmlns:w16cex="http://schemas.microsoft.com/office/word/2018/wordml/cex" xmlns:w16cid="http://schemas.microsoft.com/office/word/2016/wordml/cid" xmlns:w16="http://schemas.microsoft.com/office/word/2018/wordml" xmlns:w16du="http://schemas.microsoft.com/office/word/2023/wordml/word16du" xmlns:w16sdtdh="http://schemas.microsoft.com/office/word/2020/wordml/sdtdatahash" xmlns:w16sdtfl="http://schemas.microsoft.com/office/word/2024/wordml/sdtformatlock" xmlns:w16se="http://schemas.microsoft.com/office/word/2015/wordml/symex" xmlns:wpg="http://schemas.microsoft.com/office/word/2010/wordprocessingGroup" xmlns:wpi="http://schemas.microsoft.com/office/word/2010/wordprocessingInk" xmlns:wne="http://schemas.microsoft.com/office/word/2006/wordml" xmlns:wps="http://schemas.microsoft.com/office/word/2010/wordprocessingShape" mc:Ignorable="w14 w15 w16se w16cid w16 w16cex w16sdtdh w16sdtfl w16du wp14">
   <w:p>
     <w:pPr>
-      <w:framePr w:wrap="around" w:vAnchor="text" w:hAnchor="margin" w:xAlign="inside" w:y="1"/>
+      <w:framePr w:wrap="around" w:hAnchor="margin" w:vAnchor="text" w:xAlign="inside" w:y="1"/>
     </w:pPr>
   </w:p>
   <w:p>
@@ -1773,7 +2100,7 @@
 <w:hdr xmlns:wpc="http://schemas.microsoft.com/office/word/2010/wordprocessingCanvas" xmlns:cx="http://schemas.microsoft.com/office/drawing/2014/chartex" xmlns:cx1="http://schemas.microsoft.com/office/drawing/2015/9/8/chartex" xmlns:cx2="http://schemas.microsoft.com/office/drawing/2015/10/21/chartex" xmlns:cx3="http://schemas.microsoft.com/office/drawing/2016/5/9/chartex" xmlns:cx4="http://schemas.microsoft.com/office/drawing/2016/5/10/chartex" xmlns:cx5="http://schemas.microsoft.com/office/drawing/2016/5/11/chartex" xmlns:cx6="http://schemas.microsoft.com/office/drawing/2016/5/12/chartex" xmlns:cx7="http://schemas.microsoft.com/office/drawing/2016/5/13/chartex" xmlns:cx8="http://schemas.microsoft.com/office/drawing/2016/5/14/chartex" xmlns:mc="http://schemas.openxmlformats.org/markup-compatibility/2006" xmlns:aink="http://schemas.microsoft.com/office/drawing/2016/ink" xmlns:am3d="http://schemas.microsoft.com/office/drawing/2017/model3d" xmlns:o="urn:schemas-microsoft-com:office:office" xmlns:oel="http://schemas.microsoft.com/office/2019/extlst" xmlns:r="http://schemas.openxmlformats.org/officeDocument/2006/relationships" xmlns:m="http://schemas.openxmlformats.org/officeDocument/2006/math" xmlns:v="urn:schemas-microsoft-com:vml" xmlns:wp14="http://schemas.microsoft.com/office/word/2010/wordprocessingDrawing" xmlns:wp="http://schemas.openxmlformats.org/drawingml/2006/wordprocessingDrawing" xmlns:w10="urn:schemas-microsoft-com:office:word" xmlns:w="http://schemas.openxmlformats.org/wordprocessingml/2006/main" xmlns:w14="http://schemas.microsoft.com/office/word/2010/wordml" xmlns:w15="http://schemas.microsoft.com/office/word/2012/wordml" xmlns:w16cex="http://schemas.microsoft.com/office/word/2018/wordml/cex" xmlns:w16cid="http://schemas.microsoft.com/office/word/2016/wordml/cid" xmlns:w16="http://schemas.microsoft.com/office/word/2018/wordml" xmlns:w16du="http://schemas.microsoft.com/office/word/2023/wordml/word16du" xmlns:w16sdtdh="http://schemas.microsoft.com/office/word/2020/wordml/sdtdatahash" xmlns:w16sdtfl="http://schemas.microsoft.com/office/word/2024/wordml/sdtformatlock" xmlns:w16se="http://schemas.microsoft.com/office/word/2015/wordml/symex" xmlns:wpg="http://schemas.microsoft.com/office/word/2010/wordprocessingGroup" xmlns:wpi="http://schemas.microsoft.com/office/word/2010/wordprocessingInk" xmlns:wne="http://schemas.microsoft.com/office/word/2006/wordml" xmlns:wps="http://schemas.microsoft.com/office/word/2010/wordprocessingShape" mc:Ignorable="w14 w15 w16se w16cid w16 w16cex w16sdtdh w16sdtfl w16du wp14">
   <w:p>
     <w:pPr>
-      <w:framePr w:wrap="around" w:vAnchor="text" w:hAnchor="margin" w:xAlign="inside" w:y="1"/>
+      <w:framePr w:wrap="around" w:hAnchor="margin" w:vAnchor="text" w:xAlign="inside" w:y="1"/>
       <w:rPr>
         <w:lang w:val="pt-BR"/>
       </w:rPr>
@@ -1839,7 +2166,7 @@
 <w:hdr xmlns:wpc="http://schemas.microsoft.com/office/word/2010/wordprocessingCanvas" xmlns:cx="http://schemas.microsoft.com/office/drawing/2014/chartex" xmlns:cx1="http://schemas.microsoft.com/office/drawing/2015/9/8/chartex" xmlns:cx2="http://schemas.microsoft.com/office/drawing/2015/10/21/chartex" xmlns:cx3="http://schemas.microsoft.com/office/drawing/2016/5/9/chartex" xmlns:cx4="http://schemas.microsoft.com/office/drawing/2016/5/10/chartex" xmlns:cx5="http://schemas.microsoft.com/office/drawing/2016/5/11/chartex" xmlns:cx6="http://schemas.microsoft.com/office/drawing/2016/5/12/chartex" xmlns:cx7="http://schemas.microsoft.com/office/drawing/2016/5/13/chartex" xmlns:cx8="http://schemas.microsoft.com/office/drawing/2016/5/14/chartex" xmlns:mc="http://schemas.openxmlformats.org/markup-compatibility/2006" xmlns:aink="http://schemas.microsoft.com/office/drawing/2016/ink" xmlns:am3d="http://schemas.microsoft.com/office/drawing/2017/model3d" xmlns:o="urn:schemas-microsoft-com:office:office" xmlns:oel="http://schemas.microsoft.com/office/2019/extlst" xmlns:r="http://schemas.openxmlformats.org/officeDocument/2006/relationships" xmlns:m="http://schemas.openxmlformats.org/officeDocument/2006/math" xmlns:v="urn:schemas-microsoft-com:vml" xmlns:wp14="http://schemas.microsoft.com/office/word/2010/wordprocessingDrawing" xmlns:wp="http://schemas.openxmlformats.org/drawingml/2006/wordprocessingDrawing" xmlns:w10="urn:schemas-microsoft-com:office:word" xmlns:w="http://schemas.openxmlformats.org/wordprocessingml/2006/main" xmlns:w14="http://schemas.microsoft.com/office/word/2010/wordml" xmlns:w15="http://schemas.microsoft.com/office/word/2012/wordml" xmlns:w16cex="http://schemas.microsoft.com/office/word/2018/wordml/cex" xmlns:w16cid="http://schemas.microsoft.com/office/word/2016/wordml/cid" xmlns:w16="http://schemas.microsoft.com/office/word/2018/wordml" xmlns:w16du="http://schemas.microsoft.com/office/word/2023/wordml/word16du" xmlns:w16sdtdh="http://schemas.microsoft.com/office/word/2020/wordml/sdtdatahash" xmlns:w16sdtfl="http://schemas.microsoft.com/office/word/2024/wordml/sdtformatlock" xmlns:w16se="http://schemas.microsoft.com/office/word/2015/wordml/symex" xmlns:wpg="http://schemas.microsoft.com/office/word/2010/wordprocessingGroup" xmlns:wpi="http://schemas.microsoft.com/office/word/2010/wordprocessingInk" xmlns:wne="http://schemas.microsoft.com/office/word/2006/wordml" xmlns:wps="http://schemas.microsoft.com/office/word/2010/wordprocessingShape" mc:Ignorable="w14 w15 w16se w16cid w16 w16cex w16sdtdh w16sdtfl w16du wp14">
   <w:p>
     <w:pPr>
-      <w:framePr w:wrap="around" w:vAnchor="text" w:hAnchor="margin" w:xAlign="inside" w:y="1"/>
+      <w:framePr w:wrap="around" w:hAnchor="margin" w:vAnchor="text" w:xAlign="inside" w:y="1"/>
     </w:pPr>
   </w:p>
   <w:p>
@@ -1854,6 +2181,118 @@
 
 <file path=word/numbering.xml><?xml version="1.0" encoding="utf-8"?>
 <w:numbering xmlns:wpc="http://schemas.microsoft.com/office/word/2010/wordprocessingCanvas" xmlns:cx="http://schemas.microsoft.com/office/drawing/2014/chartex" xmlns:cx1="http://schemas.microsoft.com/office/drawing/2015/9/8/chartex" xmlns:cx2="http://schemas.microsoft.com/office/drawing/2015/10/21/chartex" xmlns:cx3="http://schemas.microsoft.com/office/drawing/2016/5/9/chartex" xmlns:cx4="http://schemas.microsoft.com/office/drawing/2016/5/10/chartex" xmlns:cx5="http://schemas.microsoft.com/office/drawing/2016/5/11/chartex" xmlns:cx6="http://schemas.microsoft.com/office/drawing/2016/5/12/chartex" xmlns:cx7="http://schemas.microsoft.com/office/drawing/2016/5/13/chartex" xmlns:cx8="http://schemas.microsoft.com/office/drawing/2016/5/14/chartex" xmlns:mc="http://schemas.openxmlformats.org/markup-compatibility/2006" xmlns:aink="http://schemas.microsoft.com/office/drawing/2016/ink" xmlns:am3d="http://schemas.microsoft.com/office/drawing/2017/model3d" xmlns:o="urn:schemas-microsoft-com:office:office" xmlns:oel="http://schemas.microsoft.com/office/2019/extlst" xmlns:r="http://schemas.openxmlformats.org/officeDocument/2006/relationships" xmlns:m="http://schemas.openxmlformats.org/officeDocument/2006/math" xmlns:v="urn:schemas-microsoft-com:vml" xmlns:wp14="http://schemas.microsoft.com/office/word/2010/wordprocessingDrawing" xmlns:wp="http://schemas.openxmlformats.org/drawingml/2006/wordprocessingDrawing" xmlns:w10="urn:schemas-microsoft-com:office:word" xmlns:w="http://schemas.openxmlformats.org/wordprocessingml/2006/main" xmlns:w14="http://schemas.microsoft.com/office/word/2010/wordml" xmlns:w15="http://schemas.microsoft.com/office/word/2012/wordml" xmlns:w16cex="http://schemas.microsoft.com/office/word/2018/wordml/cex" xmlns:w16cid="http://schemas.microsoft.com/office/word/2016/wordml/cid" xmlns:w16="http://schemas.microsoft.com/office/word/2018/wordml" xmlns:w16du="http://schemas.microsoft.com/office/word/2023/wordml/word16du" xmlns:w16sdtdh="http://schemas.microsoft.com/office/word/2020/wordml/sdtdatahash" xmlns:w16sdtfl="http://schemas.microsoft.com/office/word/2024/wordml/sdtformatlock" xmlns:w16se="http://schemas.microsoft.com/office/word/2015/wordml/symex" xmlns:wpg="http://schemas.microsoft.com/office/word/2010/wordprocessingGroup" xmlns:wpi="http://schemas.microsoft.com/office/word/2010/wordprocessingInk" xmlns:wne="http://schemas.microsoft.com/office/word/2006/wordml" xmlns:wps="http://schemas.microsoft.com/office/word/2010/wordprocessingShape" mc:Ignorable="w14 w15 w16se w16cid w16 w16cex w16sdtdh w16sdtfl w16du wp14">
+  <w:abstractNum xmlns:w="http://schemas.openxmlformats.org/wordprocessingml/2006/main" w:abstractNumId="19">
+    <w:nsid w:val="4c62e3e4"/>
+    <w:multiLevelType xmlns:w="http://schemas.openxmlformats.org/wordprocessingml/2006/main" w:val="hybridMultilevel"/>
+    <w:lvl xmlns:w="http://schemas.openxmlformats.org/wordprocessingml/2006/main" w:ilvl="0">
+      <w:start w:val="1"/>
+      <w:numFmt w:val="bullet"/>
+      <w:lvlText w:val=""/>
+      <w:lvlJc w:val="left"/>
+      <w:pPr>
+        <w:ind w:left="720" w:hanging="360"/>
+      </w:pPr>
+      <w:rPr>
+        <w:rFonts w:hint="default" w:ascii="Symbol" w:hAnsi="Symbol"/>
+      </w:rPr>
+    </w:lvl>
+    <w:lvl xmlns:w="http://schemas.openxmlformats.org/wordprocessingml/2006/main" w:ilvl="1">
+      <w:start w:val="1"/>
+      <w:numFmt w:val="bullet"/>
+      <w:lvlText w:val="o"/>
+      <w:lvlJc w:val="left"/>
+      <w:pPr>
+        <w:ind w:left="1440" w:hanging="360"/>
+      </w:pPr>
+      <w:rPr>
+        <w:rFonts w:hint="default" w:ascii="Courier New" w:hAnsi="Courier New"/>
+      </w:rPr>
+    </w:lvl>
+    <w:lvl xmlns:w="http://schemas.openxmlformats.org/wordprocessingml/2006/main" w:ilvl="2">
+      <w:start w:val="1"/>
+      <w:numFmt w:val="bullet"/>
+      <w:lvlText w:val=""/>
+      <w:lvlJc w:val="left"/>
+      <w:pPr>
+        <w:ind w:left="2160" w:hanging="360"/>
+      </w:pPr>
+      <w:rPr>
+        <w:rFonts w:hint="default" w:ascii="Wingdings" w:hAnsi="Wingdings"/>
+      </w:rPr>
+    </w:lvl>
+    <w:lvl xmlns:w="http://schemas.openxmlformats.org/wordprocessingml/2006/main" w:ilvl="3">
+      <w:start w:val="1"/>
+      <w:numFmt w:val="bullet"/>
+      <w:lvlText w:val=""/>
+      <w:lvlJc w:val="left"/>
+      <w:pPr>
+        <w:ind w:left="2880" w:hanging="360"/>
+      </w:pPr>
+      <w:rPr>
+        <w:rFonts w:hint="default" w:ascii="Symbol" w:hAnsi="Symbol"/>
+      </w:rPr>
+    </w:lvl>
+    <w:lvl xmlns:w="http://schemas.openxmlformats.org/wordprocessingml/2006/main" w:ilvl="4">
+      <w:start w:val="1"/>
+      <w:numFmt w:val="bullet"/>
+      <w:lvlText w:val="o"/>
+      <w:lvlJc w:val="left"/>
+      <w:pPr>
+        <w:ind w:left="3600" w:hanging="360"/>
+      </w:pPr>
+      <w:rPr>
+        <w:rFonts w:hint="default" w:ascii="Courier New" w:hAnsi="Courier New"/>
+      </w:rPr>
+    </w:lvl>
+    <w:lvl xmlns:w="http://schemas.openxmlformats.org/wordprocessingml/2006/main" w:ilvl="5">
+      <w:start w:val="1"/>
+      <w:numFmt w:val="bullet"/>
+      <w:lvlText w:val=""/>
+      <w:lvlJc w:val="left"/>
+      <w:pPr>
+        <w:ind w:left="4320" w:hanging="360"/>
+      </w:pPr>
+      <w:rPr>
+        <w:rFonts w:hint="default" w:ascii="Wingdings" w:hAnsi="Wingdings"/>
+      </w:rPr>
+    </w:lvl>
+    <w:lvl xmlns:w="http://schemas.openxmlformats.org/wordprocessingml/2006/main" w:ilvl="6">
+      <w:start w:val="1"/>
+      <w:numFmt w:val="bullet"/>
+      <w:lvlText w:val=""/>
+      <w:lvlJc w:val="left"/>
+      <w:pPr>
+        <w:ind w:left="5040" w:hanging="360"/>
+      </w:pPr>
+      <w:rPr>
+        <w:rFonts w:hint="default" w:ascii="Symbol" w:hAnsi="Symbol"/>
+      </w:rPr>
+    </w:lvl>
+    <w:lvl xmlns:w="http://schemas.openxmlformats.org/wordprocessingml/2006/main" w:ilvl="7">
+      <w:start w:val="1"/>
+      <w:numFmt w:val="bullet"/>
+      <w:lvlText w:val="o"/>
+      <w:lvlJc w:val="left"/>
+      <w:pPr>
+        <w:ind w:left="5760" w:hanging="360"/>
+      </w:pPr>
+      <w:rPr>
+        <w:rFonts w:hint="default" w:ascii="Courier New" w:hAnsi="Courier New"/>
+      </w:rPr>
+    </w:lvl>
+    <w:lvl xmlns:w="http://schemas.openxmlformats.org/wordprocessingml/2006/main" w:ilvl="8">
+      <w:start w:val="1"/>
+      <w:numFmt w:val="bullet"/>
+      <w:lvlText w:val=""/>
+      <w:lvlJc w:val="left"/>
+      <w:pPr>
+        <w:ind w:left="6480" w:hanging="360"/>
+      </w:pPr>
+      <w:rPr>
+        <w:rFonts w:hint="default" w:ascii="Wingdings" w:hAnsi="Wingdings"/>
+      </w:rPr>
+    </w:lvl>
+  </w:abstractNum>
   <w:abstractNum w:abstractNumId="0" w15:restartNumberingAfterBreak="0">
     <w:nsid w:val="FFFFFF7C"/>
     <w:multiLevelType w:val="singleLevel"/>
@@ -1938,7 +2377,7 @@
         <w:ind w:left="1492" w:hanging="360"/>
       </w:pPr>
       <w:rPr>
-        <w:rFonts w:ascii="Symbol" w:hAnsi="Symbol" w:hint="default"/>
+        <w:rFonts w:hint="default" w:ascii="Symbol" w:hAnsi="Symbol"/>
       </w:rPr>
     </w:lvl>
   </w:abstractNum>
@@ -1958,7 +2397,7 @@
         <w:ind w:left="1209" w:hanging="360"/>
       </w:pPr>
       <w:rPr>
-        <w:rFonts w:ascii="Symbol" w:hAnsi="Symbol" w:hint="default"/>
+        <w:rFonts w:hint="default" w:ascii="Symbol" w:hAnsi="Symbol"/>
       </w:rPr>
     </w:lvl>
   </w:abstractNum>
@@ -1978,7 +2417,7 @@
         <w:ind w:left="926" w:hanging="360"/>
       </w:pPr>
       <w:rPr>
-        <w:rFonts w:ascii="Symbol" w:hAnsi="Symbol" w:hint="default"/>
+        <w:rFonts w:hint="default" w:ascii="Symbol" w:hAnsi="Symbol"/>
       </w:rPr>
     </w:lvl>
   </w:abstractNum>
@@ -1998,7 +2437,7 @@
         <w:ind w:left="643" w:hanging="360"/>
       </w:pPr>
       <w:rPr>
-        <w:rFonts w:ascii="Symbol" w:hAnsi="Symbol" w:hint="default"/>
+        <w:rFonts w:hint="default" w:ascii="Symbol" w:hAnsi="Symbol"/>
       </w:rPr>
     </w:lvl>
   </w:abstractNum>
@@ -2035,7 +2474,7 @@
         <w:ind w:left="360" w:hanging="360"/>
       </w:pPr>
       <w:rPr>
-        <w:rFonts w:ascii="Symbol" w:hAnsi="Symbol" w:hint="default"/>
+        <w:rFonts w:hint="default" w:ascii="Symbol" w:hAnsi="Symbol"/>
       </w:rPr>
     </w:lvl>
   </w:abstractNum>
@@ -2055,7 +2494,7 @@
         <w:ind w:left="360" w:hanging="360"/>
       </w:pPr>
       <w:rPr>
-        <w:rFonts w:ascii="Symbol" w:hAnsi="Symbol" w:hint="default"/>
+        <w:rFonts w:hint="default" w:ascii="Symbol" w:hAnsi="Symbol"/>
       </w:rPr>
     </w:lvl>
   </w:abstractNum>
@@ -2135,7 +2574,7 @@
         <w:ind w:left="360" w:hanging="360"/>
       </w:pPr>
       <w:rPr>
-        <w:rFonts w:ascii="Symbol" w:hAnsi="Symbol" w:hint="default"/>
+        <w:rFonts w:hint="default" w:ascii="Symbol" w:hAnsi="Symbol"/>
       </w:rPr>
     </w:lvl>
   </w:abstractNum>
@@ -2155,7 +2594,7 @@
         <w:ind w:left="360" w:hanging="360"/>
       </w:pPr>
       <w:rPr>
-        <w:rFonts w:ascii="Symbol" w:hAnsi="Symbol" w:hint="default"/>
+        <w:rFonts w:hint="default" w:ascii="Symbol" w:hAnsi="Symbol"/>
       </w:rPr>
     </w:lvl>
   </w:abstractNum>
@@ -2175,7 +2614,7 @@
         <w:ind w:left="360" w:hanging="360"/>
       </w:pPr>
       <w:rPr>
-        <w:rFonts w:ascii="Symbol" w:hAnsi="Symbol" w:hint="default"/>
+        <w:rFonts w:hint="default" w:ascii="Symbol" w:hAnsi="Symbol"/>
       </w:rPr>
     </w:lvl>
   </w:abstractNum>
@@ -2219,6 +2658,9 @@
       </w:rPr>
     </w:lvl>
   </w:abstractNum>
+  <w:num w:numId="20">
+    <w:abstractNumId w:val="19"/>
+  </w:num>
   <w:num w:numId="1" w16cid:durableId="1750038872">
     <w:abstractNumId w:val="11"/>
   </w:num>
@@ -2284,7 +2726,7 @@
   <w:docDefaults>
     <w:rPrDefault>
       <w:rPr>
-        <w:rFonts w:ascii="Times New Roman" w:eastAsia="Times New Roman" w:hAnsi="Times New Roman" w:cs="Times New Roman"/>
+        <w:rFonts w:ascii="Times New Roman" w:hAnsi="Times New Roman" w:eastAsia="Times New Roman" w:cs="Times New Roman"/>
         <w:lang w:val="pt-BR" w:eastAsia="pt-BR" w:bidi="ar-SA"/>
       </w:rPr>
     </w:rPrDefault>
@@ -2350,7 +2792,7 @@
     <w:lsdException w:name="Table Web 2" w:semiHidden="1" w:unhideWhenUsed="1"/>
     <w:lsdException w:name="Table Web 3" w:semiHidden="1" w:unhideWhenUsed="1"/>
     <w:lsdException w:name="Table Theme" w:semiHidden="1" w:unhideWhenUsed="1"/>
-    <w:lsdException w:name="Placeholder Text" w:semiHidden="1" w:uiPriority="99"/>
+    <w:lsdException w:name="Placeholder Text" w:uiPriority="99" w:semiHidden="1"/>
     <w:lsdException w:name="No Spacing" w:uiPriority="1" w:qFormat="1"/>
     <w:lsdException w:name="Light Shading" w:uiPriority="60"/>
     <w:lsdException w:name="Light List" w:uiPriority="61"/>
@@ -2372,7 +2814,7 @@
     <w:lsdException w:name="Medium Shading 1 Accent 1" w:uiPriority="63"/>
     <w:lsdException w:name="Medium Shading 2 Accent 1" w:uiPriority="64"/>
     <w:lsdException w:name="Medium List 1 Accent 1" w:uiPriority="65"/>
-    <w:lsdException w:name="Revision" w:semiHidden="1" w:uiPriority="99"/>
+    <w:lsdException w:name="Revision" w:uiPriority="99" w:semiHidden="1"/>
     <w:lsdException w:name="List Paragraph" w:uiPriority="34" w:qFormat="1"/>
     <w:lsdException w:name="Quote" w:uiPriority="29" w:qFormat="1"/>
     <w:lsdException w:name="Intense Quote" w:uiPriority="30" w:qFormat="1"/>
@@ -2459,8 +2901,8 @@
     <w:lsdException w:name="Subtle Reference" w:uiPriority="31" w:qFormat="1"/>
     <w:lsdException w:name="Intense Reference" w:uiPriority="32" w:qFormat="1"/>
     <w:lsdException w:name="Book Title" w:uiPriority="33" w:qFormat="1"/>
-    <w:lsdException w:name="Bibliography" w:semiHidden="1" w:uiPriority="37" w:unhideWhenUsed="1"/>
-    <w:lsdException w:name="TOC Heading" w:semiHidden="1" w:uiPriority="39" w:unhideWhenUsed="1" w:qFormat="1"/>
+    <w:lsdException w:name="Bibliography" w:uiPriority="37" w:semiHidden="1" w:unhideWhenUsed="1"/>
+    <w:lsdException w:name="TOC Heading" w:uiPriority="39" w:semiHidden="1" w:unhideWhenUsed="1" w:qFormat="1"/>
     <w:lsdException w:name="Plain Table 1" w:uiPriority="41"/>
     <w:lsdException w:name="Plain Table 2" w:uiPriority="42"/>
     <w:lsdException w:name="Plain Table 3" w:uiPriority="43"/>
@@ -2565,13 +3007,13 @@
     <w:lsdException w:name="List Table 5 Dark Accent 6" w:uiPriority="50"/>
     <w:lsdException w:name="List Table 6 Colorful Accent 6" w:uiPriority="51"/>
     <w:lsdException w:name="List Table 7 Colorful Accent 6" w:uiPriority="52"/>
-    <w:lsdException w:name="Mention" w:semiHidden="1" w:uiPriority="99" w:unhideWhenUsed="1"/>
-    <w:lsdException w:name="Smart Hyperlink" w:semiHidden="1" w:uiPriority="99" w:unhideWhenUsed="1"/>
-    <w:lsdException w:name="Hashtag" w:semiHidden="1" w:uiPriority="99" w:unhideWhenUsed="1"/>
-    <w:lsdException w:name="Unresolved Mention" w:semiHidden="1" w:uiPriority="99" w:unhideWhenUsed="1"/>
-    <w:lsdException w:name="Smart Link" w:semiHidden="1" w:uiPriority="99" w:unhideWhenUsed="1"/>
+    <w:lsdException w:name="Mention" w:uiPriority="99" w:semiHidden="1" w:unhideWhenUsed="1"/>
+    <w:lsdException w:name="Smart Hyperlink" w:uiPriority="99" w:semiHidden="1" w:unhideWhenUsed="1"/>
+    <w:lsdException w:name="Hashtag" w:uiPriority="99" w:semiHidden="1" w:unhideWhenUsed="1"/>
+    <w:lsdException w:name="Unresolved Mention" w:uiPriority="99" w:semiHidden="1" w:unhideWhenUsed="1"/>
+    <w:lsdException w:name="Smart Link" w:uiPriority="99" w:semiHidden="1" w:unhideWhenUsed="1"/>
   </w:latentStyles>
-  <w:style w:type="paragraph" w:default="1" w:styleId="Normal">
+  <w:style w:type="paragraph" w:styleId="Normal" w:default="1">
     <w:name w:val="Normal"/>
     <w:qFormat/>
     <w:pPr>
@@ -2682,13 +3124,13 @@
       <w:szCs w:val="22"/>
     </w:rPr>
   </w:style>
-  <w:style w:type="character" w:default="1" w:styleId="Fontepargpadro">
+  <w:style w:type="character" w:styleId="Fontepargpadro" w:default="1">
     <w:name w:val="Default Paragraph Font"/>
     <w:uiPriority w:val="1"/>
     <w:semiHidden/>
     <w:unhideWhenUsed/>
   </w:style>
-  <w:style w:type="table" w:default="1" w:styleId="Tabelanormal">
+  <w:style w:type="table" w:styleId="Tabelanormal" w:default="1">
     <w:name w:val="Normal Table"/>
     <w:uiPriority w:val="99"/>
     <w:semiHidden/>
@@ -2703,13 +3145,13 @@
       </w:tblCellMar>
     </w:tblPr>
   </w:style>
-  <w:style w:type="numbering" w:default="1" w:styleId="Semlista">
+  <w:style w:type="numbering" w:styleId="Semlista" w:default="1">
     <w:name w:val="No List"/>
     <w:uiPriority w:val="99"/>
     <w:semiHidden/>
     <w:unhideWhenUsed/>
   </w:style>
-  <w:style w:type="paragraph" w:customStyle="1" w:styleId="Author">
+  <w:style w:type="paragraph" w:styleId="Author" w:customStyle="1">
     <w:name w:val="Author"/>
     <w:basedOn w:val="Normal"/>
     <w:rsid w:val="0039084B"/>
@@ -2722,7 +3164,7 @@
       <w:szCs w:val="24"/>
     </w:rPr>
   </w:style>
-  <w:style w:type="paragraph" w:customStyle="1" w:styleId="Address">
+  <w:style w:type="paragraph" w:styleId="Address" w:customStyle="1">
     <w:name w:val="Address"/>
     <w:basedOn w:val="Normal"/>
     <w:link w:val="AddressChar"/>
@@ -2736,7 +3178,7 @@
       <w:lang w:val="pt-BR"/>
     </w:rPr>
   </w:style>
-  <w:style w:type="character" w:customStyle="1" w:styleId="AddressChar">
+  <w:style w:type="character" w:styleId="AddressChar" w:customStyle="1">
     <w:name w:val="Address Char"/>
     <w:basedOn w:val="Fontepargpadro"/>
     <w:link w:val="Address"/>
@@ -2747,7 +3189,7 @@
       <w:lang w:val="pt-BR" w:eastAsia="pt-BR" w:bidi="ar-SA"/>
     </w:rPr>
   </w:style>
-  <w:style w:type="paragraph" w:customStyle="1" w:styleId="Email">
+  <w:style w:type="paragraph" w:styleId="Email" w:customStyle="1">
     <w:name w:val="Email"/>
     <w:basedOn w:val="Normal"/>
     <w:rsid w:val="00EE70EF"/>
@@ -2760,7 +3202,7 @@
       <w:sz w:val="20"/>
     </w:rPr>
   </w:style>
-  <w:style w:type="paragraph" w:customStyle="1" w:styleId="Abstract">
+  <w:style w:type="paragraph" w:styleId="Abstract" w:customStyle="1">
     <w:name w:val="Abstract"/>
     <w:basedOn w:val="Normal"/>
     <w:rsid w:val="00676E05"/>
@@ -2774,7 +3216,7 @@
       <w:lang w:val="pt-BR"/>
     </w:rPr>
   </w:style>
-  <w:style w:type="paragraph" w:customStyle="1" w:styleId="Figure">
+  <w:style w:type="paragraph" w:styleId="Figure" w:customStyle="1">
     <w:name w:val="Figure"/>
     <w:basedOn w:val="Normal"/>
     <w:rsid w:val="00603861"/>
@@ -2785,7 +3227,7 @@
       <w:noProof/>
     </w:rPr>
   </w:style>
-  <w:style w:type="paragraph" w:customStyle="1" w:styleId="Reference">
+  <w:style w:type="paragraph" w:styleId="Reference" w:customStyle="1">
     <w:name w:val="Reference"/>
     <w:basedOn w:val="Normal"/>
     <w:rsid w:val="0025722C"/>
@@ -2880,9 +3322,9 @@
       <w:tblStyleRowBandSize w:val="1"/>
       <w:tblStyleColBandSize w:val="1"/>
       <w:tblBorders>
-        <w:top w:val="single" w:sz="4" w:space="0" w:color="C9C9C9" w:themeColor="accent3" w:themeTint="99"/>
-        <w:bottom w:val="single" w:sz="4" w:space="0" w:color="C9C9C9" w:themeColor="accent3" w:themeTint="99"/>
-        <w:insideH w:val="single" w:sz="4" w:space="0" w:color="C9C9C9" w:themeColor="accent3" w:themeTint="99"/>
+        <w:top w:val="single" w:color="C9C9C9" w:themeColor="accent3" w:themeTint="99" w:sz="4" w:space="0"/>
+        <w:bottom w:val="single" w:color="C9C9C9" w:themeColor="accent3" w:themeTint="99" w:sz="4" w:space="0"/>
+        <w:insideH w:val="single" w:color="C9C9C9" w:themeColor="accent3" w:themeTint="99" w:sz="4" w:space="0"/>
       </w:tblBorders>
     </w:tblPr>
     <w:tblStylePr w:type="firstRow">
@@ -2932,7 +3374,7 @@
       <w:color w:val="808080"/>
     </w:rPr>
   </w:style>
-  <w:style w:type="character" w:customStyle="1" w:styleId="Ttulo1Char">
+  <w:style w:type="character" w:styleId="Ttulo1Char" w:customStyle="1">
     <w:name w:val="Título 1 Char"/>
     <w:basedOn w:val="Fontepargpadro"/>
     <w:link w:val="Ttulo1"/>
@@ -2975,11 +3417,23 @@
       <w:szCs w:val="24"/>
     </w:rPr>
   </w:style>
+  <w:style w:type="paragraph" w:styleId="ListParagraph">
+    <w:uiPriority w:val="34"/>
+    <w:name w:val="List Paragraph"/>
+    <w:basedOn w:val="Normal"/>
+    <w:qFormat/>
+    <w:rsid w:val="5F8D79ED"/>
+    <w:pPr>
+      <w:spacing/>
+      <w:ind w:left="720"/>
+      <w:contextualSpacing/>
+    </w:pPr>
+  </w:style>
 </w:styles>
 </file>
 
 <file path=word/theme/theme1.xml><?xml version="1.0" encoding="utf-8"?>
-<a:theme xmlns:a="http://schemas.openxmlformats.org/drawingml/2006/main" name="Tema do Office">
+<a:theme xmlns:a="http://schemas.openxmlformats.org/drawingml/2006/main" xmlns:thm15="http://schemas.microsoft.com/office/thememl/2012/main" name="Tema do Office">
   <a:themeElements>
     <a:clrScheme name="Office">
       <a:dk1>
